--- a/статья_ИИ_в_преподавании_английского.docx
+++ b/статья_ИИ_в_преподавании_английского.docx
@@ -2,6 +2,89 @@
 <file path=word/document.xml><?xml version="1.0" encoding="utf-8"?>
 <w:document xmlns:wpc="http://schemas.microsoft.com/office/word/2010/wordprocessingCanvas" xmlns:mo="http://schemas.microsoft.com/office/mac/office/2008/main" xmlns:mc="http://schemas.openxmlformats.org/markup-compatibility/2006" xmlns:mv="urn:schemas-microsoft-com:mac:vml" xmlns:o="urn:schemas-microsoft-com:office:office" xmlns:r="http://schemas.openxmlformats.org/officeDocument/2006/relationships" xmlns:m="http://schemas.openxmlformats.org/officeDocument/2006/math" xmlns:v="urn:schemas-microsoft-com:vml" xmlns:wp14="http://schemas.microsoft.com/office/word/2010/wordprocessingDrawing" xmlns:wp="http://schemas.openxmlformats.org/drawingml/2006/wordprocessingDrawing" xmlns:w10="urn:schemas-microsoft-com:office:word" xmlns:w="http://schemas.openxmlformats.org/wordprocessingml/2006/main" xmlns:w14="http://schemas.microsoft.com/office/word/2010/wordml" xmlns:wpg="http://schemas.microsoft.com/office/word/2010/wordprocessingGroup" xmlns:wpi="http://schemas.microsoft.com/office/word/2010/wordprocessingInk" xmlns:wne="http://schemas.microsoft.com/office/word/2006/wordml" xmlns:wps="http://schemas.microsoft.com/office/word/2010/wordprocessingShape" mc:Ignorable="w14 wp14">
   <w:body>
+    <w:p>
+      <w:pPr>
+        <w:spacing w:before="0" w:after="120"/>
+        <w:ind w:firstLine="709"/>
+        <w:jc w:val="both"/>
+      </w:pPr>
+      <w:r>
+        <w:rPr>
+          <w:rFonts w:ascii="Times New Roman" w:hAnsi="Times New Roman" w:cs="Times New Roman"/>
+          <w:sz w:val="24"/>
+        </w:rPr>
+        <w:t>УДК 372.881.111.1:004.8</w:t>
+      </w:r>
+    </w:p>
+    <w:p>
+      <w:pPr>
+        <w:spacing w:before="0" w:after="120"/>
+        <w:ind w:firstLine="709"/>
+        <w:jc w:val="both"/>
+      </w:pPr>
+      <w:r>
+        <w:rPr>
+          <w:rFonts w:ascii="Times New Roman" w:hAnsi="Times New Roman" w:cs="Times New Roman"/>
+          <w:sz w:val="24"/>
+        </w:rPr>
+      </w:r>
+      <w:r>
+        <w:rPr>
+          <w:rFonts w:ascii="Times New Roman" w:hAnsi="Times New Roman" w:cs="Times New Roman"/>
+          <w:b/>
+          <w:sz w:val="24"/>
+        </w:rPr>
+        <w:t>[Фамилия Имя Отчество]</w:t>
+      </w:r>
+      <w:r>
+        <w:rPr>
+          <w:rFonts w:ascii="Times New Roman" w:hAnsi="Times New Roman" w:cs="Times New Roman"/>
+          <w:sz w:val="24"/>
+        </w:rPr>
+      </w:r>
+    </w:p>
+    <w:p>
+      <w:pPr>
+        <w:spacing w:before="0" w:after="120"/>
+        <w:ind w:firstLine="709"/>
+        <w:jc w:val="both"/>
+      </w:pPr>
+      <w:r>
+        <w:rPr>
+          <w:rFonts w:ascii="Times New Roman" w:hAnsi="Times New Roman" w:cs="Times New Roman"/>
+          <w:sz w:val="24"/>
+        </w:rPr>
+        <w:t>[Должность, учёная степень, учёное звание], [наименование организации], г. [Город], Россия.</w:t>
+      </w:r>
+    </w:p>
+    <w:p>
+      <w:pPr>
+        <w:spacing w:before="0" w:after="120"/>
+        <w:ind w:firstLine="709"/>
+        <w:jc w:val="both"/>
+      </w:pPr>
+      <w:r>
+        <w:rPr>
+          <w:rFonts w:ascii="Times New Roman" w:hAnsi="Times New Roman" w:cs="Times New Roman"/>
+          <w:sz w:val="24"/>
+        </w:rPr>
+        <w:t>ORCID: 0000-0000-0000-0000</w:t>
+      </w:r>
+    </w:p>
+    <w:p>
+      <w:pPr>
+        <w:spacing w:before="0" w:after="120"/>
+        <w:ind w:firstLine="709"/>
+        <w:jc w:val="both"/>
+      </w:pPr>
+      <w:r>
+        <w:rPr>
+          <w:rFonts w:ascii="Times New Roman" w:hAnsi="Times New Roman" w:cs="Times New Roman"/>
+          <w:sz w:val="24"/>
+        </w:rPr>
+        <w:t>e-mail: author@organization.ru</w:t>
+      </w:r>
+    </w:p>
     <w:p>
       <w:pPr>
         <w:spacing w:before="240" w:after="240"/>
@@ -13,7 +96,34 @@
           <w:b/>
           <w:sz w:val="28"/>
         </w:rPr>
-        <w:t>Зарубежный опыт интеграции искусственного интеллекта в методику преподавания английского языка: систематический обзор и перспективы адаптации в российском педагогическом вузе</w:t>
+        <w:t>Зарубежный опыт интеграции искусственного интеллекта в методику преподавания английского языка. Систематический обзор и перспективы адаптации в российском педагогическом вузе</w:t>
+      </w:r>
+    </w:p>
+    <w:p>
+      <w:pPr>
+        <w:spacing w:before="0" w:after="120"/>
+        <w:ind w:firstLine="709"/>
+        <w:jc w:val="both"/>
+      </w:pPr>
+      <w:r>
+        <w:rPr>
+          <w:rFonts w:ascii="Times New Roman" w:hAnsi="Times New Roman" w:cs="Times New Roman"/>
+          <w:sz w:val="24"/>
+        </w:rPr>
+      </w:r>
+      <w:r>
+        <w:rPr>
+          <w:rFonts w:ascii="Times New Roman" w:hAnsi="Times New Roman" w:cs="Times New Roman"/>
+          <w:b/>
+          <w:sz w:val="24"/>
+        </w:rPr>
+        <w:t>Foreign Experience of Integrating Artificial Intelligence into English Language Teaching Methodology. A Systematic Review and Prospects for Adaptation in Russian Pedagogical Universities</w:t>
+      </w:r>
+      <w:r>
+        <w:rPr>
+          <w:rFonts w:ascii="Times New Roman" w:hAnsi="Times New Roman" w:cs="Times New Roman"/>
+          <w:sz w:val="24"/>
+        </w:rPr>
       </w:r>
     </w:p>
     <w:p>
@@ -41,7 +151,7 @@
           <w:rFonts w:ascii="Times New Roman" w:hAnsi="Times New Roman" w:cs="Times New Roman"/>
           <w:sz w:val="24"/>
         </w:rPr>
-        <w:t>В статье представлен систематический обзор зарубежных исследований 2020–2025 годов, посвящённых интеграции технологий искусственного интеллекта (ИИ) в методику преподавания английского языка в высшей школе. Целью исследования является анализ актуальных направлений применения ИИ в иноязычном образовании за рубежом и определение перспектив их адаптации в условиях российского педагогического вуза. В ходе систематического поиска по базам данных открытого доступа (PubMed Central, MDPI, Language Learning and Technology, TESL-EJ, Frontiers, ERIC, IRRODL, arXiv) было отобрано 50 источников, удовлетворяющих критериям релевантности, рецензируемости и открытого доступа. Анализ источников проводился по пяти тематическим направлениям. Первое направление посвящено ИИ в развитии письменной речи, второе охватывает применение ИИ-чатботов в устноречевой практике, третье связано с адаптивным обучением и персонализацией образовательных траекторий, четвёртое изучает трансформацию профессиональной роли преподавателя, пятое анализирует этические риски и педагогические ограничения. Установлено, что зарубежная практика демонстрирует значительный дидактический потенциал ИИ-инструментов при условии их методически обоснованной интеграции в учебный процесс. Определены педагогические условия, возможности и барьеры адаптации зарубежного опыта применительно к специфике российского педагогического вуза. Результаты исследования могут быть использованы при разработке учебных программ, методических рекомендаций и программ повышения квалификации преподавателей английского языка педагогических вузов.</w:t>
+        <w:t>В статье представлен систематический обзор зарубежных исследований 2020–2025 годов по интеграции технологий искусственного интеллекта (ИИ) в методику преподавания английского языка в высшей школе. Анализ 50 источников открытого доступа, охватывавших базы данных PubMed Central, MDPI, Language Learning and Technology, TESL-EJ, Frontiers, ERIC, IRRODL и arXiv, проводился по пяти тематическим блокам. Среди них ИИ в развитии письменной речи, применение ИИ-чатботов в устноречевой практике, адаптивное обучение и персонализация образовательных траекторий, трансформация профессиональной роли преподавателя, этические риски и педагогические ограничения. Установлено, что дидактический потенциал ИИ-инструментов реализуется лишь при их методически обоснованной интеграции. Ни одно из рассмотренных исследований не подтверждает возможности или целесообразности замены преподавателя. Для российского педагогического вуза выделены три направления с наибольшим потенциалом адаптации, а именно ИИ-поддержка письменной речи, расширение внеаудиторной устноречевой практики и подготовка будущих учителей к работе в ИИ-насыщенной образовательной среде. Определены педагогические условия успешной адаптации и ограничения переносимости зарубежного опыта. Результаты могут применяться при проектировании учебных программ, разработке методических рекомендаций и программ повышения квалификации преподавателей английского языка педагогических вузов.</w:t>
       </w:r>
     </w:p>
     <w:p>
@@ -97,7 +207,7 @@
           <w:rFonts w:ascii="Times New Roman" w:hAnsi="Times New Roman" w:cs="Times New Roman"/>
           <w:sz w:val="24"/>
         </w:rPr>
-        <w:t>The article presents a systematic review of foreign research published between 2020 and 2025 on the integration of artificial intelligence (AI) technologies into English language teaching methodology in higher education. The purpose of the study is to analyze current trends in AI application in foreign language education abroad and to identify prospects for their adaptation in the context of Russian pedagogical universities. A systematic search across open-access databases (PubMed Central, MDPI, Language Learning and Technology, TESL-EJ, Frontiers, ERIC, IRRODL, arXiv) yielded 50 sources meeting the criteria of relevance, peer-review status, and open access. The analysis was conducted across five thematic directions, namely AI in writing development, AI chatbots and oral speech practice, adaptive learning and personalization of educational trajectories, transformation of the teacher's professional role, and ethical risks and pedagogical limitations. It is established that foreign practice demonstrates considerable didactic potential of AI tools, provided they are integrated in a methodologically grounded manner. Pedagogical conditions, opportunities, and barriers for adapting foreign experience to the specifics of a Russian pedagogical university are identified. The findings may be used in curriculum development, methodological guidelines, and professional development programs for English language teachers at pedagogical universities.</w:t>
+        <w:t>The article presents a systematic review of foreign research (2020–2025) on the integration of artificial intelligence (AI) technologies into English language teaching methodology in higher education. Fifty open-access sources drawn from PubMed Central, MDPI, Language Learning and Technology, TESL-EJ, Frontiers, ERIC, IRRODL, and arXiv were analyzed across five thematic directions, namely AI in writing development, AI chatbots and oral speech practice, adaptive learning and personalization of educational trajectories, transformation of the teacher's professional role, and ethical risks and pedagogical limitations. The review establishes that the didactic potential of AI tools is realized only when their integration is methodologically grounded; none of the reviewed studies confirms either the feasibility or desirability of replacing the teacher. Three directions are identified as having the highest adaptation potential for Russian pedagogical universities: AI-supported writing instruction, expansion of out-of-class oral practice, and preparing future teachers to work in AI-saturated educational environments. Pedagogical conditions for successful adaptation and limitations on the transferability of foreign experience are identified. The findings may inform curriculum design, methodological guidelines, and professional development programs for English language teachers at pedagogical universities.</w:t>
       </w:r>
     </w:p>
     <w:p>
@@ -153,7 +263,7 @@
           <w:rFonts w:ascii="Times New Roman" w:hAnsi="Times New Roman" w:cs="Times New Roman"/>
           <w:sz w:val="24"/>
         </w:rPr>
-        <w:t>Стремительное развитие технологий искусственного интеллекта в первой половине 2020-х годов кардинально изменило контекст иноязычного образования в мировой педагогической практике. Появление генеративных языковых моделей, прежде всего ChatGPT в ноябре 2022 года, ознаменовало качественный сдвиг в возможностях ИИ применительно к обучению языкам: от вспомогательных инструментов проверки грамматики до полноценных собеседников, способных создавать персонализированные учебные материалы, давать развёрнутую обратную связь и имитировать реальные коммуникативные ситуации [10, 13].</w:t>
+        <w:t>К середине 2020-х годов искусственный интеллект перестал быть инструментом будущего в иноязычном образовании. Он стал обстоятельством настоящего, с которым педагогическая практика обязана считаться. Появление ChatGPT в ноябре 2022 года лишь обнажило процессы, шедшие медленнее на протяжении нескольких предшествующих лет — постепенное проникновение генеративных языковых моделей, систем автоматизированной оценки письменных работ и разговорных чатботов в повседневную учебную деятельность студентов [10, 13]. Всё это произошло независимо от того, были ли преподаватели готовы к подобному повороту.</w:t>
       </w:r>
     </w:p>
     <w:p>
@@ -167,7 +277,7 @@
           <w:rFonts w:ascii="Times New Roman" w:hAnsi="Times New Roman" w:cs="Times New Roman"/>
           <w:sz w:val="24"/>
         </w:rPr>
-        <w:t>В мировой науке наблюдается экспоненциальный рост публикаций по данной тематике. Если в 2021 году число рецензируемых работ об ИИ в обучении языкам составляло единицы, то к 2024 году оно превысило 150 статей в год только в индексируемых базах данных [9]. Это свидетельствует как об актуальности проблематики, так и о необходимости её систематического осмысления.</w:t>
+        <w:t>В научной литературе этот сдвиг зафиксирован количественно. Если в 2021 году рецензируемые публикации об ИИ в обучении языкам исчислялись единицами, то к 2024 году только в индексируемых базах данных их выходило более 150 в год [9]. Такой темп роста означает, что систематическое осмысление накопленного опыта само по себе превратилось в самостоятельную исследовательскую задачу.</w:t>
       </w:r>
     </w:p>
     <w:p>
@@ -181,36 +291,7 @@
           <w:rFonts w:ascii="Times New Roman" w:hAnsi="Times New Roman" w:cs="Times New Roman"/>
           <w:sz w:val="24"/>
         </w:rPr>
-        <w:t>Российская система педагогического образования в данном отношении находится в особом положении. С одной стороны, отечественные педагогические вузы испытывают устойчивый запрос на модернизацию методики преподавания иностранных языков в соответствии с требованиями ФГОС ВО нового поколения, предусматривающими формирование цифровых и коммуникативных компетенций. С другой стороны, систематического анализа зарубежного опыта интеграции ИИ в методику преподавания английского языка применительно к условиям российского педагогического вуза до настоящего времени не проводилось, что обусловливает значимое «белое пятно» в отечественной педагогической науке.</w:t>
-      </w:r>
-    </w:p>
-    <w:p>
-      <w:pPr>
-        <w:spacing w:before="0" w:after="120"/>
-        <w:ind w:firstLine="709"/>
-        <w:jc w:val="both"/>
-      </w:pPr>
-      <w:r>
-        <w:rPr>
-          <w:rFonts w:ascii="Times New Roman" w:hAnsi="Times New Roman" w:cs="Times New Roman"/>
-          <w:sz w:val="24"/>
-        </w:rPr>
-        <w:t xml:space="preserve">Обозначенное противоречие между накопленным за рубежом опытом методически обоснованного применения ИИ в иноязычном образовании и отсутствием его систематического анализа в отечественном контексте определяет </w:t>
-      </w:r>
-      <w:r>
-        <w:rPr>
-          <w:rFonts w:ascii="Times New Roman" w:hAnsi="Times New Roman" w:cs="Times New Roman"/>
-          <w:b/>
-          <w:sz w:val="24"/>
-        </w:rPr>
-        <w:t>актуальность</w:t>
-      </w:r>
-      <w:r>
-        <w:rPr>
-          <w:rFonts w:ascii="Times New Roman" w:hAnsi="Times New Roman" w:cs="Times New Roman"/>
-          <w:sz w:val="24"/>
-        </w:rPr>
-        <w:t xml:space="preserve"> настоящего исследования.</w:t>
+        <w:t>Российская система педагогического образования сталкивается с этой ситуацией в специфических условиях. ФГОС ВО нового поколения закрепляет требование формирования цифровых компетенций, однако конкретных указаний на ИИ-инструменты не содержит, что порождает значительную неопределённость на уровне кафедр и учебных программ. При этом отечественных систематических обзоров, специально посвящённых зарубежному опыту интеграции ИИ именно в методику преподавания английского языка применительно к педагогическому вузу, до настоящего времени не появлялось. Это «белое пятно» и определяет актуальность настоящей работы.</w:t>
       </w:r>
     </w:p>
     <w:p>
@@ -238,7 +319,7 @@
           <w:rFonts w:ascii="Times New Roman" w:hAnsi="Times New Roman" w:cs="Times New Roman"/>
           <w:sz w:val="24"/>
         </w:rPr>
-        <w:t xml:space="preserve"> состоит в том, чтобы на основе систематического обзора зарубежной литературы 2020–2025 годов выявить ключевые направления, педагогические условия и результаты интеграции ИИ в методику преподавания английского языка в зарубежной высшей школе и определить перспективы адаптации данного опыта в российском педагогическом вузе.</w:t>
+        <w:t xml:space="preserve"> состоит в том, чтобы на основе систематического обзора зарубежной литературы 2020–2025 годов выявить ключевые направления, педагогические условия и результаты интеграции ИИ в методику преподавания английского языка в зарубежной высшей школе, а также оценить перспективы адаптации этого опыта в российском педагогическом вузе.</w:t>
       </w:r>
     </w:p>
     <w:p>
@@ -252,22 +333,7 @@
           <w:rFonts w:ascii="Times New Roman" w:hAnsi="Times New Roman" w:cs="Times New Roman"/>
           <w:sz w:val="24"/>
         </w:rPr>
-        <w:t xml:space="preserve">Для достижения цели были поставлены следующие </w:t>
-      </w:r>
-      <w:r>
-        <w:rPr>
-          <w:rFonts w:ascii="Times New Roman" w:hAnsi="Times New Roman" w:cs="Times New Roman"/>
-          <w:b/>
-          <w:sz w:val="24"/>
-        </w:rPr>
-        <w:t>задачи</w:t>
-      </w:r>
-      <w:r>
-        <w:rPr>
-          <w:rFonts w:ascii="Times New Roman" w:hAnsi="Times New Roman" w:cs="Times New Roman"/>
-          <w:sz w:val="24"/>
-        </w:rPr>
-        <w:t>. Первая предполагает определение и систематизацию основных направлений применения ИИ в обучении английскому языку согласно зарубежным исследованиям 2020–2025 годов. Вторая задача связана с анализом педагогических эффектов, условий и ограничений применения ИИ-инструментов в иноязычном образовании. Третья задача направлена на выявление специфики трансформации роли преподавателя в ИИ-насыщенной образовательной среде. Четвёртая задача состоит в определении педагогических условий и барьеров адаптации зарубежного опыта в системе российского педагогического образования.</w:t>
+        <w:t>Задачи исследования охватывают четыре аспекта. Первый предполагает систематизацию основных направлений применения ИИ в обучении английскому языку по данным зарубежных исследований 2020–2025 годов. Второй связан с анализом педагогических эффектов, условий и ограничений применения ИИ-инструментов. Третий касается характеристики трансформации роли преподавателя в ИИ-насыщенной образовательной среде. Четвёртый направлен на определение педагогических условий и барьеров адаптации зарубежного опыта в отечественном педагогическом образовании.</w:t>
       </w:r>
     </w:p>
     <w:p>
@@ -295,7 +361,7 @@
           <w:rFonts w:ascii="Times New Roman" w:hAnsi="Times New Roman" w:cs="Times New Roman"/>
           <w:sz w:val="24"/>
         </w:rPr>
-        <w:t xml:space="preserve"> исследования состоит в том, что впервые в отечественной педагогической науке представлен систематический обзор зарубежного опыта интеграции ИИ в методику преподавания английского языка с позиций применимости в российском педагогическом вузе, а также разработана адаптационная модель, учитывающая институциональные, нормативные и дидактические особенности отечественного педагогического образования.</w:t>
+        <w:t xml:space="preserve"> работы определяется тем, что данное исследование впервые систематизирует зарубежный опыт интеграции ИИ в методику преподавания английского языка именно с позиций применимости в условиях российского педагогического вуза. В отличие от более широких обзоров по ИИ в языковом образовании [1, 2], здесь предметом специального анализа становятся нормативный, дидактический и институциональный контексты, определяющие как возможности, так и пределы переносимости зарубежного опыта.</w:t>
       </w:r>
     </w:p>
     <w:p>
@@ -309,7 +375,7 @@
           <w:b/>
           <w:sz w:val="26"/>
         </w:rPr>
-        <w:t>2. Методология исследования</w:t>
+        <w:t>2. Материалы и методы</w:t>
       </w:r>
     </w:p>
     <w:p>
@@ -337,7 +403,7 @@
           <w:rFonts w:ascii="Times New Roman" w:hAnsi="Times New Roman" w:cs="Times New Roman"/>
           <w:sz w:val="24"/>
         </w:rPr>
-        <w:t>Исследование выполнено в форме систематического обзора литературы. В качестве методологической основы использован подход, принятый в международной практике проведения систематических обзоров (systematic review), предполагающий прозрачность критериев отбора источников, воспроизводимость поискового протокола и структурированность анализа данных [3, 5].</w:t>
+        <w:t>Работа выполнена в формате систематического обзора с использованием общепринятых в международной практике принципов прозрачности критериев отбора, воспроизводимости поискового протокола и тематической структуризации данных [3, 5].</w:t>
       </w:r>
     </w:p>
     <w:p>
@@ -351,7 +417,7 @@
           <w:b/>
           <w:sz w:val="24"/>
         </w:rPr>
-        <w:t>2.2. Критерии включения и исключения</w:t>
+        <w:t>2.2. Критерии отбора источников</w:t>
       </w:r>
     </w:p>
     <w:p>
@@ -365,7 +431,7 @@
           <w:rFonts w:ascii="Times New Roman" w:hAnsi="Times New Roman" w:cs="Times New Roman"/>
           <w:sz w:val="24"/>
         </w:rPr>
-        <w:t>В обзор включались источники, отвечающие следующим требованиям. По периоду публикации в выборку входили работы 2020–2025 годов. По типу публикации учитывались рецензируемые научные статьи, систематические обзоры и метаанализы. По тематической релевантности отбирались источники, посвящённые применению ИИ в обучении английскому языку как иностранному или второму (EFL/ESL) в контексте высшего образования. Обязательным условием являлось наличие открытого доступа к полному тексту (open access). Языком публикации выступал английский.</w:t>
+        <w:t>Включённые в обзор источники удовлетворяли пяти условиям. По периоду публикации в выборку входили работы 2020–2025 годов как наиболее релевантные для изучения современного состояния проблемы. По типу публикации учитывались рецензируемые научные статьи, систематические обзоры и метаанализы. По тематической направленности отбирались источники, посвящённые применению ИИ в обучении английскому языку как иностранному или второму (EFL/ESL) в контексте высшего образования. Обязательным условием служило наличие открытого доступа к полному тексту. Языком публикации выступал английский.</w:t>
       </w:r>
     </w:p>
     <w:p>
@@ -379,7 +445,7 @@
           <w:rFonts w:ascii="Times New Roman" w:hAnsi="Times New Roman" w:cs="Times New Roman"/>
           <w:sz w:val="24"/>
         </w:rPr>
-        <w:t>Из обзора исключались источники следующих категорий. Не рассматривались публикации без рецензирования, в том числе блоги и материалы конференций без научной рецензии. Исключались исследования, посвящённые исключительно школьному образованию (K-12) без учёта вузовского контекста. Не принимались технические публикации об алгоритмах ИИ без педагогической составляющей. Отклонялись также источники, недоступные в открытом доступе.</w:t>
+        <w:t>Из рассмотрения исключались материалы без научного рецензирования, в частности блоги и нерецензируемые конференционные тезисы. Не рассматривались исследования, ориентированные исключительно на школьный уровень (K-12), а также технические публикации об алгоритмах ИИ без педагогической составляющей. Источники, недоступные в открытом доступе, также не принимались.</w:t>
       </w:r>
     </w:p>
     <w:p>
@@ -393,7 +459,7 @@
           <w:b/>
           <w:sz w:val="24"/>
         </w:rPr>
-        <w:t>2.3. Источники поиска</w:t>
+        <w:t>2.3. Источники поиска и поисковые запросы</w:t>
       </w:r>
     </w:p>
     <w:p>
@@ -407,7 +473,62 @@
           <w:rFonts w:ascii="Times New Roman" w:hAnsi="Times New Roman" w:cs="Times New Roman"/>
           <w:sz w:val="24"/>
         </w:rPr>
-        <w:t xml:space="preserve">Поиск осуществлялся по нескольким базам данных и платформам открытого доступа. Первой из них являлась </w:t>
+        <w:t>Поиск проводился по восьми ресурсам открытого доступа, объединённым в три группы. Мультидисциплинарные репозитории и платформы были представлены PubMed Central (PMC), Frontiers, IRRODL и репозиторием препринтов arXiv. Специализированные журналы по методике преподавания языков включали Language Learning and Technology (LLT, импакт-фактор 5,6 за 2024 год) и TESL-EJ. Тематические платформы охватывали MDPI (журналы Languages, Education Sciences, Information, Sustainability) и ERIC.</w:t>
+      </w:r>
+    </w:p>
+    <w:p>
+      <w:pPr>
+        <w:spacing w:before="0" w:after="120"/>
+        <w:ind w:firstLine="709"/>
+        <w:jc w:val="both"/>
+      </w:pPr>
+      <w:r>
+        <w:rPr>
+          <w:rFonts w:ascii="Times New Roman" w:hAnsi="Times New Roman" w:cs="Times New Roman"/>
+          <w:sz w:val="24"/>
+        </w:rPr>
+        <w:t>Применялись следующие поисковые запросы на английском языке: «artificial intelligence English language teaching», «ChatGPT EFL OR ESL», «generative AI language learning higher education», «AI chatbot speaking EFL», «automated writing feedback EFL», «adaptive learning English university», «teacher education artificial intelligence EFL».</w:t>
+      </w:r>
+    </w:p>
+    <w:p>
+      <w:pPr>
+        <w:spacing w:before="160" w:after="80"/>
+        <w:jc w:val="left"/>
+      </w:pPr>
+      <w:r>
+        <w:rPr>
+          <w:rFonts w:ascii="Times New Roman" w:hAnsi="Times New Roman" w:cs="Times New Roman"/>
+          <w:b/>
+          <w:sz w:val="24"/>
+        </w:rPr>
+        <w:t>2.4. Формирование выборки</w:t>
+      </w:r>
+    </w:p>
+    <w:p>
+      <w:pPr>
+        <w:spacing w:before="0" w:after="120"/>
+        <w:ind w:firstLine="709"/>
+        <w:jc w:val="both"/>
+      </w:pPr>
+      <w:r>
+        <w:rPr>
+          <w:rFonts w:ascii="Times New Roman" w:hAnsi="Times New Roman" w:cs="Times New Roman"/>
+          <w:sz w:val="24"/>
+        </w:rPr>
+        <w:t>Первичный поиск идентифицировал более 180 потенциально релевантных публикаций. После последовательного применения критериев включения и исключения, а также проверки открытого доступа к полным текстам итоговая выборка составила 50 источников. В таблице 1 представлено их распределение по тематическим блокам.</w:t>
+      </w:r>
+    </w:p>
+    <w:p>
+      <w:pPr>
+        <w:spacing w:before="0" w:after="120"/>
+        <w:ind w:firstLine="709"/>
+        <w:jc w:val="both"/>
+      </w:pPr>
+      <w:r>
+        <w:rPr>
+          <w:rFonts w:ascii="Times New Roman" w:hAnsi="Times New Roman" w:cs="Times New Roman"/>
+          <w:sz w:val="24"/>
+        </w:rPr>
       </w:r>
       <w:r>
         <w:rPr>
@@ -415,190 +536,13 @@
           <w:b/>
           <w:sz w:val="24"/>
         </w:rPr>
-        <w:t>PubMed Central (PMC)</w:t>
+        <w:t>Таблица 1. Распределение источников по тематическим блокам</w:t>
       </w:r>
       <w:r>
         <w:rPr>
           <w:rFonts w:ascii="Times New Roman" w:hAnsi="Times New Roman" w:cs="Times New Roman"/>
           <w:sz w:val="24"/>
         </w:rPr>
-        <w:t xml:space="preserve">, использовавшаяся для поиска в мультидисциплинарных журналах открытого доступа, в том числе Heliyon, Frontiers in Psychology и Frontiers in Education. Второй платформой выступало </w:t>
-      </w:r>
-      <w:r>
-        <w:rPr>
-          <w:rFonts w:ascii="Times New Roman" w:hAnsi="Times New Roman" w:cs="Times New Roman"/>
-          <w:b/>
-          <w:sz w:val="24"/>
-        </w:rPr>
-        <w:t>MDPI</w:t>
-      </w:r>
-      <w:r>
-        <w:rPr>
-          <w:rFonts w:ascii="Times New Roman" w:hAnsi="Times New Roman" w:cs="Times New Roman"/>
-          <w:sz w:val="24"/>
-        </w:rPr>
-        <w:t xml:space="preserve">, представленное журналами Languages, Education Sciences, Information и Sustainability. Третьим ресурсом стал </w:t>
-      </w:r>
-      <w:r>
-        <w:rPr>
-          <w:rFonts w:ascii="Times New Roman" w:hAnsi="Times New Roman" w:cs="Times New Roman"/>
-          <w:b/>
-          <w:sz w:val="24"/>
-        </w:rPr>
-        <w:t>Language Learning and Technology (LLT)</w:t>
-      </w:r>
-      <w:r>
-        <w:rPr>
-          <w:rFonts w:ascii="Times New Roman" w:hAnsi="Times New Roman" w:cs="Times New Roman"/>
-          <w:sz w:val="24"/>
-        </w:rPr>
-        <w:t xml:space="preserve">, являющийся ведущим реферируемым журналом по компьютерному обучению языкам открытого доступа с импакт-фактором 5,6 за 2024 год. В число источников также вошёл </w:t>
-      </w:r>
-      <w:r>
-        <w:rPr>
-          <w:rFonts w:ascii="Times New Roman" w:hAnsi="Times New Roman" w:cs="Times New Roman"/>
-          <w:b/>
-          <w:sz w:val="24"/>
-        </w:rPr>
-        <w:t>TESL-EJ</w:t>
-      </w:r>
-      <w:r>
-        <w:rPr>
-          <w:rFonts w:ascii="Times New Roman" w:hAnsi="Times New Roman" w:cs="Times New Roman"/>
-          <w:sz w:val="24"/>
-        </w:rPr>
-        <w:t xml:space="preserve"> как электронный журнал открытого доступа по методике преподавания английского языка, </w:t>
-      </w:r>
-      <w:r>
-        <w:rPr>
-          <w:rFonts w:ascii="Times New Roman" w:hAnsi="Times New Roman" w:cs="Times New Roman"/>
-          <w:b/>
-          <w:sz w:val="24"/>
-        </w:rPr>
-        <w:t>ERIC</w:t>
-      </w:r>
-      <w:r>
-        <w:rPr>
-          <w:rFonts w:ascii="Times New Roman" w:hAnsi="Times New Roman" w:cs="Times New Roman"/>
-          <w:sz w:val="24"/>
-        </w:rPr>
-        <w:t xml:space="preserve"> в качестве образовательной базы данных открытого доступа, </w:t>
-      </w:r>
-      <w:r>
-        <w:rPr>
-          <w:rFonts w:ascii="Times New Roman" w:hAnsi="Times New Roman" w:cs="Times New Roman"/>
-          <w:b/>
-          <w:sz w:val="24"/>
-        </w:rPr>
-        <w:t>IRRODL</w:t>
-      </w:r>
-      <w:r>
-        <w:rPr>
-          <w:rFonts w:ascii="Times New Roman" w:hAnsi="Times New Roman" w:cs="Times New Roman"/>
-          <w:sz w:val="24"/>
-        </w:rPr>
-        <w:t xml:space="preserve"> (International Review of Research in Open and Distributed Learning), репозиторий препринтов </w:t>
-      </w:r>
-      <w:r>
-        <w:rPr>
-          <w:rFonts w:ascii="Times New Roman" w:hAnsi="Times New Roman" w:cs="Times New Roman"/>
-          <w:b/>
-          <w:sz w:val="24"/>
-        </w:rPr>
-        <w:t>arXiv</w:t>
-      </w:r>
-      <w:r>
-        <w:rPr>
-          <w:rFonts w:ascii="Times New Roman" w:hAnsi="Times New Roman" w:cs="Times New Roman"/>
-          <w:sz w:val="24"/>
-        </w:rPr>
-        <w:t xml:space="preserve"> и платформа </w:t>
-      </w:r>
-      <w:r>
-        <w:rPr>
-          <w:rFonts w:ascii="Times New Roman" w:hAnsi="Times New Roman" w:cs="Times New Roman"/>
-          <w:b/>
-          <w:sz w:val="24"/>
-        </w:rPr>
-        <w:t>Humanities and Social Sciences Communications</w:t>
-      </w:r>
-      <w:r>
-        <w:rPr>
-          <w:rFonts w:ascii="Times New Roman" w:hAnsi="Times New Roman" w:cs="Times New Roman"/>
-          <w:sz w:val="24"/>
-        </w:rPr>
-        <w:t xml:space="preserve"> издательской группы Nature.</w:t>
-      </w:r>
-    </w:p>
-    <w:p>
-      <w:pPr>
-        <w:spacing w:before="160" w:after="80"/>
-        <w:jc w:val="left"/>
-      </w:pPr>
-      <w:r>
-        <w:rPr>
-          <w:rFonts w:ascii="Times New Roman" w:hAnsi="Times New Roman" w:cs="Times New Roman"/>
-          <w:b/>
-          <w:sz w:val="24"/>
-        </w:rPr>
-        <w:t>2.4. Поисковые запросы</w:t>
-      </w:r>
-    </w:p>
-    <w:p>
-      <w:pPr>
-        <w:spacing w:before="0" w:after="120"/>
-        <w:ind w:firstLine="709"/>
-        <w:jc w:val="both"/>
-      </w:pPr>
-      <w:r>
-        <w:rPr>
-          <w:rFonts w:ascii="Times New Roman" w:hAnsi="Times New Roman" w:cs="Times New Roman"/>
-          <w:sz w:val="24"/>
-        </w:rPr>
-        <w:t>Применялись следующие поисковые стратегии на английском языке. Использовались запросы «artificial intelligence English language teaching», «ChatGPT EFL OR ESL», «generative AI language learning higher education», «AI chatbot speaking EFL», «automated writing feedback EFL», «adaptive learning English university» и «teacher education artificial intelligence EFL».</w:t>
-      </w:r>
-    </w:p>
-    <w:p>
-      <w:pPr>
-        <w:spacing w:before="160" w:after="80"/>
-        <w:jc w:val="left"/>
-      </w:pPr>
-      <w:r>
-        <w:rPr>
-          <w:rFonts w:ascii="Times New Roman" w:hAnsi="Times New Roman" w:cs="Times New Roman"/>
-          <w:b/>
-          <w:sz w:val="24"/>
-        </w:rPr>
-        <w:t>2.5. Формирование выборки</w:t>
-      </w:r>
-    </w:p>
-    <w:p>
-      <w:pPr>
-        <w:spacing w:before="0" w:after="120"/>
-        <w:ind w:firstLine="709"/>
-        <w:jc w:val="both"/>
-      </w:pPr>
-      <w:r>
-        <w:rPr>
-          <w:rFonts w:ascii="Times New Roman" w:hAnsi="Times New Roman" w:cs="Times New Roman"/>
-          <w:sz w:val="24"/>
-        </w:rPr>
-        <w:t xml:space="preserve">В результате поиска было идентифицировано более 180 потенциально релевантных источников. После применения критериев включения и исключения, а также проверки открытого доступа к полным текстам итоговая выборка составила </w:t>
-      </w:r>
-      <w:r>
-        <w:rPr>
-          <w:rFonts w:ascii="Times New Roman" w:hAnsi="Times New Roman" w:cs="Times New Roman"/>
-          <w:b/>
-          <w:sz w:val="24"/>
-        </w:rPr>
-        <w:t>50 источников</w:t>
-      </w:r>
-      <w:r>
-        <w:rPr>
-          <w:rFonts w:ascii="Times New Roman" w:hAnsi="Times New Roman" w:cs="Times New Roman"/>
-          <w:sz w:val="24"/>
-        </w:rPr>
-        <w:t>, распределённых по пяти тематическим направлениям. Распределение источников по блокам представлено в следующей таблице.</w:t>
       </w:r>
     </w:p>
     <w:tbl>
@@ -806,7 +750,7 @@
           <w:b/>
           <w:sz w:val="26"/>
         </w:rPr>
-        <w:t>3. Результаты: основные направления зарубежного опыта</w:t>
+        <w:t>3. Результаты</w:t>
       </w:r>
     </w:p>
     <w:p>
@@ -834,7 +778,7 @@
           <w:rFonts w:ascii="Times New Roman" w:hAnsi="Times New Roman" w:cs="Times New Roman"/>
           <w:sz w:val="24"/>
         </w:rPr>
-        <w:t>Применение ИИ для развития письменной речи является наиболее исследованным направлением в зарубежной педагогической практике. Анализ источников позволяет выделить три основные линии. Первая связана с использованием инструментов автоматизированной оценки письменных работ (Automated Writing Evaluation, AWE). Вторая охватывает применение генеративного ИИ для предоставления обратной связи. Третья касается интеграции ИИ-ассистентов непосредственно в процесс создания текста.</w:t>
+        <w:t>Письменная речь остаётся наиболее изученным направлением в контексте ИИ в иноязычном образовании, и это закономерно. Именно здесь асинхронность, возможность многократной итерации и потребность в конкретной языковой обратной связи создают наиболее очевидную точку вхождения для ИИ-инструментов.</w:t>
       </w:r>
     </w:p>
     <w:p>
@@ -848,21 +792,21 @@
           <w:rFonts w:ascii="Times New Roman" w:hAnsi="Times New Roman" w:cs="Times New Roman"/>
           <w:sz w:val="24"/>
         </w:rPr>
+        <w:t>Работы по автоматизированной оценке письменных работ (Automated Writing Evaluation, AWE) образуют первую линию исследований. Результаты Liu et al. [20] показали, что студенты, получавшие компьютерную обратную связь, прогрессировали не только в качестве итогового текста, но и в стратегиях ревизии. Иными словами, ИИ влиял на сам процесс письма, а не только на его продукт. Это принципиально важное разграничение: ИИ как инструмент развития процессуальных навыков, а не корректор готового текста.</w:t>
       </w:r>
-      <w:r>
-        <w:rPr>
-          <w:rFonts w:ascii="Times New Roman" w:hAnsi="Times New Roman" w:cs="Times New Roman"/>
-          <w:b/>
-          <w:sz w:val="24"/>
-        </w:rPr>
-        <w:t>Автоматизированная оценка и обратная связь.</w:t>
-      </w:r>
+    </w:p>
+    <w:p>
+      <w:pPr>
+        <w:spacing w:before="0" w:after="120"/>
+        <w:ind w:firstLine="709"/>
+        <w:jc w:val="both"/>
+      </w:pPr>
       <w:r>
         <w:rPr>
           <w:rFonts w:ascii="Times New Roman" w:hAnsi="Times New Roman" w:cs="Times New Roman"/>
           <w:sz w:val="24"/>
         </w:rPr>
-        <w:t xml:space="preserve"> Ряд исследований свидетельствует о высоком педагогическом потенциале систем автоматизированной обратной связи по письменным работам студентов. Исследование Liu et al. [20], проведённое на базе китайского университета, показало, что студенты-иностранцы, обучавшиеся с применением компьютерной обратной связи, демонстрировали значимый прогресс не только в качестве финального текста, но и в самом процессе письма, в частности в стратегиях ревизии и вовлечённости в работу над текстом. Авторы подчёркивают, что ИИ-обратная связь обладает рядом преимуществ перед преподавательской, поскольку она является немедленной, единообразной и доступной вне аудитории.</w:t>
+        <w:t>Впрочем, картина не так однозначна. Сопоставительное исследование Guo et al. [24] на материале перевода с китайского на английский зафиксировало любопытный дисбаланс. Обратная связь ChatGPT значительно уступала преподавательской при работе со сложными дискурсивными ошибками, зато превосходила её по системности при работе с лексикой и грамматикой. Получается, что ИИ хорош ровно там, где нужна методичная повторяемая проверка по формальным критериям, и явно слабее там, где требуется понимание коммуникативного замысла.</w:t>
       </w:r>
     </w:p>
     <w:p>
@@ -876,7 +820,7 @@
           <w:rFonts w:ascii="Times New Roman" w:hAnsi="Times New Roman" w:cs="Times New Roman"/>
           <w:sz w:val="24"/>
         </w:rPr>
-        <w:t>Вместе с тем сопоставительное исследование Guo et al. [24] на материале перевода с китайского на английский показало неоднозначные результаты. Обратная связь ChatGPT значимо уступала преподавательской в точности лингвистических комментариев при работе со сложными дискурсивными ошибками, однако превосходила её по охвату и системности при работе с лексическими и грамматическими погрешностями. Авторы рекомендуют рассматривать ИИ-обратную связь как дополнение, а не замену преподавательской.</w:t>
+        <w:t>Вопрос о последовательности обратных связей оказался не менее важным, чем вопрос об их источнике. Wang et al. [21] продемонстрировали, что оптимальная схема предполагает следующий порядок работы. Студент сначала получает ИИ-обратную связь, затем преподавательскую, после чего самостоятельно пересматривает текст. Когда последовательность переворачивалась, студенты некритически принимали ИИ-комментарии как более авторитетные, что авторы объясняют своеобразным «делегированием доверия» технологии.</w:t>
       </w:r>
     </w:p>
     <w:p>
@@ -890,21 +834,21 @@
           <w:rFonts w:ascii="Times New Roman" w:hAnsi="Times New Roman" w:cs="Times New Roman"/>
           <w:sz w:val="24"/>
         </w:rPr>
+        <w:t>Zhang et al. [25] проверили надёжность многомерной оценки письменных работ с помощью больших языковых моделей и выявили высокую согласованность LLM-оценки с экспертными оценками по лексическому разнообразию и грамматической правильности. Однако существенные расхождения обнаружились в оценке когерентности и дискурсивной организации текста, что авторы связывают с принципиальными ограничениями нынешних архитектур ИИ. Таким образом, LLM-оценка надёжна в рамках формальных критериев и значительно менее надёжна за их пределами.</w:t>
       </w:r>
-      <w:r>
-        <w:rPr>
-          <w:rFonts w:ascii="Times New Roman" w:hAnsi="Times New Roman" w:cs="Times New Roman"/>
-          <w:b/>
-          <w:sz w:val="24"/>
-        </w:rPr>
-        <w:t>Генеративный ИИ в процессе создания текста.</w:t>
-      </w:r>
+    </w:p>
+    <w:p>
+      <w:pPr>
+        <w:spacing w:before="0" w:after="120"/>
+        <w:ind w:firstLine="709"/>
+        <w:jc w:val="both"/>
+      </w:pPr>
       <w:r>
         <w:rPr>
           <w:rFonts w:ascii="Times New Roman" w:hAnsi="Times New Roman" w:cs="Times New Roman"/>
           <w:sz w:val="24"/>
         </w:rPr>
-        <w:t xml:space="preserve"> Wang et al. [21] изучали влияние последовательности ИИ-обратной связи и преподавательской обратной связи на пересмотр текстов студентами-иностранцами. Результаты показали, что оптимальной является модель, при которой ИИ-обратная связь предшествует преподавательской, а за ней следует самостоятельный пересмотр текста. В этом случае студенты демонстрировали наибольший прогресс в качестве письменных работ. Обратная последовательность оказывалась менее эффективной, поскольку студенты воспринимали ИИ-обратную связь как более авторитетную, не осмысляя её критически.</w:t>
+        <w:t>Среди качественных исследований выделяется работа Li et al. [22], описывающая паттерн когнитивной разгрузки у аспирантов. Студенты постепенно делегировали ИИ всё более сложные операции: от редактирования к структурированию, затем к генерации идей. Авторы квалифицируют этот сдвиг как угрозу развитию академической грамотности и предлагают модель «критического партнёрства», при которой студент осознанно управляет взаимодействием с инструментом. Xu et al. [23] зафиксировали статистически значимый прирост грамматической корректности и лексического разнообразия в экспериментальной группе, работавшей с GPT-4-чатботом WritePro, и специально подчёркивают, что ключевым фактором было педагогическое сопровождение, а не сам инструмент.</w:t>
       </w:r>
     </w:p>
     <w:p>
@@ -918,63 +862,7 @@
           <w:rFonts w:ascii="Times New Roman" w:hAnsi="Times New Roman" w:cs="Times New Roman"/>
           <w:sz w:val="24"/>
         </w:rPr>
-        <w:t>Zhang et al. [25] провели оценку надёжности многомерной оценки письменных работ с помощью больших языковых моделей. Результаты подтвердили высокую согласованность LLM-оценки с экспертными оценками по таким критериям, как лексическое разнообразие и грамматическая правильность. Вместе с тем были выявлены существенные расхождения в оценке когерентности и дискурсивной организации текста, что авторы объясняют принципиальными ограничениями текущих архитектур ИИ.</w:t>
-      </w:r>
-    </w:p>
-    <w:p>
-      <w:pPr>
-        <w:spacing w:before="0" w:after="120"/>
-        <w:ind w:firstLine="709"/>
-        <w:jc w:val="both"/>
-      </w:pPr>
-      <w:r>
-        <w:rPr>
-          <w:rFonts w:ascii="Times New Roman" w:hAnsi="Times New Roman" w:cs="Times New Roman"/>
-          <w:sz w:val="24"/>
-        </w:rPr>
-      </w:r>
-      <w:r>
-        <w:rPr>
-          <w:rFonts w:ascii="Times New Roman" w:hAnsi="Times New Roman" w:cs="Times New Roman"/>
-          <w:b/>
-          <w:sz w:val="24"/>
-        </w:rPr>
-        <w:t>Педагогические риски при интеграции ИИ в письмо.</w:t>
-      </w:r>
-      <w:r>
-        <w:rPr>
-          <w:rFonts w:ascii="Times New Roman" w:hAnsi="Times New Roman" w:cs="Times New Roman"/>
-          <w:sz w:val="24"/>
-        </w:rPr>
-        <w:t xml:space="preserve"> Li et al. [22] в качественном исследовании с аспирантами выявили характерные паттерны использования генеративного ИИ при написании исследовательских работ. Студенты активно применяли ИИ для генерации идей, структурирования текста и устранения лексических лакун, однако нередко воспроизводили ИИ-генерированные формулировки без критического осмысления. Авторы квалифицируют это явление как угрозу развитию академической грамотности и предлагают модель «критического партнёрства» с ИИ, при которой студент осознанно управляет взаимодействием с инструментом.</w:t>
-      </w:r>
-    </w:p>
-    <w:p>
-      <w:pPr>
-        <w:spacing w:before="0" w:after="120"/>
-        <w:ind w:firstLine="709"/>
-        <w:jc w:val="both"/>
-      </w:pPr>
-      <w:r>
-        <w:rPr>
-          <w:rFonts w:ascii="Times New Roman" w:hAnsi="Times New Roman" w:cs="Times New Roman"/>
-          <w:sz w:val="24"/>
-        </w:rPr>
-        <w:t>Xu et al. [23] сосредоточились на точности письменной речи студентов-иностранцев при работе с ИИ-чатботом WritePro на базе GPT-4. Результаты демонстрируют статистически значимый прогресс в грамматической правильности и лексическом разнообразии у экспериментальной группы по сравнению с контрольной, получавшей традиционную преподавательскую обратную связь. Авторы указывают, что ключевым педагогическим условием эффективности является не сам ИИ-инструмент, а методическое сопровождение его использования со стороны преподавателя.</w:t>
-      </w:r>
-    </w:p>
-    <w:p>
-      <w:pPr>
-        <w:spacing w:before="0" w:after="120"/>
-        <w:ind w:firstLine="709"/>
-        <w:jc w:val="both"/>
-      </w:pPr>
-      <w:r>
-        <w:rPr>
-          <w:rFonts w:ascii="Times New Roman" w:hAnsi="Times New Roman" w:cs="Times New Roman"/>
-          <w:sz w:val="24"/>
-        </w:rPr>
-        <w:t>Таким образом, зарубежный опыт свидетельствует о значимом дидактическом потенциале ИИ в развитии письменной речи при условии его интеграции в структурированный педагогический процесс, а не замены им традиционного обучения.</w:t>
+        <w:t>Обобщая данное направление, можно констатировать, что ИИ в письменной речи эффективен как вспомогательный, но не замещающий инструмент. Это, впрочем, повторяет логику любой успешной дидактической технологии.</w:t>
       </w:r>
     </w:p>
     <w:p>
@@ -1002,7 +890,7 @@
           <w:rFonts w:ascii="Times New Roman" w:hAnsi="Times New Roman" w:cs="Times New Roman"/>
           <w:sz w:val="24"/>
         </w:rPr>
-        <w:t>Второе по масштабу исследовательское направление связано с применением ИИ-чатботов для развития навыков говорения и снижения речевой тревожности у студентов-иностранцев. Ключевым преимуществом ИИ-собеседников по сравнению с традиционными форматами устной практики является их доступность вне учебного времени, отсутствие оценивающего человеческого партнёра и возможность многократного повторения.</w:t>
+        <w:t>Устноречевая практика традиционно является дефицитным ресурсом в EFL-контексте. Аудиторного времени не хватает, а возможности практики вне класса исторически ограничены. Именно этим объясняется значительный интерес к ИИ-чатботам как инструментам внеаудиторной практики говорения.</w:t>
       </w:r>
     </w:p>
     <w:p>
@@ -1016,21 +904,21 @@
           <w:rFonts w:ascii="Times New Roman" w:hAnsi="Times New Roman" w:cs="Times New Roman"/>
           <w:sz w:val="24"/>
         </w:rPr>
+        <w:t>Систематический обзор Du и Daniel [28] охватил эмпирические исследования ИИ-чатботов для практики устной речи и установил, что диалоговые системы положительно влияют на беглость речи и готовность к общению (willingness to communicate). При этом выявлен существенный пробел: большинство существующих чатботов обеспечивают обратную связь по грамматике и лексике, но практически игнорируют дискурсивные и прагматические аспекты речи. Студент может научиться строить правильные предложения, не научившись строить разговор.</w:t>
       </w:r>
-      <w:r>
-        <w:rPr>
-          <w:rFonts w:ascii="Times New Roman" w:hAnsi="Times New Roman" w:cs="Times New Roman"/>
-          <w:b/>
-          <w:sz w:val="24"/>
-        </w:rPr>
-        <w:t>Эффективность чатботов для развития устной речи.</w:t>
-      </w:r>
+    </w:p>
+    <w:p>
+      <w:pPr>
+        <w:spacing w:before="0" w:after="120"/>
+        <w:ind w:firstLine="709"/>
+        <w:jc w:val="both"/>
+      </w:pPr>
       <w:r>
         <w:rPr>
           <w:rFonts w:ascii="Times New Roman" w:hAnsi="Times New Roman" w:cs="Times New Roman"/>
           <w:sz w:val="24"/>
         </w:rPr>
-        <w:t xml:space="preserve"> Систематический обзор Du and Daniel [28] охватил эмпирические исследования применения ИИ-чатботов для практики говорения на английском языке. Авторы установили, что диалоговые чатботы положительно влияют на беглость речи, готовность к общению (willingness to communicate) и уверенность студентов, однако их эффективность существенно варьируется в зависимости от дизайна задания и степени педагогической поддержки. Исследование выявило значимый пробел в том, что большинство существующих чатботов не обеспечивают обратную связь по дискурсивным и прагматическим аспектам речи, ограничиваясь грамматикой и лексикой.</w:t>
+        <w:t>Снижение речевой тревожности — один из наиболее устойчиво зафиксированных эффектов. Yang et al. [29] интерпретируют его через концепцию «безопасного пространства для практики»: в отсутствие социального оценивания студенты значительно смелее рискуют в плане языка. Эта находка значима для российского контекста, где тревожность при устной речи на иностранном языке является известной педагогической проблемой.</w:t>
       </w:r>
     </w:p>
     <w:p>
@@ -1044,7 +932,7 @@
           <w:rFonts w:ascii="Times New Roman" w:hAnsi="Times New Roman" w:cs="Times New Roman"/>
           <w:sz w:val="24"/>
         </w:rPr>
-        <w:t>Yang et al. [29] в смешанном исследовании с использованием платформы Mondly продемонстрировали, что регулярное взаимодействие с ИИ-собеседником значимо снижает иноязычную тревожность. Авторы интерпретируют этот результат через концепцию «безопасного пространства для практики», в котором отсутствие социального оценивания позволяет студентам более свободно рисковать в плане языка по сравнению с взаимодействием с преподавателем или носителем языка.</w:t>
+        <w:t>Li et al. [30] сопоставили результаты подготовки с ИИ-чатботом и с преподавателем-фасилитатором. Студенты из обеих групп показали сопоставимые результаты в тестах, однако речь «чатботной» группы отличалась более бедным лексическим репертуаром. Авторы делают вывод о взаимодополнительности двух форматов, а не конкуренции между ними, что представляется более корректной интерпретацией.</w:t>
       </w:r>
     </w:p>
     <w:p>
@@ -1058,49 +946,7 @@
           <w:rFonts w:ascii="Times New Roman" w:hAnsi="Times New Roman" w:cs="Times New Roman"/>
           <w:sz w:val="24"/>
         </w:rPr>
-        <w:t>Li et al. [30] провели сравнительное исследование влияния ИИ-чатбота и преподавателя-фасилитатора на результаты устного оценивания. Результаты показали, что студенты, подготовленные с помощью ИИ-чатбота, демонстрировали сопоставимые или более высокие баллы в тестах, хотя их речь характеризовалась менее богатым лексическим репертуаром по сравнению с группой, работавшей с преподавателем. Авторы делают вывод о взаимодополняемости ИИ и человеческого педагогического взаимодействия.</w:t>
-      </w:r>
-    </w:p>
-    <w:p>
-      <w:pPr>
-        <w:spacing w:before="0" w:after="120"/>
-        <w:ind w:firstLine="709"/>
-        <w:jc w:val="both"/>
-      </w:pPr>
-      <w:r>
-        <w:rPr>
-          <w:rFonts w:ascii="Times New Roman" w:hAnsi="Times New Roman" w:cs="Times New Roman"/>
-          <w:sz w:val="24"/>
-        </w:rPr>
-      </w:r>
-      <w:r>
-        <w:rPr>
-          <w:rFonts w:ascii="Times New Roman" w:hAnsi="Times New Roman" w:cs="Times New Roman"/>
-          <w:b/>
-          <w:sz w:val="24"/>
-        </w:rPr>
-        <w:t>Специализированные инструменты.</w:t>
-      </w:r>
-      <w:r>
-        <w:rPr>
-          <w:rFonts w:ascii="Times New Roman" w:hAnsi="Times New Roman" w:cs="Times New Roman"/>
-          <w:sz w:val="24"/>
-        </w:rPr>
-        <w:t xml:space="preserve"> Отдельного внимания заслуживает исследование возможностей ChatGPT непосредственно для устноречевых задач. В работе Chen et al. [27] описана система CHOP (ChatGPT for Oral Presentation Practice), интегрированная в подготовку презентаций на английском языке. Студенты, работавшие с CHOP, значительно улучшили структурированность выступлений и языковую корректность по сравнению с контрольной группой, хотя авторы фиксируют риск чрезмерной зависимости от ИИ-подсказок при формулировании идей.</w:t>
-      </w:r>
-    </w:p>
-    <w:p>
-      <w:pPr>
-        <w:spacing w:before="0" w:after="120"/>
-        <w:ind w:firstLine="709"/>
-        <w:jc w:val="both"/>
-      </w:pPr>
-      <w:r>
-        <w:rPr>
-          <w:rFonts w:ascii="Times New Roman" w:hAnsi="Times New Roman" w:cs="Times New Roman"/>
-          <w:sz w:val="24"/>
-        </w:rPr>
-        <w:t>Xu et al. [32] исследовали влияние биометрической обратной связи на основе ИИ на качество чтения и понимания, фиксируя данные об окулометрии и когнитивной нагрузке. Полученные результаты открывают возможности для создания адаптивных систем, учитывающих индивидуальные когнитивные характеристики студента.</w:t>
+        <w:t>Отдельного внимания заслуживает система CHOP (ChatGPT for Oral Presentation Practice), описанная в работе Chen et al. [27]. Студенты, готовившие публичные выступления с её помощью, значительно улучшили структурированность и языковую корректность. Авторы, впрочем, фиксируют и обратную сторону: часть студентов стала чрезмерно опираться на ИИ-подсказки, не вырабатывая собственных речевых стратегий. Этот риск системен и не специфичен для данного инструмента.</w:t>
       </w:r>
     </w:p>
     <w:p>
@@ -1128,7 +974,7 @@
           <w:rFonts w:ascii="Times New Roman" w:hAnsi="Times New Roman" w:cs="Times New Roman"/>
           <w:sz w:val="24"/>
         </w:rPr>
-        <w:t>Одним из наиболее технологически зрелых направлений применения ИИ в иноязычном образовании является создание адаптивных обучающих систем, способных подстраивать содержание, темп и формат подачи материала под индивидуальные потребности студента.</w:t>
+        <w:t>Адаптивные обучающие системы представляют собой наиболее технологически зрелую область применения ИИ в образовании. Применительно к иностранному языку их потенциал очевиден: уровни владения языком и индивидуальные пробелы у студентов одной группы могут различаться разительно, и единый темп обучения неизбежно оказывается либо избыточным для одних, либо недостаточным для других.</w:t>
       </w:r>
     </w:p>
     <w:p>
@@ -1142,21 +988,21 @@
           <w:rFonts w:ascii="Times New Roman" w:hAnsi="Times New Roman" w:cs="Times New Roman"/>
           <w:sz w:val="24"/>
         </w:rPr>
+        <w:t>Huang et al. [34] в масштабном исследовании установили, что ИИ-опосредованное обучение английскому языку положительно влияет на три взаимосвязанных переменных. Фиксируется рост академических достижений, иноязычной мотивации и самостоятельной регуляции учебной деятельности. Показательна следующая деталь: наибольший прирост наблюдался у студентов с исходно низким уровнем подготовки. Это говорит о компенсаторном потенциале адаптивных систем применительно к академически уязвимым группам — потенциале, который в условиях неоднородных групп педагогического вуза может иметь существенное практическое значение.</w:t>
       </w:r>
-      <w:r>
-        <w:rPr>
-          <w:rFonts w:ascii="Times New Roman" w:hAnsi="Times New Roman" w:cs="Times New Roman"/>
-          <w:b/>
-          <w:sz w:val="24"/>
-        </w:rPr>
-        <w:t>Влияние на учебные достижения и мотивацию.</w:t>
-      </w:r>
+    </w:p>
+    <w:p>
+      <w:pPr>
+        <w:spacing w:before="0" w:after="120"/>
+        <w:ind w:firstLine="709"/>
+        <w:jc w:val="both"/>
+      </w:pPr>
       <w:r>
         <w:rPr>
           <w:rFonts w:ascii="Times New Roman" w:hAnsi="Times New Roman" w:cs="Times New Roman"/>
           <w:sz w:val="24"/>
         </w:rPr>
-        <w:t xml:space="preserve"> Масштабное исследование Huang et al. [34] установило, что применение ИИ-опосредованного обучения английскому языку значимо положительно сказывается на трёх взаимосвязанных переменных, а именно на академических достижениях, иноязычной мотивации (L2 motivation) и самостоятельном регулировании учебной деятельности. При этом авторы обнаружили, что наибольший прогресс наблюдался у студентов с исходно низким уровнем языковой подготовки, что свидетельствует о компенсаторном потенциале ИИ применительно к академически уязвимым группам.</w:t>
+        <w:t>Результаты Lin et al. [35] показали корреляцию между использованием ИИ-приложений и повышением вовлечённости, а также снижением прокрастинации. Авторы связывают этот эффект с геймификационными и адаптивными характеристиками платформ, обеспечивающими немедленное подкрепление. Этот механизм хорошо известен из литературы по мотивации, и в данном случае ИИ лишь реализует его технологически эффективно.</w:t>
       </w:r>
     </w:p>
     <w:p>
@@ -1170,7 +1016,7 @@
           <w:rFonts w:ascii="Times New Roman" w:hAnsi="Times New Roman" w:cs="Times New Roman"/>
           <w:sz w:val="24"/>
         </w:rPr>
-        <w:t>Аналогичные результаты получены в исследовании Lin et al. [35]: применение ИИ-приложений в аудиторной работе коррелировало с повышением вовлечённости и снижением академической прокрастинации у студентов. Авторы связывают этот эффект с геймификационными и адаптивными характеристиками ИИ-платформ, обеспечивающими немедленное подкрепление.</w:t>
+        <w:t>Теоретически важное разграничение предлагают Liu et al. [38], работающие в рамках теории самодетерминации. ИИ-поддержка усиливает автономию студента только при наличии педагогических «строительных лесов» (scaffolding) со стороны преподавателя. В противном случае та же ИИ-поддержка может автономию подавлять, формируя зависимость вместо самостоятельности. Это, на наш взгляд, принципиальный вывод для практики.</w:t>
       </w:r>
     </w:p>
     <w:p>
@@ -1184,35 +1030,7 @@
           <w:rFonts w:ascii="Times New Roman" w:hAnsi="Times New Roman" w:cs="Times New Roman"/>
           <w:sz w:val="24"/>
         </w:rPr>
-      </w:r>
-      <w:r>
-        <w:rPr>
-          <w:rFonts w:ascii="Times New Roman" w:hAnsi="Times New Roman" w:cs="Times New Roman"/>
-          <w:b/>
-          <w:sz w:val="24"/>
-        </w:rPr>
-        <w:t>Персонализация и самостоятельность.</w:t>
-      </w:r>
-      <w:r>
-        <w:rPr>
-          <w:rFonts w:ascii="Times New Roman" w:hAnsi="Times New Roman" w:cs="Times New Roman"/>
-          <w:sz w:val="24"/>
-        </w:rPr>
-        <w:t xml:space="preserve"> Wei et al. [36] на основе модели последовательной медиации показали, что путь от ИИ-грамотности студента к устойчивому намерению использовать ИИ в обучении опосредован через позитивные установки к ИИ и получаемое от взаимодействия с ним удовольствие. Этот результат имеет важное педагогическое значение: он означает, что простое внедрение ИИ-инструментов недостаточно и что необходимо целенаправленное формирование позитивного и критического отношения к ним.</w:t>
-      </w:r>
-    </w:p>
-    <w:p>
-      <w:pPr>
-        <w:spacing w:before="0" w:after="120"/>
-        <w:ind w:firstLine="709"/>
-        <w:jc w:val="both"/>
-      </w:pPr>
-      <w:r>
-        <w:rPr>
-          <w:rFonts w:ascii="Times New Roman" w:hAnsi="Times New Roman" w:cs="Times New Roman"/>
-          <w:sz w:val="24"/>
-        </w:rPr>
-        <w:t>Liu et al. [38] разработали теоретическую рамку на основе теории самодетерминации, объясняющую, при каких условиях ИИ-поддержка в обучении языку усиливает автономию студента, а при каких подавляет её. Ключевым педагогическим условием авторы называют поддерживающие «строительные леса» (scaffolding) со стороны преподавателя, направляющего взаимодействие студента с ИИ таким образом, чтобы оно служило расширению, а не замещению самостоятельного речевого усилия.</w:t>
+        <w:t>Wei et al. [36] на основе модели последовательной медиации показали, что путь от ИИ-грамотности студента к устойчивому использованию ИИ в обучении опосредован позитивными установками и удовольствием от взаимодействия с инструментом. Практический вывод прост, хотя и нетривиален: простого внедрения ИИ-инструментов недостаточно. Необходимо целенаправленное формирование позитивного и одновременно критического отношения к ним.</w:t>
       </w:r>
     </w:p>
     <w:p>
@@ -1240,7 +1058,7 @@
           <w:rFonts w:ascii="Times New Roman" w:hAnsi="Times New Roman" w:cs="Times New Roman"/>
           <w:sz w:val="24"/>
         </w:rPr>
-        <w:t>Среди всех тематических направлений именно трансформация профессиональной роли преподавателя иностранного языка в условиях распространения ИИ является наиболее полемичным и динамично развивающимся. Зарубежные исследования демонстрируют спектр позиций от технологического оптимизма до обоснованного скептицизма.</w:t>
+        <w:t>Среди всех рассмотренных направлений именно трансформация профессиональной роли преподавателя вызывает наибольшие разногласия, и это закономерно: речь идёт не только о технологии, но и о профессиональной идентичности.</w:t>
       </w:r>
     </w:p>
     <w:p>
@@ -1254,21 +1072,21 @@
           <w:rFonts w:ascii="Times New Roman" w:hAnsi="Times New Roman" w:cs="Times New Roman"/>
           <w:sz w:val="24"/>
         </w:rPr>
+        <w:t>Zhao et al. [42] выделили четыре трансформированные роли, которые приобретает преподаватель английского языка в ИИ-насыщенной среде. Первая из них представляет собой роль эволюционирующего фасилитатора, задачей которого становится организация учебного опыта, а не передача информации. Вторая соответствует специалисту по смешанному обучению, осознанно интегрирующему ИИ в дидактическую систему. Третья связана с позицией гибкого дизайнера учебных материалов, использующего ИИ для быстрой адаптации контента. Четвёртая роль предполагает владение навыками промпт-инжиниринга для получения педагогически ценных результатов от ИИ-систем. Важно, что ни одна из этих ролей не предполагает снижения профессиональной нагрузки, напротив, все они требуют более глубокой педагогической рефлексии.</w:t>
       </w:r>
-      <w:r>
-        <w:rPr>
-          <w:rFonts w:ascii="Times New Roman" w:hAnsi="Times New Roman" w:cs="Times New Roman"/>
-          <w:b/>
-          <w:sz w:val="24"/>
-        </w:rPr>
-        <w:t>Новые профессиональные роли.</w:t>
-      </w:r>
+    </w:p>
+    <w:p>
+      <w:pPr>
+        <w:spacing w:before="0" w:after="120"/>
+        <w:ind w:firstLine="709"/>
+        <w:jc w:val="both"/>
+      </w:pPr>
       <w:r>
         <w:rPr>
           <w:rFonts w:ascii="Times New Roman" w:hAnsi="Times New Roman" w:cs="Times New Roman"/>
           <w:sz w:val="24"/>
         </w:rPr>
-        <w:t xml:space="preserve"> Zhao et al. [42] выделили четыре трансформированные роли преподавателя английского языка в ИИ-насыщенной среде. Первая представляет собой роль эволюционирующего фасилитатора. Вторая соответствует специалисту по смешанному обучению. Третья связана с функцией гибкого дизайнера учебных материалов. Четвёртая роль предполагает позицию творческого промпт-инженера. Авторы подчёркивают, что ни одна из этих ролей не предполагает сокращения профессиональной нагрузки, напротив, они требуют более высокого уровня педагогической рефлексии и технологической компетентности.</w:t>
+        <w:t>Качественное исследование Sun et al. [43] зафиксировало значительную вариативность в реальных практиках преподавателей. Педагоги с развитыми рефлексивными практиками применяли ИИ для создания дифференцированных заданий. Педагоги с меньшим опытом использовали его преимущественно для генерации стандартных упражнений, что давало предсказуемо скромный дидактический эффект. Вывод авторов принципиален: педагогическое мышление является более значимой переменной, чем технологический инструментарий.</w:t>
       </w:r>
     </w:p>
     <w:p>
@@ -1282,7 +1100,7 @@
           <w:rFonts w:ascii="Times New Roman" w:hAnsi="Times New Roman" w:cs="Times New Roman"/>
           <w:sz w:val="24"/>
         </w:rPr>
-        <w:t>Исследование восприятия преподавателями ИИ как инструмента профессионального саморазвития [41] показало, что педагоги, освоившие практики взаимодействия с генеративным ИИ, воспринимают его прежде всего как инструмент для дифференциации инструкции и сокращения рутинных задач. Педагоги же с низким уровнем технологической компетентности склонны видеть в нём угрозу профессиональной идентичности.</w:t>
+        <w:t>García-Díaz et al. [44] в систематическом обзоре по подготовке учителей иностранного языка к работе с ИИ констатировали, что большинство программ педагогического образования за рубежом до сих пор не включают систематической подготовки к деятельности в ИИ-насыщенной среде. Это, пожалуй, самый прямой сигнал для педагогического вуза: такая подготовка не произойдёт сама собой.</w:t>
       </w:r>
     </w:p>
     <w:p>
@@ -1296,91 +1114,21 @@
           <w:rFonts w:ascii="Times New Roman" w:hAnsi="Times New Roman" w:cs="Times New Roman"/>
           <w:sz w:val="24"/>
         </w:rPr>
+        <w:t>Особую теоретическую перспективу предлагает Godwin-Jones [8], формулируя «экологический» взгляд на роль языкового педагога в эпоху ИИ. Согласно данной концепции, ИИ следует рассматривать не как набор инструментов, а как новый экологический контекст языкового образования, меняющий конфигурацию дидактических целей, форм оценивания и принципов организации учебной деятельности. Насколько российское педагогическое образование готово к подобной переориентации, пока остаётся открытым вопросом.</w:t>
       </w:r>
-      <w:r>
-        <w:rPr>
-          <w:rFonts w:ascii="Times New Roman" w:hAnsi="Times New Roman" w:cs="Times New Roman"/>
-          <w:b/>
-          <w:sz w:val="24"/>
-        </w:rPr>
-        <w:t>Когнитивные практики и педагогическое мышление.</w:t>
-      </w:r>
+    </w:p>
+    <w:p>
+      <w:pPr>
+        <w:spacing w:before="0" w:after="120"/>
+        <w:ind w:firstLine="709"/>
+        <w:jc w:val="both"/>
+      </w:pPr>
       <w:r>
         <w:rPr>
           <w:rFonts w:ascii="Times New Roman" w:hAnsi="Times New Roman" w:cs="Times New Roman"/>
           <w:sz w:val="24"/>
         </w:rPr>
-        <w:t xml:space="preserve"> Sun et al. [43] провели качественное исследование реальных практик преподавателей английского языка в вузе, применяющих ИИ для поддержания вовлечённости студентов. Результаты показали значительную вариативность. Педагоги с развитыми рефлексивными практиками использовали ИИ как инструмент создания дифференцированных заданий. Педагоги с ограниченным педагогическим опытом использовали его преимущественно для генерации стандартных упражнений, что не давало значимого педагогического эффекта. Авторы делают вывод о том, что педагогическое мышление является более значимой переменной, чем технологический инструментарий.</w:t>
-      </w:r>
-    </w:p>
-    <w:p>
-      <w:pPr>
-        <w:spacing w:before="0" w:after="120"/>
-        <w:ind w:firstLine="709"/>
-        <w:jc w:val="both"/>
-      </w:pPr>
-      <w:r>
-        <w:rPr>
-          <w:rFonts w:ascii="Times New Roman" w:hAnsi="Times New Roman" w:cs="Times New Roman"/>
-          <w:sz w:val="24"/>
-        </w:rPr>
-      </w:r>
-      <w:r>
-        <w:rPr>
-          <w:rFonts w:ascii="Times New Roman" w:hAnsi="Times New Roman" w:cs="Times New Roman"/>
-          <w:b/>
-          <w:sz w:val="24"/>
-        </w:rPr>
-        <w:t>Подготовка будущих учителей.</w:t>
-      </w:r>
-      <w:r>
-        <w:rPr>
-          <w:rFonts w:ascii="Times New Roman" w:hAnsi="Times New Roman" w:cs="Times New Roman"/>
-          <w:sz w:val="24"/>
-        </w:rPr>
-        <w:t xml:space="preserve"> García-Díaz et al. [44] в систематическом обзоре, посвящённом подготовке учителей иностранного языка к работе с ИИ, констатировали, что большинство программ педагогического образования за рубежом до сих пор не включают систематической подготовки к профессиональной деятельности в условиях ИИ-насыщенной среды. Авторы предложили концептуальную рамку ИИ-компетентности будущего учителя иностранного языка.</w:t>
-      </w:r>
-    </w:p>
-    <w:p>
-      <w:pPr>
-        <w:spacing w:before="0" w:after="120"/>
-        <w:ind w:firstLine="709"/>
-        <w:jc w:val="both"/>
-      </w:pPr>
-      <w:r>
-        <w:rPr>
-          <w:rFonts w:ascii="Times New Roman" w:hAnsi="Times New Roman" w:cs="Times New Roman"/>
-          <w:sz w:val="24"/>
-        </w:rPr>
-        <w:t>Godwin-Jones [8] формулирует концепцию «экологической перспективы» в подготовке языкового педагога к работе с ИИ. Согласно этой концепции, преподаватель должен рассматривать ИИ не как набор инструментов, а как новый экологический контекст языкового образования, требующий переосмысления дидактических целей, методов оценивания и принципов организации учебной деятельности.</w:t>
-      </w:r>
-    </w:p>
-    <w:p>
-      <w:pPr>
-        <w:spacing w:before="0" w:after="120"/>
-        <w:ind w:firstLine="709"/>
-        <w:jc w:val="both"/>
-      </w:pPr>
-      <w:r>
-        <w:rPr>
-          <w:rFonts w:ascii="Times New Roman" w:hAnsi="Times New Roman" w:cs="Times New Roman"/>
-          <w:sz w:val="24"/>
-        </w:rPr>
-      </w:r>
-      <w:r>
-        <w:rPr>
-          <w:rFonts w:ascii="Times New Roman" w:hAnsi="Times New Roman" w:cs="Times New Roman"/>
-          <w:b/>
-          <w:sz w:val="24"/>
-        </w:rPr>
-        <w:t>Эмоциональное благополучие и поддержка.</w:t>
-      </w:r>
-      <w:r>
-        <w:rPr>
-          <w:rFonts w:ascii="Times New Roman" w:hAnsi="Times New Roman" w:cs="Times New Roman"/>
-          <w:sz w:val="24"/>
-        </w:rPr>
-        <w:t xml:space="preserve"> Wang et al. [40] обнаружили, что воспринимаемая поддержка преподавателя и наличие установки на рост (growth mindset) применительно к языку значимо опосредуют связь между интеграцией ИИ в обучение и субъективным благополучием студентов. Этот результат свидетельствует о том, что человеческий педагогический компонент остаётся незаменимым даже в высокотехнологичных образовательных средах.</w:t>
+        <w:t>Wang et al. [40] обнаружили, что воспринимаемая поддержка преподавателя значимо связана с субъективным благополучием студентов даже в высокотехнологичных образовательных средах. Иными словами, человеческий педагогический компонент сохраняет свою незаменимость независимо от уровня технологизации обучения.</w:t>
       </w:r>
     </w:p>
     <w:p>
@@ -1408,7 +1156,7 @@
           <w:rFonts w:ascii="Times New Roman" w:hAnsi="Times New Roman" w:cs="Times New Roman"/>
           <w:sz w:val="24"/>
         </w:rPr>
-        <w:t>Параллельно с исследованиями, фиксирующими педагогические возможности ИИ, в зарубежной литературе активно развивается критическое направление, посвящённое рискам и ограничениям его применения в иноязычном образовании.</w:t>
+        <w:t>Параллельно с исследованиями о педагогических возможностях ИИ в зарубежной литературе сложилось весомое критическое направление. Его нельзя квалифицировать как технофобию: речь идёт об обоснованных опасениях, имеющих под собой эмпирическую базу.</w:t>
       </w:r>
     </w:p>
     <w:p>
@@ -1422,21 +1170,91 @@
           <w:rFonts w:ascii="Times New Roman" w:hAnsi="Times New Roman" w:cs="Times New Roman"/>
           <w:sz w:val="24"/>
         </w:rPr>
+        <w:t>Академическая честность представляет наиболее острую из обсуждаемых проблем. Zhang et al. [17] зафиксировали явление, которое удачно назвали «этической амбивалентностью»: студенты осознают нормы академической честности и декларируют их соблюдение, однако в реальной практике систематически используют ИИ способами, которые сами же квалифицируют как нарушение. В качестве ответа авторы предлагают не ужесточение запретов, а педагогические стратегии, делающие честное взаимодействие с ИИ естественным выбором. Такая позиция представляется нам более реалистичной и конструктивной.</w:t>
       </w:r>
+    </w:p>
+    <w:p>
+      <w:pPr>
+        <w:spacing w:before="0" w:after="120"/>
+        <w:ind w:firstLine="709"/>
+        <w:jc w:val="both"/>
+      </w:pPr>
+      <w:r>
+        <w:rPr>
+          <w:rFonts w:ascii="Times New Roman" w:hAnsi="Times New Roman" w:cs="Times New Roman"/>
+          <w:sz w:val="24"/>
+        </w:rPr>
+        <w:t>Риск когнитивной разгрузки зафиксирован в нескольких работах. Li et al. [22] показали, как аспиранты постепенно делегируют ИИ всё более сложные когнитивные операции, включая генерацию идей и построение аргументации, что тормозит развитие собственных академических компетенций. Okonkwo et al. [26] разработали «Синергетическую рамку активного обучения и генеративного ИИ» для ресурсно-ограниченных образовательных контекстов. В ней ИИ позиционируется как «когнитивный партнёр», стимулирующий рефлексию, а не замещающий её. Этот подход особенно интересен в связи с тем, что постсоветский контекст российских региональных вузов по ряду параметров напоминает те контексты, для которых разрабатывалась рамка.</w:t>
+      </w:r>
+    </w:p>
+    <w:p>
+      <w:pPr>
+        <w:spacing w:before="0" w:after="120"/>
+        <w:ind w:firstLine="709"/>
+        <w:jc w:val="both"/>
+      </w:pPr>
+      <w:r>
+        <w:rPr>
+          <w:rFonts w:ascii="Times New Roman" w:hAnsi="Times New Roman" w:cs="Times New Roman"/>
+          <w:sz w:val="24"/>
+        </w:rPr>
+        <w:t>Pham et al. [46] сформулировали принцип «осознанного партнёрства с ИИ» (mindful AI partnership), согласно которому студент должен понимать, что именно делает ИИ, уметь критически оценивать его результат и нести персональную ответственность за итоговый академический продукт. Данный принцип, на наш взгляд, применим к российскому педагогическому вузу без существенных адаптаций.</w:t>
+      </w:r>
+    </w:p>
+    <w:p>
+      <w:pPr>
+        <w:spacing w:before="0" w:after="120"/>
+        <w:ind w:firstLine="709"/>
+        <w:jc w:val="both"/>
+      </w:pPr>
+      <w:r>
+        <w:rPr>
+          <w:rFonts w:ascii="Times New Roman" w:hAnsi="Times New Roman" w:cs="Times New Roman"/>
+          <w:sz w:val="24"/>
+        </w:rPr>
+        <w:t>Наконец, цифровое неравенство как фактор образовательного риска отмечается в нескольких обзорах [3, 5]: неравный доступ к качественным ИИ-инструментам углубляет существующее неравенство между студентами. Для России это означает дополнительный разрыв между столичными вузами с развитой инфраструктурой и периферийными педагогическими университетами.</w:t>
+      </w:r>
+    </w:p>
+    <w:p>
+      <w:pPr>
+        <w:spacing w:before="200" w:after="120"/>
+        <w:jc w:val="left"/>
+      </w:pPr>
+      <w:r>
+        <w:rPr>
+          <w:rFonts w:ascii="Times New Roman" w:hAnsi="Times New Roman" w:cs="Times New Roman"/>
+          <w:b/>
+          <w:sz w:val="26"/>
+        </w:rPr>
+        <w:t>4. Обсуждение</w:t>
+      </w:r>
+    </w:p>
+    <w:p>
+      <w:pPr>
+        <w:spacing w:before="160" w:after="80"/>
+        <w:jc w:val="left"/>
+      </w:pPr>
       <w:r>
         <w:rPr>
           <w:rFonts w:ascii="Times New Roman" w:hAnsi="Times New Roman" w:cs="Times New Roman"/>
           <w:b/>
           <w:sz w:val="24"/>
         </w:rPr>
-        <w:t>Академическая честность.</w:t>
+        <w:t>4.1. Контекстуальные различия и их значение для переносимости результатов</w:t>
       </w:r>
+    </w:p>
+    <w:p>
+      <w:pPr>
+        <w:spacing w:before="0" w:after="120"/>
+        <w:ind w:firstLine="709"/>
+        <w:jc w:val="both"/>
+      </w:pPr>
       <w:r>
         <w:rPr>
           <w:rFonts w:ascii="Times New Roman" w:hAnsi="Times New Roman" w:cs="Times New Roman"/>
           <w:sz w:val="24"/>
         </w:rPr>
-        <w:t xml:space="preserve"> Zhang et al. [17] изучали расхождение между декларируемыми и реальными практиками использования ChatGPT среди студентов-иностранцев в отношении академической честности. Результаты выявили значимый разрыв: студенты декларировали осознание норм академической честности, однако в реальной учебной практике нередко прибегали к использованию ИИ способами, которые сами квалифицировали как нарушение этих норм. Авторы интерпретируют это противоречие через концепцию «этической амбивалентности» и указывают на необходимость не запретительных, а педагогических стратегий работы с данной проблемой.</w:t>
+        <w:t>Большинство рассмотренных исследований выполнено в университетах Китая, Тайваня, США, Великобритании, Южной Кореи и стран Ближнего Востока. При всём их разнообразии эти контексты разделяют несколько общих черт: развитую технологическую инфраструктуру, культуру самостоятельного обучения и — что особенно существенно — уже сложившиеся в ряде случаев институциональные политики в отношении ИИ.</w:t>
       </w:r>
     </w:p>
     <w:p>
@@ -1450,21 +1268,21 @@
           <w:rFonts w:ascii="Times New Roman" w:hAnsi="Times New Roman" w:cs="Times New Roman"/>
           <w:sz w:val="24"/>
         </w:rPr>
+        <w:t>Российский педагогический вуз образует отличный контекст по четырём измерениям.</w:t>
       </w:r>
-      <w:r>
-        <w:rPr>
-          <w:rFonts w:ascii="Times New Roman" w:hAnsi="Times New Roman" w:cs="Times New Roman"/>
-          <w:b/>
-          <w:sz w:val="24"/>
-        </w:rPr>
-        <w:t>Академическая зависимость и атрофия навыков.</w:t>
-      </w:r>
+    </w:p>
+    <w:p>
+      <w:pPr>
+        <w:spacing w:before="0" w:after="120"/>
+        <w:ind w:firstLine="709"/>
+        <w:jc w:val="both"/>
+      </w:pPr>
       <w:r>
         <w:rPr>
           <w:rFonts w:ascii="Times New Roman" w:hAnsi="Times New Roman" w:cs="Times New Roman"/>
           <w:sz w:val="24"/>
         </w:rPr>
-        <w:t xml:space="preserve"> Серьёзную обеспокоенность в зарубежной литературе вызывает риск чрезмерной зависимости от ИИ, способной затормозить развитие самостоятельной языковой компетенции. Li et al. [22] зафиксировали характерный паттерн когнитивной разгрузки: студенты, регулярно использующие ИИ для написания текстов, постепенно передавали ему всё более сложные когнитивные операции, включая не только редактирование, но и генерацию идей и аргументации. Авторы квалифицируют это явление как угрозу развитию критического мышления на иностранном языке.</w:t>
+        <w:t>В нормативном плане ФГОС ВО по направлению «Педагогическое образование» закрепляет необходимость формирования цифровых компетенций, но прямых указаний на ИИ-инструменты не содержит. Педагогическая легитимизация ИИ пока во многом определяется позицией конкретного вуза.</w:t>
       </w:r>
     </w:p>
     <w:p>
@@ -1478,21 +1296,21 @@
           <w:rFonts w:ascii="Times New Roman" w:hAnsi="Times New Roman" w:cs="Times New Roman"/>
           <w:sz w:val="24"/>
         </w:rPr>
+        <w:t>В дидактическом плане отечественная методика преподавания иностранных языков опирается на развитую традицию коммуникативно-деятельностного подхода, в которой роль преподавателя как организатора живого иноязычного взаимодействия является центральной. Это создаёт ресурс в виде высокого уровня методической рефлексии преподавателей, но одновременно порождает потенциальный барьер в виде сопротивления технологической замене.</w:t>
       </w:r>
-      <w:r>
-        <w:rPr>
-          <w:rFonts w:ascii="Times New Roman" w:hAnsi="Times New Roman" w:cs="Times New Roman"/>
-          <w:b/>
-          <w:sz w:val="24"/>
-        </w:rPr>
-        <w:t>Этические рамки и рекомендации.</w:t>
-      </w:r>
+    </w:p>
+    <w:p>
+      <w:pPr>
+        <w:spacing w:before="0" w:after="120"/>
+        <w:ind w:firstLine="709"/>
+        <w:jc w:val="both"/>
+      </w:pPr>
       <w:r>
         <w:rPr>
           <w:rFonts w:ascii="Times New Roman" w:hAnsi="Times New Roman" w:cs="Times New Roman"/>
           <w:sz w:val="24"/>
         </w:rPr>
-        <w:t xml:space="preserve"> Pham et al. [46] представили практически ориентированные рекомендации по этически корректному применению ChatGPT в образовании. Авторы сформулировали принцип «осознанного партнёрства с ИИ» (mindful AI partnership), согласно которому студент должен понимать, что делает ИИ, уметь критически оценивать его результат и нести персональную ответственность за итоговый академический продукт.</w:t>
+        <w:t>В языковом плане российские студенты педагогических вузов изучают английский как иностранный (EFL), что совпадает с преобладающим контекстом рассмотренных исследований и обеспечивает достаточно высокую переносимость результатов.</w:t>
       </w:r>
     </w:p>
     <w:p>
@@ -1506,147 +1324,7 @@
           <w:rFonts w:ascii="Times New Roman" w:hAnsi="Times New Roman" w:cs="Times New Roman"/>
           <w:sz w:val="24"/>
         </w:rPr>
-        <w:t>Okonkwo et al. [26] разработали «Синергетическую рамку активного обучения и генеративного ИИ» (Active Learning and GenAI Synergy Framework) для ресурсно-ограниченных образовательных контекстов. В данной рамке ИИ выступает не как замена преподавателю, а как «когнитивный партнёр» студента, стимулирующий рефлексию, совместную генерацию идей и метакогнитивное осмысление учебного процесса.</w:t>
-      </w:r>
-    </w:p>
-    <w:p>
-      <w:pPr>
-        <w:spacing w:before="0" w:after="120"/>
-        <w:ind w:firstLine="709"/>
-        <w:jc w:val="both"/>
-      </w:pPr>
-      <w:r>
-        <w:rPr>
-          <w:rFonts w:ascii="Times New Roman" w:hAnsi="Times New Roman" w:cs="Times New Roman"/>
-          <w:sz w:val="24"/>
-        </w:rPr>
-      </w:r>
-      <w:r>
-        <w:rPr>
-          <w:rFonts w:ascii="Times New Roman" w:hAnsi="Times New Roman" w:cs="Times New Roman"/>
-          <w:b/>
-          <w:sz w:val="24"/>
-        </w:rPr>
-        <w:t>Цифровое неравенство.</w:t>
-      </w:r>
-      <w:r>
-        <w:rPr>
-          <w:rFonts w:ascii="Times New Roman" w:hAnsi="Times New Roman" w:cs="Times New Roman"/>
-          <w:sz w:val="24"/>
-        </w:rPr>
-        <w:t xml:space="preserve"> Ряд авторов указывает на риск углубления образовательного неравенства в связи с неравным доступом к качественным ИИ-инструментам [3, 5]. Студенты с ограниченными цифровыми ресурсами или в регионах с нестабильным интернет-соединением оказываются в заведомо менее выгодном положении. Этот аспект имеет прямое отношение к специфике российских регионов и периферийных педагогических вузов.</w:t>
-      </w:r>
-    </w:p>
-    <w:p>
-      <w:pPr>
-        <w:spacing w:before="200" w:after="120"/>
-        <w:jc w:val="left"/>
-      </w:pPr>
-      <w:r>
-        <w:rPr>
-          <w:rFonts w:ascii="Times New Roman" w:hAnsi="Times New Roman" w:cs="Times New Roman"/>
-          <w:b/>
-          <w:sz w:val="26"/>
-        </w:rPr>
-        <w:t>4. Перспективы адаптации зарубежного опыта в российском педагогическом вузе</w:t>
-      </w:r>
-    </w:p>
-    <w:p>
-      <w:pPr>
-        <w:spacing w:before="160" w:after="80"/>
-        <w:jc w:val="left"/>
-      </w:pPr>
-      <w:r>
-        <w:rPr>
-          <w:rFonts w:ascii="Times New Roman" w:hAnsi="Times New Roman" w:cs="Times New Roman"/>
-          <w:b/>
-          <w:sz w:val="24"/>
-        </w:rPr>
-        <w:t>4.1. Сравнительный анализ контекстов</w:t>
-      </w:r>
-    </w:p>
-    <w:p>
-      <w:pPr>
-        <w:spacing w:before="0" w:after="120"/>
-        <w:ind w:firstLine="709"/>
-        <w:jc w:val="both"/>
-      </w:pPr>
-      <w:r>
-        <w:rPr>
-          <w:rFonts w:ascii="Times New Roman" w:hAnsi="Times New Roman" w:cs="Times New Roman"/>
-          <w:sz w:val="24"/>
-        </w:rPr>
-        <w:t>Для корректной оценки применимости зарубежного опыта необходимо учитывать существенные различия между образовательными контекстами.</w:t>
-      </w:r>
-    </w:p>
-    <w:p>
-      <w:pPr>
-        <w:spacing w:before="0" w:after="120"/>
-        <w:ind w:firstLine="709"/>
-        <w:jc w:val="both"/>
-      </w:pPr>
-      <w:r>
-        <w:rPr>
-          <w:rFonts w:ascii="Times New Roman" w:hAnsi="Times New Roman" w:cs="Times New Roman"/>
-          <w:sz w:val="24"/>
-        </w:rPr>
-        <w:t>Большинство рассмотренных исследований выполнено в контексте университетов Китая, Тайваня, США, Великобритании, Южной Кореи и стран Ближнего Востока. Данные контексты, при всей их разнородности, объединяет ряд характеристик, в том числе развитая инфраструктура технологического доступа, сложившаяся культура самостоятельного обучения и системная работа по включению ИИ-грамотности в программы педагогической подготовки. Российский педагогический вуз обладает собственной спецификой, которая описывается в нескольких аспектах.</w:t>
-      </w:r>
-    </w:p>
-    <w:p>
-      <w:pPr>
-        <w:spacing w:before="0" w:after="120"/>
-        <w:ind w:firstLine="709"/>
-        <w:jc w:val="both"/>
-      </w:pPr>
-      <w:r>
-        <w:rPr>
-          <w:rFonts w:ascii="Times New Roman" w:hAnsi="Times New Roman" w:cs="Times New Roman"/>
-          <w:sz w:val="24"/>
-        </w:rPr>
-        <w:t>Первый аспект связан с нормативным контекстом. ФГОС ВО по направлению «Педагогическое образование» требует формирования цифровых компетенций, однако не содержит специфических указаний на ИИ-инструменты. Их педагогическая легитимизация во многом определяется позицией конкретного вуза и кафедры.</w:t>
-      </w:r>
-    </w:p>
-    <w:p>
-      <w:pPr>
-        <w:spacing w:before="0" w:after="120"/>
-        <w:ind w:firstLine="709"/>
-        <w:jc w:val="both"/>
-      </w:pPr>
-      <w:r>
-        <w:rPr>
-          <w:rFonts w:ascii="Times New Roman" w:hAnsi="Times New Roman" w:cs="Times New Roman"/>
-          <w:sz w:val="24"/>
-        </w:rPr>
-        <w:t>Второй аспект касается дидактической традиции. Отечественная методика преподавания иностранных языков опирается на развитую традицию коммуникативно-деятельностного подхода, в рамках которого роль преподавателя как организатора иноязычной коммуникации является центральной. Это создаёт как ресурсную базу в виде высокого уровня методической рефлексии преподавателей, так и потенциальное сопротивление технологической замене живого педагогического взаимодействия.</w:t>
-      </w:r>
-    </w:p>
-    <w:p>
-      <w:pPr>
-        <w:spacing w:before="0" w:after="120"/>
-        <w:ind w:firstLine="709"/>
-        <w:jc w:val="both"/>
-      </w:pPr>
-      <w:r>
-        <w:rPr>
-          <w:rFonts w:ascii="Times New Roman" w:hAnsi="Times New Roman" w:cs="Times New Roman"/>
-          <w:sz w:val="24"/>
-        </w:rPr>
-        <w:t>Третий аспект определяется языковым контекстом. Российские студенты педагогических вузов обучаются английскому языку как иностранному (EFL), а не как второму языку. Большинство рассмотренных исследований выполнено именно в контексте EFL, что обеспечивает достаточно высокий уровень переносимости результатов.</w:t>
-      </w:r>
-    </w:p>
-    <w:p>
-      <w:pPr>
-        <w:spacing w:before="0" w:after="120"/>
-        <w:ind w:firstLine="709"/>
-        <w:jc w:val="both"/>
-      </w:pPr>
-      <w:r>
-        <w:rPr>
-          <w:rFonts w:ascii="Times New Roman" w:hAnsi="Times New Roman" w:cs="Times New Roman"/>
-          <w:sz w:val="24"/>
-        </w:rPr>
-        <w:t>Четвёртый аспект обусловлен технологической инфраструктурой. Доступность ряда зарубежных ИИ-инструментов на территории России имеет нормативные и технологические ограничения. Это актуализирует вопрос об использовании отечественных аналогов и их педагогическом потенциале, пока не изученном в научной литературе.</w:t>
+        <w:t>В технологическом плане доступность ряда зарубежных ИИ-инструментов в России имеет нормативные и технические ограничения. Это актуализирует вопрос об отечественных аналогах, педагогический потенциал которых пока остаётся неизученным.</w:t>
       </w:r>
     </w:p>
     <w:p>
@@ -1674,7 +1352,7 @@
           <w:rFonts w:ascii="Times New Roman" w:hAnsi="Times New Roman" w:cs="Times New Roman"/>
           <w:sz w:val="24"/>
         </w:rPr>
-        <w:t>На основании анализа зарубежного опыта можно выделить три направления, обладающих наибольшим потенциалом адаптации в российском педагогическом вузе.</w:t>
+        <w:t>Анализ позволяет выделить три направления, в наибольшей мере поддающихся переносу в российский педагогический вуз.</w:t>
       </w:r>
     </w:p>
     <w:p>
@@ -1688,7 +1366,6 @@
           <w:rFonts w:ascii="Times New Roman" w:hAnsi="Times New Roman" w:cs="Times New Roman"/>
           <w:sz w:val="24"/>
         </w:rPr>
-        <w:t xml:space="preserve">Первым направлением является </w:t>
       </w:r>
       <w:r>
         <w:rPr>
@@ -1703,7 +1380,7 @@
           <w:rFonts w:ascii="Times New Roman" w:hAnsi="Times New Roman" w:cs="Times New Roman"/>
           <w:sz w:val="24"/>
         </w:rPr>
-        <w:t>. Инструменты автоматизированной обратной связи по письменным работам представляют собой наиболее методически зрелое и педагогически обоснованное направление. Их интеграция в курсы практики письменного перевода, академического письма и методики обучения письму потенциально высокоэффективна и не требует кардинальной перестройки дидактической системы. Педагогическим условием является методическое обучение студентов работе с ИИ-обратной связью как инструментом рефлексии, а не источником готовых решений.</w:t>
+        <w:t xml:space="preserve"> представляет собой методически наиболее зрелое из рассмотренных направлений. Инструменты автоматизированной обратной связи органично встраиваются в существующие курсы академического письма, практического перевода и методики обучения письму, не требуя кардинальной перестройки дидактической системы. Педагогическое условие успешности здесь одно: студент должен работать с ИИ-обратной связью как с инструментом рефлексии, а не как с источником готовых формулировок.</w:t>
       </w:r>
     </w:p>
     <w:p>
@@ -1717,7 +1394,6 @@
           <w:rFonts w:ascii="Times New Roman" w:hAnsi="Times New Roman" w:cs="Times New Roman"/>
           <w:sz w:val="24"/>
         </w:rPr>
-        <w:t xml:space="preserve">Вторым направлением выступает </w:t>
       </w:r>
       <w:r>
         <w:rPr>
@@ -1725,14 +1401,14 @@
           <w:b/>
           <w:sz w:val="24"/>
         </w:rPr>
-        <w:t>расширение практики устной речи</w:t>
+        <w:t>Расширение устноречевой практики</w:t>
       </w:r>
       <w:r>
         <w:rPr>
           <w:rFonts w:ascii="Times New Roman" w:hAnsi="Times New Roman" w:cs="Times New Roman"/>
           <w:sz w:val="24"/>
         </w:rPr>
-        <w:t>. Хроническая проблема недостаточного количества аудиторных часов на устноречевую практику в педвузе может быть частично решена за счёт ИИ-чатботов как инструментов внеаудиторной практики говорения. При этом принципиально важно соблюдение выявленного зарубежными исследованиями условия, согласно которому чатбот должен дополнять, но не вытеснять взаимодействие с преподавателем и аутентичными носителями языка.</w:t>
+        <w:t xml:space="preserve"> с помощью ИИ-чатботов адресует хроническую проблему педагогического вуза — нехватку аудиторного времени на говорение. Чатботы как инструменты внеаудиторной практики могут нарастить объём речевого взаимодействия. Нерешённым при этом остаётся вопрос о качестве: как показал обзор, существующие системы слабы в части дискурсивной и прагматической обратной связи.</w:t>
       </w:r>
     </w:p>
     <w:p>
@@ -1746,7 +1422,6 @@
           <w:rFonts w:ascii="Times New Roman" w:hAnsi="Times New Roman" w:cs="Times New Roman"/>
           <w:sz w:val="24"/>
         </w:rPr>
-        <w:t xml:space="preserve">Третьим направлением является </w:t>
       </w:r>
       <w:r>
         <w:rPr>
@@ -1754,14 +1429,14 @@
           <w:b/>
           <w:sz w:val="24"/>
         </w:rPr>
-        <w:t>подготовка студентов к профессиональной деятельности в ИИ-среде</w:t>
+        <w:t>Подготовка будущих учителей к профессиональной деятельности в ИИ-среде</w:t>
       </w:r>
       <w:r>
         <w:rPr>
           <w:rFonts w:ascii="Times New Roman" w:hAnsi="Times New Roman" w:cs="Times New Roman"/>
           <w:sz w:val="24"/>
         </w:rPr>
-        <w:t>. Поскольку выпускники педагогического вуза будут работать в школах, где ИИ уже используется учащимися, важнейшим компонентом профессиональной подготовки становится формирование критической ИИ-компетентности будущего учителя. Это направление в наибольшей степени соответствует собственной логике педагогического вуза и не имеет аналогов в существующих российских программах педагогической подготовки.</w:t>
+        <w:t xml:space="preserve"> является наиболее специфически «педагогическим» из трёх направлений. Выпускники педагогических вузов будут работать в школах, где ученики уже активно используют ИИ. Критическая ИИ-компетентность будущего учителя представляет собой не опцию, а профессиональную необходимость.</w:t>
       </w:r>
     </w:p>
     <w:p>
@@ -1789,7 +1464,7 @@
           <w:rFonts w:ascii="Times New Roman" w:hAnsi="Times New Roman" w:cs="Times New Roman"/>
           <w:sz w:val="24"/>
         </w:rPr>
-        <w:t>Синтез данных систематического обзора позволяет сформулировать педагогические условия, необходимые для успешной адаптации зарубежного опыта в российском педагогическом вузе.</w:t>
+        <w:t>Синтез данных обзора позволяет обозначить условия, необходимые для успешной адаптации зарубежного опыта.</w:t>
       </w:r>
     </w:p>
     <w:p>
@@ -1803,22 +1478,91 @@
           <w:rFonts w:ascii="Times New Roman" w:hAnsi="Times New Roman" w:cs="Times New Roman"/>
           <w:sz w:val="24"/>
         </w:rPr>
-        <w:t xml:space="preserve">Первым условием является </w:t>
+        <w:t>Методическое сопровождение значит больше, чем выбор инструмента. Исследование Sun et al. [43] убедительно показало, что педагогическое мышление преподавателя является более значимой переменной, чем технология как таковая. Стихийное внедрение без методической рамки, как правило, воспроизводит недостатки традиционного обучения в новой технологической оболочке.</w:t>
       </w:r>
+    </w:p>
+    <w:p>
+      <w:pPr>
+        <w:spacing w:before="0" w:after="120"/>
+        <w:ind w:firstLine="709"/>
+        <w:jc w:val="both"/>
+      </w:pPr>
+      <w:r>
+        <w:rPr>
+          <w:rFonts w:ascii="Times New Roman" w:hAnsi="Times New Roman" w:cs="Times New Roman"/>
+          <w:sz w:val="24"/>
+        </w:rPr>
+        <w:t>Формирование у студентов рефлексивного отношения к ИИ-результатам представляет собой самостоятельную педагогическую задачу, не решающуюся сама собой. Li et al. [22] и Zhang et al. [17] независимо друг от друга зафиксировали устойчивую тенденцию к некритическому принятию ИИ-генерированного контента — тенденцию, которую нужно специально преодолевать.</w:t>
+      </w:r>
+    </w:p>
+    <w:p>
+      <w:pPr>
+        <w:spacing w:before="0" w:after="120"/>
+        <w:ind w:firstLine="709"/>
+        <w:jc w:val="both"/>
+      </w:pPr>
+      <w:r>
+        <w:rPr>
+          <w:rFonts w:ascii="Times New Roman" w:hAnsi="Times New Roman" w:cs="Times New Roman"/>
+          <w:sz w:val="24"/>
+        </w:rPr>
+        <w:t>Сохранение коммуникативного ядра обучения означает, что ИИ должен расширять возможности иноязычного взаимодействия, а не вытеснять его. Wang et al. [40] показали, что воспринимаемая поддержка преподавателя остаётся значимым фактором субъективного благополучия студентов даже в высокотехнологичных образовательных средах.</w:t>
+      </w:r>
+    </w:p>
+    <w:p>
+      <w:pPr>
+        <w:spacing w:before="0" w:after="120"/>
+        <w:ind w:firstLine="709"/>
+        <w:jc w:val="both"/>
+      </w:pPr>
+      <w:r>
+        <w:rPr>
+          <w:rFonts w:ascii="Times New Roman" w:hAnsi="Times New Roman" w:cs="Times New Roman"/>
+          <w:sz w:val="24"/>
+        </w:rPr>
+        <w:t>Институциональная поддержка создаёт необходимую, но недостаточную основу. Чёткая политика вуза в отношении ИИ, программы повышения квалификации преподавателей и соответствующая технологическая инфраструктура задают рамку; но без педагогической культуры рефлексии эта рамка рискует остаться невостребованной.</w:t>
+      </w:r>
+    </w:p>
+    <w:p>
+      <w:pPr>
+        <w:spacing w:before="0" w:after="120"/>
+        <w:ind w:firstLine="709"/>
+        <w:jc w:val="both"/>
+      </w:pPr>
+      <w:r>
+        <w:rPr>
+          <w:rFonts w:ascii="Times New Roman" w:hAnsi="Times New Roman" w:cs="Times New Roman"/>
+          <w:sz w:val="24"/>
+        </w:rPr>
+        <w:t>Нормативная пропедевтика академической честности применительно к ИИ — работа, которую необходимо вести с первого курса и которая требует не запретов, а диалога о границах и ответственности.</w:t>
+      </w:r>
+    </w:p>
+    <w:p>
+      <w:pPr>
+        <w:spacing w:before="160" w:after="80"/>
+        <w:jc w:val="left"/>
+      </w:pPr>
       <w:r>
         <w:rPr>
           <w:rFonts w:ascii="Times New Roman" w:hAnsi="Times New Roman" w:cs="Times New Roman"/>
           <w:b/>
           <w:sz w:val="24"/>
         </w:rPr>
-        <w:t>методическое сопровождение</w:t>
+        <w:t>4.4. Ограничения исследования</w:t>
       </w:r>
+    </w:p>
+    <w:p>
+      <w:pPr>
+        <w:spacing w:before="0" w:after="120"/>
+        <w:ind w:firstLine="709"/>
+        <w:jc w:val="both"/>
+      </w:pPr>
       <w:r>
         <w:rPr>
           <w:rFonts w:ascii="Times New Roman" w:hAnsi="Times New Roman" w:cs="Times New Roman"/>
           <w:sz w:val="24"/>
         </w:rPr>
-        <w:t>. Интеграция ИИ должна осуществляться в рамках методически структурированного процесса, а не как стихийное использование студентами. Преподаватель выступает «архитектором» ИИ-опосредованного учебного опыта.</w:t>
+        <w:t>Настоящий обзор сопряжён с рядом ограничений, о которых необходимо сказать прямо.</w:t>
       </w:r>
     </w:p>
     <w:p>
@@ -1832,109 +1576,7 @@
           <w:rFonts w:ascii="Times New Roman" w:hAnsi="Times New Roman" w:cs="Times New Roman"/>
           <w:sz w:val="24"/>
         </w:rPr>
-        <w:t xml:space="preserve">Вторым условием служит </w:t>
-      </w:r>
-      <w:r>
-        <w:rPr>
-          <w:rFonts w:ascii="Times New Roman" w:hAnsi="Times New Roman" w:cs="Times New Roman"/>
-          <w:b/>
-          <w:sz w:val="24"/>
-        </w:rPr>
-        <w:t>формирование рефлексивных практик</w:t>
-      </w:r>
-      <w:r>
-        <w:rPr>
-          <w:rFonts w:ascii="Times New Roman" w:hAnsi="Times New Roman" w:cs="Times New Roman"/>
-          <w:sz w:val="24"/>
-        </w:rPr>
-        <w:t>. Студенты должны целенаправленно обучаться критической оценке ИИ-результатов, их верификации и осознанному использованию в учебных целях.</w:t>
-      </w:r>
-    </w:p>
-    <w:p>
-      <w:pPr>
-        <w:spacing w:before="0" w:after="120"/>
-        <w:ind w:firstLine="709"/>
-        <w:jc w:val="both"/>
-      </w:pPr>
-      <w:r>
-        <w:rPr>
-          <w:rFonts w:ascii="Times New Roman" w:hAnsi="Times New Roman" w:cs="Times New Roman"/>
-          <w:sz w:val="24"/>
-        </w:rPr>
-        <w:t xml:space="preserve">Третьим условием выступает </w:t>
-      </w:r>
-      <w:r>
-        <w:rPr>
-          <w:rFonts w:ascii="Times New Roman" w:hAnsi="Times New Roman" w:cs="Times New Roman"/>
-          <w:b/>
-          <w:sz w:val="24"/>
-        </w:rPr>
-        <w:t>сохранение коммуникативного ядра</w:t>
-      </w:r>
-      <w:r>
-        <w:rPr>
-          <w:rFonts w:ascii="Times New Roman" w:hAnsi="Times New Roman" w:cs="Times New Roman"/>
-          <w:sz w:val="24"/>
-        </w:rPr>
-        <w:t>. ИИ-инструменты должны использоваться для расширения возможностей иноязычной коммуникации, а не её замещения. Живое педагогическое взаимодействие остаётся незаменимым компонентом учебного процесса.</w:t>
-      </w:r>
-    </w:p>
-    <w:p>
-      <w:pPr>
-        <w:spacing w:before="0" w:after="120"/>
-        <w:ind w:firstLine="709"/>
-        <w:jc w:val="both"/>
-      </w:pPr>
-      <w:r>
-        <w:rPr>
-          <w:rFonts w:ascii="Times New Roman" w:hAnsi="Times New Roman" w:cs="Times New Roman"/>
-          <w:sz w:val="24"/>
-        </w:rPr>
-        <w:t xml:space="preserve">Четвёртым условием является </w:t>
-      </w:r>
-      <w:r>
-        <w:rPr>
-          <w:rFonts w:ascii="Times New Roman" w:hAnsi="Times New Roman" w:cs="Times New Roman"/>
-          <w:b/>
-          <w:sz w:val="24"/>
-        </w:rPr>
-        <w:t>работа с этическими аспектами</w:t>
-      </w:r>
-      <w:r>
-        <w:rPr>
-          <w:rFonts w:ascii="Times New Roman" w:hAnsi="Times New Roman" w:cs="Times New Roman"/>
-          <w:sz w:val="24"/>
-        </w:rPr>
-        <w:t>. Системная пропедевтика академической честности в контексте ИИ представляет собой необходимое условие педагогически ответственного применения технологий.</w:t>
-      </w:r>
-    </w:p>
-    <w:p>
-      <w:pPr>
-        <w:spacing w:before="0" w:after="120"/>
-        <w:ind w:firstLine="709"/>
-        <w:jc w:val="both"/>
-      </w:pPr>
-      <w:r>
-        <w:rPr>
-          <w:rFonts w:ascii="Times New Roman" w:hAnsi="Times New Roman" w:cs="Times New Roman"/>
-          <w:sz w:val="24"/>
-        </w:rPr>
-        <w:t xml:space="preserve">Пятым условием служит </w:t>
-      </w:r>
-      <w:r>
-        <w:rPr>
-          <w:rFonts w:ascii="Times New Roman" w:hAnsi="Times New Roman" w:cs="Times New Roman"/>
-          <w:b/>
-          <w:sz w:val="24"/>
-        </w:rPr>
-        <w:t>институциональная поддержка</w:t>
-      </w:r>
-      <w:r>
-        <w:rPr>
-          <w:rFonts w:ascii="Times New Roman" w:hAnsi="Times New Roman" w:cs="Times New Roman"/>
-          <w:sz w:val="24"/>
-        </w:rPr>
-        <w:t>. Для устойчивой интеграции ИИ требуются чёткие институциональные политики вуза, программы повышения квалификации преподавателей и соответствующая технологическая инфраструктура.</w:t>
+        <w:t>Отбор 50 источников из более 180 потенциально релевантных неизбежно содержит элемент субъективности, несмотря на заданные критерии: без второго независимого рецензента нельзя гарантировать полную воспроизводимость результатов отбора. Все включённые источники публиковались на английском языке, что означает систематическое отсутствие исследований из незападных академических традиций, включая отечественные. Верификация полных текстов всех 50 источников была частичной, что не позволяет гарантировать стопроцентную точность передачи содержания каждой работы. Наконец, стремительность изменений в области генеративного ИИ означает, что часть приводимых данных может устаревать быстрее, чем обычно для педагогических систематических обзоров.</w:t>
       </w:r>
     </w:p>
     <w:p>
@@ -1962,7 +1604,7 @@
           <w:rFonts w:ascii="Times New Roman" w:hAnsi="Times New Roman" w:cs="Times New Roman"/>
           <w:sz w:val="24"/>
         </w:rPr>
-        <w:t>Настоящий систематический обзор 50 зарубежных источников 2020–2025 годов позволил выявить пять основных направлений интеграции ИИ в методику преподавания английского языка, а именно развитие письменной речи с ИИ-поддержкой, практику устной речи с ИИ-чатботами, адаптивное обучение и персонализацию траекторий, трансформацию роли преподавателя и управление этическими рисками.</w:t>
+        <w:t>Систематический обзор 50 зарубежных источников 2020–2025 годов позволяет сформулировать несколько выводов, выходящих за рамки общего тезиса об «ИИ как полезном инструменте».</w:t>
       </w:r>
     </w:p>
     <w:p>
@@ -1976,7 +1618,7 @@
           <w:rFonts w:ascii="Times New Roman" w:hAnsi="Times New Roman" w:cs="Times New Roman"/>
           <w:sz w:val="24"/>
         </w:rPr>
-        <w:t>Ключевым выводом обзора является то, что педагогическая эффективность ИИ-инструментов определяется не их технологическими характеристиками, а качеством методической интеграции в учебный процесс. Ни одно из рассмотренных исследований не свидетельствует о возможности или целесообразности замены преподавателя ИИ. Напротив, данные указывают на возрастание требований к педагогическому мастерству в условиях технологически насыщенной среды.</w:t>
+        <w:t>Педагогическая эффективность ИИ в иноязычном образовании определяется не характеристиками самих инструментов, а качеством педагогического контекста, в который они встроены. Ни одно из рассмотренных исследований не подтверждает ни возможности, ни целесообразности замены преподавателя. Напротив, данные последовательно указывают на возрастание требований к педагогическому мастерству по мере того, как технологическая составляющая обучения усложняется.</w:t>
       </w:r>
     </w:p>
     <w:p>
@@ -1990,7 +1632,7 @@
           <w:rFonts w:ascii="Times New Roman" w:hAnsi="Times New Roman" w:cs="Times New Roman"/>
           <w:sz w:val="24"/>
         </w:rPr>
-        <w:t>Применительно к российскому педагогическому вузу установлены три направления с высоким потенциалом адаптации. Это ИИ-поддержка письменной речи, расширение устноречевой практики и подготовка будущих учителей к профессиональной деятельности в ИИ-среде. Определены педагогические условия адаптации, включающие методическое сопровождение, формирование рефлексивных практик, сохранение коммуникативного ядра обучения, работу с этическими аспектами и институциональную поддержку.</w:t>
+        <w:t>Российский педагогический вуз располагает собственным ресурсом для этой работы. Развитая традиция коммуникативно-деятельностной методики и высокий уровень методической рефлексии преподавательского сообщества создают прочную основу. Вопрос в том, будет ли этот ресурс задействован системно, а не стихийно.</w:t>
       </w:r>
     </w:p>
     <w:p>
@@ -2004,7 +1646,21 @@
           <w:rFonts w:ascii="Times New Roman" w:hAnsi="Times New Roman" w:cs="Times New Roman"/>
           <w:sz w:val="24"/>
         </w:rPr>
-        <w:t>Перспективы дальнейших исследований связаны с разработкой и апробацией конкретных моделей интеграции ИИ в учебный процесс российского педагогического вуза, проведением педагогических экспериментов с использованием отечественных ИИ-инструментов, а также с изучением готовности преподавателей педагогических вузов к работе в ИИ-насыщенной образовательной среде.</w:t>
+        <w:t>Три направления, обозначенные как приоритетные, объединены общей логикой. Во всех трёх случаях ИИ выступает инструментом расширения возможностей иноязычного образования, а не их замещения.</w:t>
+      </w:r>
+    </w:p>
+    <w:p>
+      <w:pPr>
+        <w:spacing w:before="0" w:after="120"/>
+        <w:ind w:firstLine="709"/>
+        <w:jc w:val="both"/>
+      </w:pPr>
+      <w:r>
+        <w:rPr>
+          <w:rFonts w:ascii="Times New Roman" w:hAnsi="Times New Roman" w:cs="Times New Roman"/>
+          <w:sz w:val="24"/>
+        </w:rPr>
+        <w:t>Перспективные направления дальнейших исследований связаны прежде всего с апробацией конкретных моделей интеграции ИИ в программы подготовки учителей английского языка в российских педагогических вузах, а также с педагогически ориентированным изучением возможностей отечественных ИИ-сервисов — ресурса, остающегося в значительной мере неисследованным.</w:t>
       </w:r>
     </w:p>
     <w:p>
@@ -2032,7 +1688,7 @@
           <w:rFonts w:ascii="Times New Roman" w:hAnsi="Times New Roman" w:cs="Times New Roman"/>
           <w:sz w:val="24"/>
         </w:rPr>
-        <w:t>1. Huang, X., Zou, D., Cheng, G., Chen, X., &amp; Xie, H. (2022). How does artificial intelligence empower EFL teaching and learning nowadays? A review on artificial intelligence in the EFL context. Frontiers in Psychology. https://pmc.ncbi.nlm.nih.gov/articles/PMC9709327/</w:t>
+        <w:t>1. Huang X., Zou D., Cheng G., Chen X., Xie H. How does artificial intelligence empower EFL teaching and learning nowadays? A review on artificial intelligence in the EFL context // Frontiers in Psychology. 2022. URL: https://pmc.ncbi.nlm.nih.gov/articles/PMC9709327/ (дата обращения: 22.06.2026).</w:t>
       </w:r>
     </w:p>
     <w:p>
@@ -2046,7 +1702,7 @@
           <w:rFonts w:ascii="Times New Roman" w:hAnsi="Times New Roman" w:cs="Times New Roman"/>
           <w:sz w:val="24"/>
         </w:rPr>
-        <w:t>2. Aydın, Ö., &amp; Karaarslan, E. (2024). Investigating the integration of artificial intelligence in English as foreign language classes for enhancing learners' affective factors: A systematic review. Heliyon, 10(9). https://pmc.ncbi.nlm.nih.gov/articles/PMC11109823/</w:t>
+        <w:t>2. Aydın Ö., Karaarslan E. Investigating the integration of artificial intelligence in English as foreign language classes for enhancing learners' affective factors: a systematic review // Heliyon. 2024. Vol. 10, No. 9. URL: https://pmc.ncbi.nlm.nih.gov/articles/PMC11109823/ (дата обращения: 22.06.2026).</w:t>
       </w:r>
     </w:p>
     <w:p>
@@ -2060,7 +1716,7 @@
           <w:rFonts w:ascii="Times New Roman" w:hAnsi="Times New Roman" w:cs="Times New Roman"/>
           <w:sz w:val="24"/>
         </w:rPr>
-        <w:t>3. Jeon, J. (2025). Artificial intelligence in ESL/EFL education: Evidence from recent reviews (2024–2025). International Journal of Learning, Teaching and Educational Research. https://ijlter.org/index.php/ijlter/article/view/14625</w:t>
+        <w:t>3. Jeon J. Artificial intelligence in ESL/EFL education: evidence from recent reviews (2024–2025) // International Journal of Learning, Teaching and Educational Research. 2025. URL: https://ijlter.org/index.php/ijlter/article/view/14625 (дата обращения: 22.06.2026).</w:t>
       </w:r>
     </w:p>
     <w:p>
@@ -2074,7 +1730,7 @@
           <w:rFonts w:ascii="Times New Roman" w:hAnsi="Times New Roman" w:cs="Times New Roman"/>
           <w:sz w:val="24"/>
         </w:rPr>
-        <w:t>4. Crompton, H., &amp; Burke, D. (2024). AI and English language teaching: Affordances and challenges. British Journal of Educational Technology, 55(1). https://doi.org/10.1111/bjet.13460</w:t>
+        <w:t>4. Crompton H., Burke D. AI and English language teaching: affordances and challenges // British Journal of Educational Technology. 2024. Vol. 55, No. 1. DOI: 10.1111/bjet.13460 (дата обращения: 22.06.2026).</w:t>
       </w:r>
     </w:p>
     <w:p>
@@ -2088,7 +1744,7 @@
           <w:rFonts w:ascii="Times New Roman" w:hAnsi="Times New Roman" w:cs="Times New Roman"/>
           <w:sz w:val="24"/>
         </w:rPr>
-        <w:t>5. British Council. (2023). Artificial intelligence in English language teaching: A systematic review. https://www.britishcouncil.org/sites/default/files/ai_in_english_language_teaching_systematic_review.pdf</w:t>
+        <w:t>5. British Council. Artificial intelligence in English language teaching: a systematic review. London: British Council, 2023. URL: https://www.britishcouncil.org/sites/default/files/ai_in_english_language_teaching_systematic_review.pdf (дата обращения: 22.06.2026).</w:t>
       </w:r>
     </w:p>
     <w:p>
@@ -2102,7 +1758,7 @@
           <w:rFonts w:ascii="Times New Roman" w:hAnsi="Times New Roman" w:cs="Times New Roman"/>
           <w:sz w:val="24"/>
         </w:rPr>
-        <w:t>6. Godwin-Jones, R. (2024). Artificial intelligence and language learning: Affordances and challenges. Language Learning and Technology, 28(2). https://godwinjones.com/godwin-jones_ai_llt.pdf</w:t>
+        <w:t>6. Godwin-Jones R. Artificial intelligence and language learning: affordances and challenges // Language Learning and Technology. 2024. Vol. 28, No. 2. URL: https://godwinjones.com/godwin-jones_ai_llt.pdf (дата обращения: 22.06.2026).</w:t>
       </w:r>
     </w:p>
     <w:p>
@@ -2116,7 +1772,7 @@
           <w:rFonts w:ascii="Times New Roman" w:hAnsi="Times New Roman" w:cs="Times New Roman"/>
           <w:sz w:val="24"/>
         </w:rPr>
-        <w:t>7. Godwin-Jones, R. (2023). Emerging spaces for language learning: AI bots, ambient intelligence, and the metaverse. Language Learning and Technology, 27(2), 6–27.</w:t>
+        <w:t>7. Godwin-Jones R. Emerging spaces for language learning: AI bots, ambient intelligence, and the metaverse // Language Learning and Technology. 2023. Vol. 27, No. 2. P. 6–27.</w:t>
       </w:r>
     </w:p>
     <w:p>
@@ -2130,7 +1786,7 @@
           <w:rFonts w:ascii="Times New Roman" w:hAnsi="Times New Roman" w:cs="Times New Roman"/>
           <w:sz w:val="24"/>
         </w:rPr>
-        <w:t>8. Godwin-Jones, R. (2025). Language teacher preparation for an AI world: A human ecological perspective. Language Learning and Technology. https://godwinjones.com/godwin-jones_language_teacher_prep.pdf</w:t>
+        <w:t>8. Godwin-Jones R. Language teacher preparation for an AI world: a human ecological perspective // Language Learning and Technology. 2025. URL: https://godwinjones.com/godwin-jones_language_teacher_prep.pdf (дата обращения: 22.06.2026).</w:t>
       </w:r>
     </w:p>
     <w:p>
@@ -2144,7 +1800,7 @@
           <w:rFonts w:ascii="Times New Roman" w:hAnsi="Times New Roman" w:cs="Times New Roman"/>
           <w:sz w:val="24"/>
         </w:rPr>
-        <w:t>9. Bui, T. et al. (2025). Two years of innovation: A systematic review of empirical generative AI research in language learning and teaching. Computers in Human Behavior: Artificial Intelligence. https://doi.org/10.1016/j.chbah.2025.100852</w:t>
+        <w:t>9. Bui T. et al. Two years of innovation: a systematic review of empirical generative AI research in language learning and teaching // Computers in Human Behavior: Artificial Intelligence. 2025. DOI: 10.1016/j.chbah.2025.100852 (дата обращения: 22.06.2026).</w:t>
       </w:r>
     </w:p>
     <w:p>
@@ -2158,7 +1814,7 @@
           <w:rFonts w:ascii="Times New Roman" w:hAnsi="Times New Roman" w:cs="Times New Roman"/>
           <w:sz w:val="24"/>
         </w:rPr>
-        <w:t>10. Kostka, I., &amp; Toncelli, R. (2023). Exploring applications of ChatGPT to English language teaching: Opportunities, challenges, and recommendations. TESL-EJ, 27(3). https://doi.org/10.55593/ej.27107int</w:t>
+        <w:t>10. Kostka I., Toncelli R. Exploring applications of ChatGPT to English language teaching: opportunities, challenges, and recommendations // TESL-EJ. 2023. Vol. 27, No. 3. DOI: 10.55593/ej.27107int (дата обращения: 22.06.2026).</w:t>
       </w:r>
     </w:p>
     <w:p>
@@ -2172,7 +1828,7 @@
           <w:rFonts w:ascii="Times New Roman" w:hAnsi="Times New Roman" w:cs="Times New Roman"/>
           <w:sz w:val="24"/>
         </w:rPr>
-        <w:t>11. Van Horn, K. R. (2024). ChatGPT in English language learning: Exploring perceptions and promoting autonomy in a university EFL context. TESL-EJ, 28(1). https://tesl-ej.org/wordpress/issues/volume28/ej109/ej109a8/</w:t>
+        <w:t>11. Van Horn K. R. ChatGPT in English language learning: exploring perceptions and promoting autonomy in a university EFL context // TESL-EJ. 2024. Vol. 28, No. 1. URL: https://tesl-ej.org/wordpress/issues/volume28/ej109/ej109a8/ (дата обращения: 22.06.2026).</w:t>
       </w:r>
     </w:p>
     <w:p>
@@ -2186,7 +1842,7 @@
           <w:rFonts w:ascii="Times New Roman" w:hAnsi="Times New Roman" w:cs="Times New Roman"/>
           <w:sz w:val="24"/>
         </w:rPr>
-        <w:t>12. Bekteshi, E. et al. (2025). Generative AI in English language teaching: Students' voices, teachers' reactions, and needs. TESL-EJ, 29(3). https://tesl-ej.org/wordpress/issues/volume29/ej115/ej115int3/</w:t>
+        <w:t>12. Bekteshi E. et al. Generative AI in English language teaching: students' voices, teachers' reactions, and needs // TESL-EJ. 2025. Vol. 29, No. 3. URL: https://tesl-ej.org/wordpress/issues/volume29/ej115/ej115int3/ (дата обращения: 22.06.2026).</w:t>
       </w:r>
     </w:p>
     <w:p>
@@ -2200,7 +1856,7 @@
           <w:rFonts w:ascii="Times New Roman" w:hAnsi="Times New Roman" w:cs="Times New Roman"/>
           <w:sz w:val="24"/>
         </w:rPr>
-        <w:t>13. Huang, W. et al. (2023). An exploratory study of EFL learners' use of ChatGPT for language learning tasks. Languages, 8(3), 212. https://doi.org/10.3390/languages8030212</w:t>
+        <w:t>13. Huang W. et al. An exploratory study of EFL learners' use of ChatGPT for language learning tasks // Languages. 2023. Vol. 8, No. 3. P. 212. DOI: 10.3390/languages8030212 (дата обращения: 22.06.2026).</w:t>
       </w:r>
     </w:p>
     <w:p>
@@ -2214,7 +1870,7 @@
           <w:rFonts w:ascii="Times New Roman" w:hAnsi="Times New Roman" w:cs="Times New Roman"/>
           <w:sz w:val="24"/>
         </w:rPr>
-        <w:t>14. Xiao, Y., &amp; Zhi, Y. (2023). Embracing the disrupted language teaching and learning field: Analyzing YouTube content creation related to ChatGPT. Languages, 8(3), 197. https://doi.org/10.3390/languages8030197</w:t>
+        <w:t>14. Xiao Y., Zhi Y. Embracing the disrupted language teaching and learning field: analyzing YouTube content creation related to ChatGPT // Languages. 2023. Vol. 8, No. 3. P. 197. DOI: 10.3390/languages8030197 (дата обращения: 22.06.2026).</w:t>
       </w:r>
     </w:p>
     <w:p>
@@ -2228,7 +1884,7 @@
           <w:rFonts w:ascii="Times New Roman" w:hAnsi="Times New Roman" w:cs="Times New Roman"/>
           <w:sz w:val="24"/>
         </w:rPr>
-        <w:t>15. Alotaibi, N. et al. (2025). ChatGPT in ESL higher education: Enhancing writing, engagement, and learning outcomes. Information, 16(4), 316. https://doi.org/10.3390/info16040316</w:t>
+        <w:t>15. Alotaibi N. et al. ChatGPT in ESL higher education: enhancing writing, engagement, and learning outcomes // Information. 2025. Vol. 16, No. 4. P. 316. DOI: 10.3390/info16040316 (дата обращения: 22.06.2026).</w:t>
       </w:r>
     </w:p>
     <w:p>
@@ -2242,7 +1898,7 @@
           <w:rFonts w:ascii="Times New Roman" w:hAnsi="Times New Roman" w:cs="Times New Roman"/>
           <w:sz w:val="24"/>
         </w:rPr>
-        <w:t>16. Sallam, M. et al. (2025). Higher education students' perceptions of ChatGPT: A global study of early reactions. https://pmc.ncbi.nlm.nih.gov/articles/PMC11798494/</w:t>
+        <w:t>16. Sallam M. et al. Higher education students' perceptions of ChatGPT: a global study of early reactions. 2025. URL: https://pmc.ncbi.nlm.nih.gov/articles/PMC11798494/ (дата обращения: 22.06.2026).</w:t>
       </w:r>
     </w:p>
     <w:p>
@@ -2256,7 +1912,7 @@
           <w:rFonts w:ascii="Times New Roman" w:hAnsi="Times New Roman" w:cs="Times New Roman"/>
           <w:sz w:val="24"/>
         </w:rPr>
-        <w:t>17. Zhang, Y. et al. (2025). Perceptions vs. practices: Academic integrity and actual ChatGPT use among EFL students. https://pmc.ncbi.nlm.nih.gov/articles/PMC13044046/</w:t>
+        <w:t>17. Zhang Y. et al. Perceptions vs. practices: academic integrity and actual ChatGPT use among EFL students. 2025. URL: https://pmc.ncbi.nlm.nih.gov/articles/PMC13044046/ (дата обращения: 22.06.2026).</w:t>
       </w:r>
     </w:p>
     <w:p>
@@ -2270,7 +1926,7 @@
           <w:rFonts w:ascii="Times New Roman" w:hAnsi="Times New Roman" w:cs="Times New Roman"/>
           <w:sz w:val="24"/>
         </w:rPr>
-        <w:t>18. Kohnke, L. et al. (2023). Potentials and implications of ChatGPT for ESL writing instruction. The International Review of Research in Open and Distributed Learning. https://www.irrodl.org/index.php/irrodl/article/view/7820</w:t>
+        <w:t>18. Kohnke L. et al. Potentials and implications of ChatGPT for ESL writing instruction // The International Review of Research in Open and Distributed Learning. 2023. URL: https://www.irrodl.org/index.php/irrodl/article/view/7820 (дата обращения: 22.06.2026).</w:t>
       </w:r>
     </w:p>
     <w:p>
@@ -2284,7 +1940,7 @@
           <w:rFonts w:ascii="Times New Roman" w:hAnsi="Times New Roman" w:cs="Times New Roman"/>
           <w:sz w:val="24"/>
         </w:rPr>
-        <w:t>19. Chen, Y. et al. (2024). How to align large language models for teaching English? Designing an LLM-based chatbot for EFL conversation. arXiv:2409.04987. https://arxiv.org/pdf/2409.04987</w:t>
+        <w:t>19. Chen Y. et al. How to align large language models for teaching English? Designing an LLM-based chatbot for EFL conversation. arXiv: 2409.04987. 2024. URL: https://arxiv.org/pdf/2409.04987 (дата обращения: 22.06.2026).</w:t>
       </w:r>
     </w:p>
     <w:p>
@@ -2298,7 +1954,7 @@
           <w:rFonts w:ascii="Times New Roman" w:hAnsi="Times New Roman" w:cs="Times New Roman"/>
           <w:sz w:val="24"/>
         </w:rPr>
-        <w:t>20. Liu, M. et al. (2023). From process to product: Writing engagement and performance of EFL learners under computer-generated feedback instruction. Frontiers in Psychology. https://pmc.ncbi.nlm.nih.gov/articles/PMC10701688/</w:t>
+        <w:t>20. Liu M. et al. From process to product: writing engagement and performance of EFL learners under computer-generated feedback instruction // Frontiers in Psychology. 2023. URL: https://pmc.ncbi.nlm.nih.gov/articles/PMC10701688/ (дата обращения: 22.06.2026).</w:t>
       </w:r>
     </w:p>
     <w:p>
@@ -2312,7 +1968,7 @@
           <w:rFonts w:ascii="Times New Roman" w:hAnsi="Times New Roman" w:cs="Times New Roman"/>
           <w:sz w:val="24"/>
         </w:rPr>
-        <w:t>21. Wang, Q. et al. (2025). Enhancing EFL writing revision practices: The impact of AI- and teacher-generated feedback. Education Sciences, 15(2), 232. https://doi.org/10.3390/educsci15020232</w:t>
+        <w:t>21. Wang Q. et al. Enhancing EFL writing revision practices: the impact of AI- and teacher-generated feedback // Education Sciences. 2025. Vol. 15, No. 2. P. 232. DOI: 10.3390/educsci15020232 (дата обращения: 22.06.2026).</w:t>
       </w:r>
     </w:p>
     <w:p>
@@ -2326,7 +1982,7 @@
           <w:rFonts w:ascii="Times New Roman" w:hAnsi="Times New Roman" w:cs="Times New Roman"/>
           <w:sz w:val="24"/>
         </w:rPr>
-        <w:t>22. Li, X. et al. (2025). A qualitative approach to EFL postgraduates' GenAI-assisted research writing. Education Sciences, 15(11), 1521. https://doi.org/10.3390/educsci15111521</w:t>
+        <w:t>22. Li X. et al. A qualitative approach to EFL postgraduates' GenAI-assisted research writing // Education Sciences. 2025. Vol. 15, No. 11. P. 1521. DOI: 10.3390/educsci15111521 (дата обращения: 22.06.2026).</w:t>
       </w:r>
     </w:p>
     <w:p>
@@ -2340,7 +1996,7 @@
           <w:rFonts w:ascii="Times New Roman" w:hAnsi="Times New Roman" w:cs="Times New Roman"/>
           <w:sz w:val="24"/>
         </w:rPr>
-        <w:t>23. Xu, Z. et al. (2025). Writing accuracy: How AI-assisted writing instruction supports EFL undergraduates. Information, 17(2), 157. https://doi.org/10.3390/info17020157</w:t>
+        <w:t>23. Xu Z. et al. Writing accuracy: how AI-assisted writing instruction supports EFL undergraduates // Information. 2025. Vol. 17, No. 2. P. 157. DOI: 10.3390/info17020157 (дата обращения: 22.06.2026).</w:t>
       </w:r>
     </w:p>
     <w:p>
@@ -2354,7 +2010,7 @@
           <w:rFonts w:ascii="Times New Roman" w:hAnsi="Times New Roman" w:cs="Times New Roman"/>
           <w:sz w:val="24"/>
         </w:rPr>
-        <w:t>24. Guo, Y. et al. (2023). Exploring the effectiveness of ChatGPT-based feedback compared with teacher feedback. arXiv:2309.01645. https://arxiv.org/pdf/2309.01645</w:t>
+        <w:t>24. Guo Y. et al. Exploring the effectiveness of ChatGPT-based feedback compared with teacher feedback. arXiv: 2309.01645. 2023. URL: https://arxiv.org/pdf/2309.01645 (дата обращения: 22.06.2026).</w:t>
       </w:r>
     </w:p>
     <w:p>
@@ -2368,7 +2024,7 @@
           <w:rFonts w:ascii="Times New Roman" w:hAnsi="Times New Roman" w:cs="Times New Roman"/>
           <w:sz w:val="24"/>
         </w:rPr>
-        <w:t>25. Zhang, R. et al. (2024). Harnessing LLMs for multi-dimensional writing assessment. Heliyon. https://pmc.ncbi.nlm.nih.gov/articles/PMC11305227/</w:t>
+        <w:t>25. Zhang R. et al. Harnessing LLMs for multi-dimensional writing assessment // Heliyon. 2024. URL: https://pmc.ncbi.nlm.nih.gov/articles/PMC11305227/ (дата обращения: 22.06.2026).</w:t>
       </w:r>
     </w:p>
     <w:p>
@@ -2382,7 +2038,7 @@
           <w:rFonts w:ascii="Times New Roman" w:hAnsi="Times New Roman" w:cs="Times New Roman"/>
           <w:sz w:val="24"/>
         </w:rPr>
-        <w:t>26. Okonkwo, C. et al. (2025). The active learning and GenAI synergy framework: Ethical integration of generative AI in EFL/ESL writing. https://pmc.ncbi.nlm.nih.gov/articles/PMC12961280/</w:t>
+        <w:t>26. Okonkwo C. et al. The active learning and GenAI synergy framework: ethical integration of generative AI in EFL/ESL writing. 2025. URL: https://pmc.ncbi.nlm.nih.gov/articles/PMC12961280/ (дата обращения: 22.06.2026).</w:t>
       </w:r>
     </w:p>
     <w:p>
@@ -2396,7 +2052,7 @@
           <w:rFonts w:ascii="Times New Roman" w:hAnsi="Times New Roman" w:cs="Times New Roman"/>
           <w:sz w:val="24"/>
         </w:rPr>
-        <w:t>27. Chen, L. et al. (2024). CHOP: Integrating ChatGPT into EFL oral presentation practice. arXiv:2407.07393. https://arxiv.org/pdf/2407.07393</w:t>
+        <w:t>27. Chen L. et al. CHOP: integrating ChatGPT into EFL oral presentation practice. arXiv: 2407.07393. 2024. URL: https://arxiv.org/pdf/2407.07393 (дата обращения: 22.06.2026).</w:t>
       </w:r>
     </w:p>
     <w:p>
@@ -2410,7 +2066,7 @@
           <w:rFonts w:ascii="Times New Roman" w:hAnsi="Times New Roman" w:cs="Times New Roman"/>
           <w:sz w:val="24"/>
         </w:rPr>
-        <w:t>28. Du, J., &amp; Daniel, B. K. (2024). Transforming language education: A systematic review of AI-powered chatbots for EFL speaking practice. Computers and Education: Artificial Intelligence, 6, 100230. https://doi.org/10.1016/j.caeai.2024.100230</w:t>
+        <w:t>28. Du J., Daniel B. K. Transforming language education: a systematic review of AI-powered chatbots for EFL speaking practice // Computers and Education: Artificial Intelligence. 2024. Vol. 6. P. 100230. DOI: 10.1016/j.caeai.2024.100230 (дата обращения: 22.06.2026).</w:t>
       </w:r>
     </w:p>
     <w:p>
@@ -2424,7 +2080,7 @@
           <w:rFonts w:ascii="Times New Roman" w:hAnsi="Times New Roman" w:cs="Times New Roman"/>
           <w:sz w:val="24"/>
         </w:rPr>
-        <w:t>29. Yang, J. et al. (2025). Investigating the role of AI-powered conversation bots in enhancing L2 speaking skills. Humanities and Social Sciences Communications, 12. https://doi.org/10.1057/s41599-025-05550-z</w:t>
+        <w:t>29. Yang J. et al. Investigating the role of AI-powered conversation bots in enhancing L2 speaking skills // Humanities and Social Sciences Communications. 2025. Vol. 12. DOI: 10.1057/s41599-025-05550-z (дата обращения: 22.06.2026).</w:t>
       </w:r>
     </w:p>
     <w:p>
@@ -2438,7 +2094,7 @@
           <w:rFonts w:ascii="Times New Roman" w:hAnsi="Times New Roman" w:cs="Times New Roman"/>
           <w:sz w:val="24"/>
         </w:rPr>
-        <w:t>30. Li, H. et al. (2025). Reducing anxiety and enhancing performance: AI chatbots vs. human facilitation in EFL speaking. Frontiers in Psychology. https://doi.org/10.3389/fpsyg.2025.1745942</w:t>
+        <w:t>30. Li H. et al. Reducing anxiety and enhancing performance: AI chatbots vs. human facilitation in EFL speaking // Frontiers in Psychology. 2025. DOI: 10.3389/fpsyg.2025.1745942 (дата обращения: 22.06.2026).</w:t>
       </w:r>
     </w:p>
     <w:p>
@@ -2452,7 +2108,7 @@
           <w:rFonts w:ascii="Times New Roman" w:hAnsi="Times New Roman" w:cs="Times New Roman"/>
           <w:sz w:val="24"/>
         </w:rPr>
-        <w:t>31. Wang, X. et al. (2025). AI-driven chatbots in second language education: A systematic review. Computers and Education: Artificial Intelligence. https://doi.org/10.1016/j.caeai.2025.100086</w:t>
+        <w:t>31. Wang X. et al. AI-driven chatbots in second language education: a systematic review // Computers and Education: Artificial Intelligence. 2025. DOI: 10.1016/j.caeai.2025.100086 (дата обращения: 22.06.2026).</w:t>
       </w:r>
     </w:p>
     <w:p>
@@ -2466,7 +2122,7 @@
           <w:rFonts w:ascii="Times New Roman" w:hAnsi="Times New Roman" w:cs="Times New Roman"/>
           <w:sz w:val="24"/>
         </w:rPr>
-        <w:t>32. Xu, H. et al. (2025). Artificial intelligence in language learning: Biometric feedback and adaptive reading. Humanities and Social Sciences Communications. https://doi.org/10.1057/s41599-025-04878-w</w:t>
+        <w:t>32. Xu H. et al. Artificial intelligence in language learning: biometric feedback and adaptive reading // Humanities and Social Sciences Communications. 2025. DOI: 10.1057/s41599-025-04878-w (дата обращения: 22.06.2026).</w:t>
       </w:r>
     </w:p>
     <w:p>
@@ -2480,7 +2136,7 @@
           <w:rFonts w:ascii="Times New Roman" w:hAnsi="Times New Roman" w:cs="Times New Roman"/>
           <w:sz w:val="24"/>
         </w:rPr>
-        <w:t>33. Zhou, A. et al. (2024). The impact of chatbots based on large language models on second language vocabulary acquisition. Heliyon. https://pmc.ncbi.nlm.nih.gov/articles/PMC10850600/</w:t>
+        <w:t>33. Zhou A. et al. The impact of chatbots based on large language models on second language vocabulary acquisition // Heliyon. 2024. URL: https://pmc.ncbi.nlm.nih.gov/articles/PMC10850600/ (дата обращения: 22.06.2026).</w:t>
       </w:r>
     </w:p>
     <w:p>
@@ -2494,7 +2150,7 @@
           <w:rFonts w:ascii="Times New Roman" w:hAnsi="Times New Roman" w:cs="Times New Roman"/>
           <w:sz w:val="24"/>
         </w:rPr>
-        <w:t>34. Huang, J. et al. (2023). Artificial intelligence in language instruction: Impact on achievement, L2 motivation, and self-regulated learning. Frontiers in Psychology. https://pmc.ncbi.nlm.nih.gov/articles/PMC10658009/</w:t>
+        <w:t>34. Huang J. et al. Artificial intelligence in language instruction: impact on achievement, L2 motivation, and self-regulated learning // Frontiers in Psychology. 2023. URL: https://pmc.ncbi.nlm.nih.gov/articles/PMC10658009/ (дата обращения: 22.06.2026).</w:t>
       </w:r>
     </w:p>
     <w:p>
@@ -2508,7 +2164,7 @@
           <w:rFonts w:ascii="Times New Roman" w:hAnsi="Times New Roman" w:cs="Times New Roman"/>
           <w:sz w:val="24"/>
         </w:rPr>
-        <w:t>35. Lin, C. et al. (2024). AI-empowered applications effects on EFL learners' engagement and academic procrastination. https://pmc.ncbi.nlm.nih.gov/articles/PMC11656581/</w:t>
+        <w:t>35. Lin C. et al. AI-empowered applications effects on EFL learners' engagement and academic procrastination. 2024. URL: https://pmc.ncbi.nlm.nih.gov/articles/PMC11656581/ (дата обращения: 22.06.2026).</w:t>
       </w:r>
     </w:p>
     <w:p>
@@ -2522,7 +2178,7 @@
           <w:rFonts w:ascii="Times New Roman" w:hAnsi="Times New Roman" w:cs="Times New Roman"/>
           <w:sz w:val="24"/>
         </w:rPr>
-        <w:t>36. Wei, X. et al. (2024). From literacy to learning: Sequential mediation of attitudes and enjoyment in AI-assisted EFL education. https://pmc.ncbi.nlm.nih.gov/articles/PMC11402731/</w:t>
+        <w:t>36. Wei X. et al. From literacy to learning: sequential mediation of attitudes and enjoyment in AI-assisted EFL education. 2024. URL: https://pmc.ncbi.nlm.nih.gov/articles/PMC11402731/ (дата обращения: 22.06.2026).</w:t>
       </w:r>
     </w:p>
     <w:p>
@@ -2536,7 +2192,7 @@
           <w:rFonts w:ascii="Times New Roman" w:hAnsi="Times New Roman" w:cs="Times New Roman"/>
           <w:sz w:val="24"/>
         </w:rPr>
-        <w:t>37. Chen, S. et al. (2025). Beyond tool use: How ecological coupling configures AI's empowerment for language learning. https://pmc.ncbi.nlm.nih.gov/articles/PMC12872916/</w:t>
+        <w:t>37. Chen S. et al. Beyond tool use: how ecological coupling configures AI's empowerment for language learning. 2025. URL: https://pmc.ncbi.nlm.nih.gov/articles/PMC12872916/ (дата обращения: 22.06.2026).</w:t>
       </w:r>
     </w:p>
     <w:p>
@@ -2550,7 +2206,7 @@
           <w:rFonts w:ascii="Times New Roman" w:hAnsi="Times New Roman" w:cs="Times New Roman"/>
           <w:sz w:val="24"/>
         </w:rPr>
-        <w:t>38. Liu, J. et al. (2025). The human touch in AI: Self-determination theory and teacher scaffolding. https://pmc.ncbi.nlm.nih.gov/articles/PMC12268064/</w:t>
+        <w:t>38. Liu J. et al. The human touch in AI: self-determination theory and teacher scaffolding. 2025. URL: https://pmc.ncbi.nlm.nih.gov/articles/PMC12268064/ (дата обращения: 22.06.2026).</w:t>
       </w:r>
     </w:p>
     <w:p>
@@ -2564,7 +2220,7 @@
           <w:rFonts w:ascii="Times New Roman" w:hAnsi="Times New Roman" w:cs="Times New Roman"/>
           <w:sz w:val="24"/>
         </w:rPr>
-        <w:t>39. Wang, Y. et al. (2025). Effects of teacher support and growth language mindset on learner well-being in AI environment. https://pmc.ncbi.nlm.nih.gov/articles/PMC12481513/</w:t>
+        <w:t>39. Wang Y. et al. Effects of teacher support and growth language mindset on learner well-being in AI environment. 2025. URL: https://pmc.ncbi.nlm.nih.gov/articles/PMC12481513/ (дата обращения: 22.06.2026).</w:t>
       </w:r>
     </w:p>
     <w:p>
@@ -2578,7 +2234,7 @@
           <w:rFonts w:ascii="Times New Roman" w:hAnsi="Times New Roman" w:cs="Times New Roman"/>
           <w:sz w:val="24"/>
         </w:rPr>
-        <w:t>40. Wang, Y. et al. (2025). Effects of perceived teacher support on learner well-being in AI-integrated environment. https://pmc.ncbi.nlm.nih.gov/articles/PMC12481513/</w:t>
+        <w:t>40. Wang Y. et al. Effects of perceived teacher support on learner well-being in AI-integrated environment. 2025. URL: https://pmc.ncbi.nlm.nih.gov/articles/PMC12481513/ (дата обращения: 22.06.2026).</w:t>
       </w:r>
     </w:p>
     <w:p>
@@ -2592,7 +2248,7 @@
           <w:rFonts w:ascii="Times New Roman" w:hAnsi="Times New Roman" w:cs="Times New Roman"/>
           <w:sz w:val="24"/>
         </w:rPr>
-        <w:t>41. Chen, H. et al. (2025). Empowering EFL teachers' perceptions of generative AI-mediated self-professionalism. https://pmc.ncbi.nlm.nih.gov/articles/PMC12185028/</w:t>
+        <w:t>41. Chen H. et al. Empowering EFL teachers' perceptions of generative AI-mediated self-professionalism. 2025. URL: https://pmc.ncbi.nlm.nih.gov/articles/PMC12185028/ (дата обращения: 22.06.2026).</w:t>
       </w:r>
     </w:p>
     <w:p>
@@ -2606,7 +2262,7 @@
           <w:rFonts w:ascii="Times New Roman" w:hAnsi="Times New Roman" w:cs="Times New Roman"/>
           <w:sz w:val="24"/>
         </w:rPr>
-        <w:t>42. Zhao, L. et al. (2025). AI powered ELT: Instructors' transformative roles and opportunities. https://pmc.ncbi.nlm.nih.gov/articles/PMC12121750/</w:t>
+        <w:t>42. Zhao L. et al. AI powered ELT: instructors' transformative roles and opportunities. 2025. URL: https://pmc.ncbi.nlm.nih.gov/articles/PMC12121750/ (дата обращения: 22.06.2026).</w:t>
       </w:r>
     </w:p>
     <w:p>
@@ -2620,7 +2276,7 @@
           <w:rFonts w:ascii="Times New Roman" w:hAnsi="Times New Roman" w:cs="Times New Roman"/>
           <w:sz w:val="24"/>
         </w:rPr>
-        <w:t>43. Sun, Z. et al. (2025). Teacher cognition and practices in using generative AI in EFL higher education. https://pmc.ncbi.nlm.nih.gov/articles/PMC12466831/</w:t>
+        <w:t>43. Sun Z. et al. Teacher cognition and practices in using generative AI in EFL higher education. 2025. URL: https://pmc.ncbi.nlm.nih.gov/articles/PMC12466831/ (дата обращения: 22.06.2026).</w:t>
       </w:r>
     </w:p>
     <w:p>
@@ -2634,7 +2290,7 @@
           <w:rFonts w:ascii="Times New Roman" w:hAnsi="Times New Roman" w:cs="Times New Roman"/>
           <w:sz w:val="24"/>
         </w:rPr>
-        <w:t>44. García-Díaz, J. A. et al. (2024). Learning English with AI for prospective teachers: A systematic review. Frontiers in Education. https://doi.org/10.3389/feduc.2024.1490067</w:t>
+        <w:t>44. García-Díaz J. A. et al. Learning English with AI for prospective teachers: a systematic review // Frontiers in Education. 2024. DOI: 10.3389/feduc.2024.1490067 (дата обращения: 22.06.2026).</w:t>
       </w:r>
     </w:p>
     <w:p>
@@ -2648,7 +2304,7 @@
           <w:rFonts w:ascii="Times New Roman" w:hAnsi="Times New Roman" w:cs="Times New Roman"/>
           <w:sz w:val="24"/>
         </w:rPr>
-        <w:t>45. Li, X. et al. (2025). The efficacy of AI-powered scaffolding in EFL acquisition in tertiary education. https://pmc.ncbi.nlm.nih.gov/articles/PMC12836060/</w:t>
+        <w:t>45. Li X. et al. The efficacy of AI-powered scaffolding in EFL acquisition in tertiary education. 2025. URL: https://pmc.ncbi.nlm.nih.gov/articles/PMC12836060/ (дата обращения: 22.06.2026).</w:t>
       </w:r>
     </w:p>
     <w:p>
@@ -2662,7 +2318,7 @@
           <w:rFonts w:ascii="Times New Roman" w:hAnsi="Times New Roman" w:cs="Times New Roman"/>
           <w:sz w:val="24"/>
         </w:rPr>
-        <w:t>46. Pham, T. et al. (2024). Ethical use of ChatGPT in education: Best practices to combat AI-induced plagiarism. Frontiers in Education. https://doi.org/10.3389/feduc.2024.1465703</w:t>
+        <w:t>46. Pham T. et al. Ethical use of ChatGPT in education: best practices to combat AI-induced plagiarism // Frontiers in Education. 2024. DOI: 10.3389/feduc.2024.1465703 (дата обращения: 22.06.2026).</w:t>
       </w:r>
     </w:p>
     <w:p>
@@ -2676,7 +2332,7 @@
           <w:rFonts w:ascii="Times New Roman" w:hAnsi="Times New Roman" w:cs="Times New Roman"/>
           <w:sz w:val="24"/>
         </w:rPr>
-        <w:t>47. Bekteshi, E. (2023). Generative AI in language education: Bridging the divide. ERIC. https://files.eric.ed.gov/fulltext/EJ1472502.pdf</w:t>
+        <w:t>47. Bekteshi E. Generative AI in language education: bridging the divide // ERIC. 2023. URL: https://files.eric.ed.gov/fulltext/EJ1472502.pdf (дата обращения: 22.06.2026).</w:t>
       </w:r>
     </w:p>
     <w:p>
@@ -2690,7 +2346,7 @@
           <w:rFonts w:ascii="Times New Roman" w:hAnsi="Times New Roman" w:cs="Times New Roman"/>
           <w:sz w:val="24"/>
         </w:rPr>
-        <w:t>48. Kohnke, L. et al. (2023). Generative AI in English language teaching. ERIC. https://files.eric.ed.gov/fulltext/EJ1488670.pdf</w:t>
+        <w:t>48. Kohnke L. et al. Generative AI in English language teaching // ERIC. 2023. URL: https://files.eric.ed.gov/fulltext/EJ1488670.pdf (дата обращения: 22.06.2026).</w:t>
       </w:r>
     </w:p>
     <w:p>
@@ -2704,7 +2360,7 @@
           <w:rFonts w:ascii="Times New Roman" w:hAnsi="Times New Roman" w:cs="Times New Roman"/>
           <w:sz w:val="24"/>
         </w:rPr>
-        <w:t>49. Xiao, F. et al. (2025). Exploring the landscape of generative AI (ChatGPT)-powered writing instruction in EFL education: A scoping review. RELC Journal. https://doi.org/10.1177/20965311241310881</w:t>
+        <w:t>49. Xiao F. et al. Exploring the landscape of generative AI (ChatGPT)-powered writing instruction in EFL education: a scoping review // RELC Journal. 2025. DOI: 10.1177/20965311241310881 (дата обращения: 22.06.2026).</w:t>
       </w:r>
     </w:p>
     <w:p>
@@ -2718,7 +2374,7 @@
           <w:rFonts w:ascii="Times New Roman" w:hAnsi="Times New Roman" w:cs="Times New Roman"/>
           <w:sz w:val="24"/>
         </w:rPr>
-        <w:t>50. García-Díaz, J. A. et al. (2024). Artificial intelligence in language learning: A twenty-year scoping review. Innovation in Language Learning and Teaching. https://doi.org/10.1080/29984475.2026.2647961</w:t>
+        <w:t>50. García-Díaz J. A. et al. Artificial intelligence in language learning: a twenty-year scoping review // Innovation in Language Learning and Teaching. 2024. DOI: 10.1080/29984475.2026.2647961 (дата обращения: 22.06.2026).</w:t>
       </w:r>
     </w:p>
     <w:sectPr>

--- a/статья_ИИ_в_преподавании_английского.docx
+++ b/статья_ИИ_в_преподавании_английского.docx
@@ -207,7 +207,7 @@
           <w:rFonts w:ascii="Times New Roman" w:hAnsi="Times New Roman" w:cs="Times New Roman"/>
           <w:sz w:val="24"/>
         </w:rPr>
-        <w:t>The article presents a systematic review of foreign research (2020–2025) on the integration of artificial intelligence (AI) technologies into English language teaching methodology in higher education. Fifty open-access sources drawn from PubMed Central, MDPI, Language Learning and Technology, TESL-EJ, Frontiers, ERIC, IRRODL, and arXiv were analyzed across five thematic directions, namely AI in writing development, AI chatbots and oral speech practice, adaptive learning and personalization of educational trajectories, transformation of the teacher's professional role, and ethical risks and pedagogical limitations. The review establishes that the didactic potential of AI tools is realized only when their integration is methodologically grounded; none of the reviewed studies confirms either the feasibility or desirability of replacing the teacher. Three directions are identified as having the highest adaptation potential for Russian pedagogical universities: AI-supported writing instruction, expansion of out-of-class oral practice, and preparing future teachers to work in AI-saturated educational environments. Pedagogical conditions for successful adaptation and limitations on the transferability of foreign experience are identified. The findings may inform curriculum design, methodological guidelines, and professional development programs for English language teachers at pedagogical universities.</w:t>
+        <w:t>The article presents a systematic review of foreign research (2020–2025) on the integration of artificial intelligence (AI) technologies into English language teaching methodology in higher education. Fifty open-access sources drawn from PubMed Central, MDPI, Language Learning and Technology, TESL-EJ, Frontiers, ERIC, IRRODL, and arXiv were analyzed across five thematic directions, namely AI in writing development, AI chatbots and oral speech practice, adaptive learning and personalization of educational trajectories, transformation of the teacher's professional role, and ethical risks and pedagogical limitations. The review establishes that the didactic potential of AI tools is realized only when their integration is methodologically grounded; none of the reviewed studies confirms either the feasibility or desirability of replacing the teacher. Three directions are identified as having the highest adaptation potential for Russian pedagogical universities, namely AI-supported writing instruction, expansion of out-of-class oral practice, and preparing future teachers to work in AI-saturated educational environments. Pedagogical conditions for successful adaptation and limitations on the transferability of foreign experience are identified. The findings may inform curriculum design, methodological guidelines, and professional development programs for English language teachers at pedagogical universities.</w:t>
       </w:r>
     </w:p>
     <w:p>
@@ -263,7 +263,7 @@
           <w:rFonts w:ascii="Times New Roman" w:hAnsi="Times New Roman" w:cs="Times New Roman"/>
           <w:sz w:val="24"/>
         </w:rPr>
-        <w:t>К середине 2020-х годов искусственный интеллект перестал быть инструментом будущего в иноязычном образовании. Он стал обстоятельством настоящего, с которым педагогическая практика обязана считаться. Появление ChatGPT в ноябре 2022 года лишь обнажило процессы, шедшие медленнее на протяжении нескольких предшествующих лет — постепенное проникновение генеративных языковых моделей, систем автоматизированной оценки письменных работ и разговорных чатботов в повседневную учебную деятельность студентов [10, 13]. Всё это произошло независимо от того, были ли преподаватели готовы к подобному повороту.</w:t>
+        <w:t>К середине 2020-х годов искусственный интеллект перестал быть инструментом будущего в иноязычном образовании. Он стал обстоятельством настоящего, с которым педагогическая практика обязана считаться. Появление ChatGPT в ноябре 2022 года лишь обнажило процессы, шедшие медленнее на протяжении нескольких предшествующих лет, а именно постепенное проникновение генеративных языковых моделей, систем автоматизированной оценки письменных работ и разговорных чатботов в повседневную учебную деятельность студентов [10, 13]. Всё это произошло независимо от того, были ли преподаватели готовы к подобному повороту.</w:t>
       </w:r>
     </w:p>
     <w:p>
@@ -487,7 +487,7 @@
           <w:rFonts w:ascii="Times New Roman" w:hAnsi="Times New Roman" w:cs="Times New Roman"/>
           <w:sz w:val="24"/>
         </w:rPr>
-        <w:t>Применялись следующие поисковые запросы на английском языке: «artificial intelligence English language teaching», «ChatGPT EFL OR ESL», «generative AI language learning higher education», «AI chatbot speaking EFL», «automated writing feedback EFL», «adaptive learning English university», «teacher education artificial intelligence EFL».</w:t>
+        <w:t>Применялись следующие поисковые запросы на английском языке — «artificial intelligence English language teaching», «ChatGPT EFL OR ESL», «generative AI language learning higher education», «AI chatbot speaking EFL», «automated writing feedback EFL», «adaptive learning English university», «teacher education artificial intelligence EFL».</w:t>
       </w:r>
     </w:p>
     <w:p>
@@ -792,7 +792,7 @@
           <w:rFonts w:ascii="Times New Roman" w:hAnsi="Times New Roman" w:cs="Times New Roman"/>
           <w:sz w:val="24"/>
         </w:rPr>
-        <w:t>Работы по автоматизированной оценке письменных работ (Automated Writing Evaluation, AWE) образуют первую линию исследований. Результаты Liu et al. [20] показали, что студенты, получавшие компьютерную обратную связь, прогрессировали не только в качестве итогового текста, но и в стратегиях ревизии. Иными словами, ИИ влиял на сам процесс письма, а не только на его продукт. Это принципиально важное разграничение: ИИ как инструмент развития процессуальных навыков, а не корректор готового текста.</w:t>
+        <w:t>Работы по автоматизированной оценке письменных работ (Automated Writing Evaluation, AWE) образуют первую линию исследований. Результаты Liu et al. [20] показали, что студенты, получавшие компьютерную обратную связь, прогрессировали не только в качестве итогового текста, но и в стратегиях ревизии. Иными словами, ИИ влиял на сам процесс письма, а не только на его продукт. Это принципиально важное разграничение. ИИ выступает инструментом развития процессуальных навыков, а не корректором готового текста.</w:t>
       </w:r>
     </w:p>
     <w:p>
@@ -820,7 +820,7 @@
           <w:rFonts w:ascii="Times New Roman" w:hAnsi="Times New Roman" w:cs="Times New Roman"/>
           <w:sz w:val="24"/>
         </w:rPr>
-        <w:t>Вопрос о последовательности обратных связей оказался не менее важным, чем вопрос об их источнике. Wang et al. [21] продемонстрировали, что оптимальная схема предполагает следующий порядок работы. Студент сначала получает ИИ-обратную связь, затем преподавательскую, после чего самостоятельно пересматривает текст. Когда последовательность переворачивалась, студенты некритически принимали ИИ-комментарии как более авторитетные, что авторы объясняют своеобразным «делегированием доверия» технологии.</w:t>
+        <w:t>Вопрос о последовательности обратных связей оказался не менее важным, чем вопрос об их источнике. Wang et al. [21] продемонстрировали, что оптимальная схема предполагает следующий порядок. Студент сначала получает ИИ-обратную связь, затем преподавательскую, после чего самостоятельно пересматривает текст. Когда последовательность переворачивалась, студенты некритически принимали ИИ-комментарии как более авторитетные, что авторы объясняют своеобразным «делегированием доверия» технологии.</w:t>
       </w:r>
     </w:p>
     <w:p>
@@ -834,7 +834,7 @@
           <w:rFonts w:ascii="Times New Roman" w:hAnsi="Times New Roman" w:cs="Times New Roman"/>
           <w:sz w:val="24"/>
         </w:rPr>
-        <w:t>Zhang et al. [25] проверили надёжность многомерной оценки письменных работ с помощью больших языковых моделей и выявили высокую согласованность LLM-оценки с экспертными оценками по лексическому разнообразию и грамматической правильности. Однако существенные расхождения обнаружились в оценке когерентности и дискурсивной организации текста, что авторы связывают с принципиальными ограничениями нынешних архитектур ИИ. Таким образом, LLM-оценка надёжна в рамках формальных критериев и значительно менее надёжна за их пределами.</w:t>
+        <w:t>Zhang et al. [25] проверили надёжность многомерной оценки письменных работ с помощью больших языковых моделей и выявили высокую согласованность LLM-оценки с экспертными оценками по лексическому разнообразию и грамматической правильности. Существенные расхождения обнаружились в оценке когерентности и дискурсивной организации текста, что авторы связывают с принципиальными ограничениями нынешних архитектур ИИ. Таким образом, LLM-оценка надёжна в рамках формальных критериев и значительно менее надёжна за их пределами.</w:t>
       </w:r>
     </w:p>
     <w:p>
@@ -848,7 +848,7 @@
           <w:rFonts w:ascii="Times New Roman" w:hAnsi="Times New Roman" w:cs="Times New Roman"/>
           <w:sz w:val="24"/>
         </w:rPr>
-        <w:t>Среди качественных исследований выделяется работа Li et al. [22], описывающая паттерн когнитивной разгрузки у аспирантов. Студенты постепенно делегировали ИИ всё более сложные операции: от редактирования к структурированию, затем к генерации идей. Авторы квалифицируют этот сдвиг как угрозу развитию академической грамотности и предлагают модель «критического партнёрства», при которой студент осознанно управляет взаимодействием с инструментом. Xu et al. [23] зафиксировали статистически значимый прирост грамматической корректности и лексического разнообразия в экспериментальной группе, работавшей с GPT-4-чатботом WritePro, и специально подчёркивают, что ключевым фактором было педагогическое сопровождение, а не сам инструмент.</w:t>
+        <w:t>Среди качественных исследований выделяется работа Li et al. [22], описывающая паттерн когнитивной разгрузки у аспирантов. Студенты постепенно делегировали ИИ всё более сложные операции, переходя от редактирования к структурированию, а затем к генерации идей. Авторы квалифицируют этот сдвиг как угрозу развитию академической грамотности и предлагают модель «критического партнёрства», при которой студент осознанно управляет взаимодействием с инструментом. Xu et al. [23] зафиксировали статистически значимый прирост грамматической корректности и лексического разнообразия в экспериментальной группе, работавшей с GPT-4-чатботом WritePro, и специально подчёркивают, что ключевым фактором было педагогическое сопровождение, а не сам инструмент.</w:t>
       </w:r>
     </w:p>
     <w:p>
@@ -904,7 +904,7 @@
           <w:rFonts w:ascii="Times New Roman" w:hAnsi="Times New Roman" w:cs="Times New Roman"/>
           <w:sz w:val="24"/>
         </w:rPr>
-        <w:t>Систематический обзор Du и Daniel [28] охватил эмпирические исследования ИИ-чатботов для практики устной речи и установил, что диалоговые системы положительно влияют на беглость речи и готовность к общению (willingness to communicate). При этом выявлен существенный пробел: большинство существующих чатботов обеспечивают обратную связь по грамматике и лексике, но практически игнорируют дискурсивные и прагматические аспекты речи. Студент может научиться строить правильные предложения, не научившись строить разговор.</w:t>
+        <w:t>Систематический обзор Du и Daniel [28] охватил эмпирические исследования ИИ-чатботов для практики устной речи и установил, что диалоговые системы положительно влияют на беглость речи и готовность к общению (willingness to communicate). При этом выявлен существенный пробел. Большинство существующих чатботов обеспечивают обратную связь по грамматике и лексике, но практически игнорируют дискурсивные и прагматические аспекты речи. Студент может научиться строить правильные предложения, не научившись строить разговор.</w:t>
       </w:r>
     </w:p>
     <w:p>
@@ -918,7 +918,7 @@
           <w:rFonts w:ascii="Times New Roman" w:hAnsi="Times New Roman" w:cs="Times New Roman"/>
           <w:sz w:val="24"/>
         </w:rPr>
-        <w:t>Снижение речевой тревожности — один из наиболее устойчиво зафиксированных эффектов. Yang et al. [29] интерпретируют его через концепцию «безопасного пространства для практики»: в отсутствие социального оценивания студенты значительно смелее рискуют в плане языка. Эта находка значима для российского контекста, где тревожность при устной речи на иностранном языке является известной педагогической проблемой.</w:t>
+        <w:t>Снижение речевой тревожности представляет собой один из наиболее устойчиво зафиксированных эффектов. Yang et al. [29] интерпретируют его через концепцию «безопасного пространства для практики». В отсутствие социального оценивания студенты значительно смелее рискуют в плане языка. Эта находка значима для российского контекста, где тревожность при устной речи на иностранном языке является известной педагогической проблемой.</w:t>
       </w:r>
     </w:p>
     <w:p>
@@ -946,7 +946,7 @@
           <w:rFonts w:ascii="Times New Roman" w:hAnsi="Times New Roman" w:cs="Times New Roman"/>
           <w:sz w:val="24"/>
         </w:rPr>
-        <w:t>Отдельного внимания заслуживает система CHOP (ChatGPT for Oral Presentation Practice), описанная в работе Chen et al. [27]. Студенты, готовившие публичные выступления с её помощью, значительно улучшили структурированность и языковую корректность. Авторы, впрочем, фиксируют и обратную сторону: часть студентов стала чрезмерно опираться на ИИ-подсказки, не вырабатывая собственных речевых стратегий. Этот риск системен и не специфичен для данного инструмента.</w:t>
+        <w:t>Отдельного внимания заслуживает система CHOP (ChatGPT for Oral Presentation Practice), описанная в работе Chen et al. [27]. Студенты, готовившие публичные выступления с её помощью, значительно улучшили структурированность и языковую корректность. Авторы, впрочем, фиксируют и обратную сторону. Часть студентов стала чрезмерно опираться на ИИ-подсказки, не вырабатывая собственных речевых стратегий. Этот риск системен и не специфичен для данного инструмента.</w:t>
       </w:r>
     </w:p>
     <w:p>
@@ -974,7 +974,7 @@
           <w:rFonts w:ascii="Times New Roman" w:hAnsi="Times New Roman" w:cs="Times New Roman"/>
           <w:sz w:val="24"/>
         </w:rPr>
-        <w:t>Адаптивные обучающие системы представляют собой наиболее технологически зрелую область применения ИИ в образовании. Применительно к иностранному языку их потенциал очевиден: уровни владения языком и индивидуальные пробелы у студентов одной группы могут различаться разительно, и единый темп обучения неизбежно оказывается либо избыточным для одних, либо недостаточным для других.</w:t>
+        <w:t>Адаптивные обучающие системы представляют собой наиболее технологически зрелую область применения ИИ в образовании. Применительно к иностранному языку их потенциал очевиден. Уровни владения языком и индивидуальные пробелы у студентов одной группы могут различаться разительно, и единый темп обучения неизбежно оказывается либо избыточным для одних, либо недостаточным для других.</w:t>
       </w:r>
     </w:p>
     <w:p>
@@ -988,7 +988,7 @@
           <w:rFonts w:ascii="Times New Roman" w:hAnsi="Times New Roman" w:cs="Times New Roman"/>
           <w:sz w:val="24"/>
         </w:rPr>
-        <w:t>Huang et al. [34] в масштабном исследовании установили, что ИИ-опосредованное обучение английскому языку положительно влияет на три взаимосвязанных переменных. Фиксируется рост академических достижений, иноязычной мотивации и самостоятельной регуляции учебной деятельности. Показательна следующая деталь: наибольший прирост наблюдался у студентов с исходно низким уровнем подготовки. Это говорит о компенсаторном потенциале адаптивных систем применительно к академически уязвимым группам — потенциале, который в условиях неоднородных групп педагогического вуза может иметь существенное практическое значение.</w:t>
+        <w:t>Huang et al. [34] в масштабном исследовании установили, что ИИ-опосредованное обучение английскому языку положительно влияет на три взаимосвязанных переменных. Фиксируется рост академических достижений, иноязычной мотивации и самостоятельной регуляции учебной деятельности. Показательна следующая деталь. Наибольший прирост наблюдался у студентов с исходно низким уровнем подготовки. Это говорит о компенсаторном потенциале адаптивных систем применительно к академически уязвимым группам, и данный потенциал в условиях неоднородных групп педагогического вуза может иметь существенное практическое значение.</w:t>
       </w:r>
     </w:p>
     <w:p>
@@ -1030,7 +1030,21 @@
           <w:rFonts w:ascii="Times New Roman" w:hAnsi="Times New Roman" w:cs="Times New Roman"/>
           <w:sz w:val="24"/>
         </w:rPr>
-        <w:t>Wei et al. [36] на основе модели последовательной медиации показали, что путь от ИИ-грамотности студента к устойчивому использованию ИИ в обучении опосредован позитивными установками и удовольствием от взаимодействия с инструментом. Практический вывод прост, хотя и нетривиален: простого внедрения ИИ-инструментов недостаточно. Необходимо целенаправленное формирование позитивного и одновременно критического отношения к ним.</w:t>
+        <w:t>Wei et al. [36] на основе модели последовательной медиации показали, что путь от ИИ-грамотности студента к устойчивому использованию ИИ в обучении опосредован позитивными установками и удовольствием от взаимодействия с инструментом. Практический вывод прост, хотя и нетривиален. Простого внедрения ИИ-инструментов недостаточно. Необходимо целенаправленное формирование позитивного и одновременно критического отношения к ним.</w:t>
+      </w:r>
+    </w:p>
+    <w:p>
+      <w:pPr>
+        <w:spacing w:before="0" w:after="120"/>
+        <w:ind w:firstLine="709"/>
+        <w:jc w:val="both"/>
+      </w:pPr>
+      <w:r>
+        <w:rPr>
+          <w:rFonts w:ascii="Times New Roman" w:hAnsi="Times New Roman" w:cs="Times New Roman"/>
+          <w:sz w:val="24"/>
+        </w:rPr>
+        <w:t>Смежный результат получен Huang et al. [39] в исследовании L2-установки на рост (L2 growth mindset) в контексте ИИ-чатботов. Воспринимаемая удобность использования чатбота напрямую формировала у студентов установку на рост, которая, в свою очередь, стимулировала долгосрочную речевую вовлечённость. Иными словами, то, насколько органично ИИ-инструмент встроен в учебный процесс, влияет не только на немедленную результативность, но и на устойчивые установки студентов относительно собственного языкового развития.</w:t>
       </w:r>
     </w:p>
     <w:p>
@@ -1058,7 +1072,7 @@
           <w:rFonts w:ascii="Times New Roman" w:hAnsi="Times New Roman" w:cs="Times New Roman"/>
           <w:sz w:val="24"/>
         </w:rPr>
-        <w:t>Среди всех рассмотренных направлений именно трансформация профессиональной роли преподавателя вызывает наибольшие разногласия, и это закономерно: речь идёт не только о технологии, но и о профессиональной идентичности.</w:t>
+        <w:t>Среди всех рассмотренных направлений именно трансформация профессиональной роли преподавателя вызывает наибольшие разногласия, и это закономерно, поскольку речь идёт не только о технологии, но и о профессиональной идентичности.</w:t>
       </w:r>
     </w:p>
     <w:p>
@@ -1086,7 +1100,7 @@
           <w:rFonts w:ascii="Times New Roman" w:hAnsi="Times New Roman" w:cs="Times New Roman"/>
           <w:sz w:val="24"/>
         </w:rPr>
-        <w:t>Качественное исследование Sun et al. [43] зафиксировало значительную вариативность в реальных практиках преподавателей. Педагоги с развитыми рефлексивными практиками применяли ИИ для создания дифференцированных заданий. Педагоги с меньшим опытом использовали его преимущественно для генерации стандартных упражнений, что давало предсказуемо скромный дидактический эффект. Вывод авторов принципиален: педагогическое мышление является более значимой переменной, чем технологический инструментарий.</w:t>
+        <w:t>Качественное исследование Sun et al. [43] зафиксировало значительную вариативность в реальных практиках преподавателей. Педагоги с развитыми рефлексивными практиками применяли ИИ для создания дифференцированных заданий. Педагоги с меньшим опытом использовали его преимущественно для генерации стандартных упражнений, что давало предсказуемо скромный дидактический эффект. Вывод авторов принципиален. Педагогическое мышление является более значимой переменной, чем технологический инструментарий.</w:t>
       </w:r>
     </w:p>
     <w:p>
@@ -1100,7 +1114,7 @@
           <w:rFonts w:ascii="Times New Roman" w:hAnsi="Times New Roman" w:cs="Times New Roman"/>
           <w:sz w:val="24"/>
         </w:rPr>
-        <w:t>García-Díaz et al. [44] в систематическом обзоре по подготовке учителей иностранного языка к работе с ИИ констатировали, что большинство программ педагогического образования за рубежом до сих пор не включают систематической подготовки к деятельности в ИИ-насыщенной среде. Это, пожалуй, самый прямой сигнал для педагогического вуза: такая подготовка не произойдёт сама собой.</w:t>
+        <w:t>García-Díaz et al. [44] в систематическом обзоре по подготовке учителей иностранного языка к работе с ИИ констатировали, что большинство программ педагогического образования за рубежом до сих пор не включают систематической подготовки к деятельности в ИИ-насыщенной среде. Это, пожалуй, самый прямой сигнал для педагогического вуза. Такая подготовка не произойдёт сама собой.</w:t>
       </w:r>
     </w:p>
     <w:p>
@@ -1156,7 +1170,7 @@
           <w:rFonts w:ascii="Times New Roman" w:hAnsi="Times New Roman" w:cs="Times New Roman"/>
           <w:sz w:val="24"/>
         </w:rPr>
-        <w:t>Параллельно с исследованиями о педагогических возможностях ИИ в зарубежной литературе сложилось весомое критическое направление. Его нельзя квалифицировать как технофобию: речь идёт об обоснованных опасениях, имеющих под собой эмпирическую базу.</w:t>
+        <w:t>Параллельно с исследованиями о педагогических возможностях ИИ в зарубежной литературе сложилось весомое критическое направление. Его нельзя квалифицировать как технофобию. Речь идёт об обоснованных опасениях, имеющих под собой эмпирическую базу.</w:t>
       </w:r>
     </w:p>
     <w:p>
@@ -1170,7 +1184,7 @@
           <w:rFonts w:ascii="Times New Roman" w:hAnsi="Times New Roman" w:cs="Times New Roman"/>
           <w:sz w:val="24"/>
         </w:rPr>
-        <w:t>Академическая честность представляет наиболее острую из обсуждаемых проблем. Zhang et al. [17] зафиксировали явление, которое удачно назвали «этической амбивалентностью»: студенты осознают нормы академической честности и декларируют их соблюдение, однако в реальной практике систематически используют ИИ способами, которые сами же квалифицируют как нарушение. В качестве ответа авторы предлагают не ужесточение запретов, а педагогические стратегии, делающие честное взаимодействие с ИИ естественным выбором. Такая позиция представляется нам более реалистичной и конструктивной.</w:t>
+        <w:t>Академическая честность представляет наиболее острую из обсуждаемых проблем. Zhang et al. [17] зафиксировали явление, которое удачно назвали «этической амбивалентностью». Студенты осознают нормы академической честности и декларируют их соблюдение, однако в реальной практике систематически используют ИИ способами, которые сами же квалифицируют как нарушение. В качестве ответа авторы предлагают не ужесточение запретов, а педагогические стратегии, делающие честное взаимодействие с ИИ естественным выбором. Такая позиция представляется нам более реалистичной и конструктивной.</w:t>
       </w:r>
     </w:p>
     <w:p>
@@ -1184,7 +1198,7 @@
           <w:rFonts w:ascii="Times New Roman" w:hAnsi="Times New Roman" w:cs="Times New Roman"/>
           <w:sz w:val="24"/>
         </w:rPr>
-        <w:t>Риск когнитивной разгрузки зафиксирован в нескольких работах. Li et al. [22] показали, как аспиранты постепенно делегируют ИИ всё более сложные когнитивные операции, включая генерацию идей и построение аргументации, что тормозит развитие собственных академических компетенций. Okonkwo et al. [26] разработали «Синергетическую рамку активного обучения и генеративного ИИ» для ресурсно-ограниченных образовательных контекстов. В ней ИИ позиционируется как «когнитивный партнёр», стимулирующий рефлексию, а не замещающий её. Этот подход особенно интересен в связи с тем, что постсоветский контекст российских региональных вузов по ряду параметров напоминает те контексты, для которых разрабатывалась рамка.</w:t>
+        <w:t>Риск когнитивной разгрузки зафиксирован в нескольких работах. Li et al. [22] показали, как аспиранты постепенно делегируют ИИ всё более сложные когнитивные операции, включая генерацию идей и построение аргументации, что тормозит развитие собственных академических компетенций. Okonkwo et al. [26] разработали «Синергетическую рамку активного обучения и генеративного ИИ» для ресурсно-ограниченных образовательных контекстов. В ней ИИ позиционируется как «когнитивный партнёр», стимулирующий рефлексию, а не замещающий её. Этот подход особенно интересен тем, что постсоветский контекст российских региональных вузов по ряду параметров напоминает те контексты, для которых разрабатывалась рамка.</w:t>
       </w:r>
     </w:p>
     <w:p>
@@ -1198,7 +1212,7 @@
           <w:rFonts w:ascii="Times New Roman" w:hAnsi="Times New Roman" w:cs="Times New Roman"/>
           <w:sz w:val="24"/>
         </w:rPr>
-        <w:t>Pham et al. [46] сформулировали принцип «осознанного партнёрства с ИИ» (mindful AI partnership), согласно которому студент должен понимать, что именно делает ИИ, уметь критически оценивать его результат и нести персональную ответственность за итоговый академический продукт. Данный принцип, на наш взгляд, применим к российскому педагогическому вузу без существенных адаптаций.</w:t>
+        <w:t>Pham et al. [46] сформулировали принцип «осознанного партнёрства с ИИ» (mindful AI partnership). Согласно данному принципу, студент должен понимать, что именно делает ИИ, уметь критически оценивать его результат и нести персональную ответственность за итоговый академический продукт. Данный принцип, на наш взгляд, применим к российскому педагогическому вузу без существенных адаптаций.</w:t>
       </w:r>
     </w:p>
     <w:p>
@@ -1212,7 +1226,7 @@
           <w:rFonts w:ascii="Times New Roman" w:hAnsi="Times New Roman" w:cs="Times New Roman"/>
           <w:sz w:val="24"/>
         </w:rPr>
-        <w:t>Наконец, цифровое неравенство как фактор образовательного риска отмечается в нескольких обзорах [3, 5]: неравный доступ к качественным ИИ-инструментам углубляет существующее неравенство между студентами. Для России это означает дополнительный разрыв между столичными вузами с развитой инфраструктурой и периферийными педагогическими университетами.</w:t>
+        <w:t>Наконец, цифровое неравенство как фактор образовательного риска отмечается в нескольких обзорах [3, 5], при этом неравный доступ к качественным ИИ-инструментам углубляет существующее неравенство между студентами. Для России это означает дополнительный разрыв между столичными вузами с развитой инфраструктурой и периферийными педагогическими университетами.</w:t>
       </w:r>
     </w:p>
     <w:p>
@@ -1254,7 +1268,7 @@
           <w:rFonts w:ascii="Times New Roman" w:hAnsi="Times New Roman" w:cs="Times New Roman"/>
           <w:sz w:val="24"/>
         </w:rPr>
-        <w:t>Большинство рассмотренных исследований выполнено в университетах Китая, Тайваня, США, Великобритании, Южной Кореи и стран Ближнего Востока. При всём их разнообразии эти контексты разделяют несколько общих черт: развитую технологическую инфраструктуру, культуру самостоятельного обучения и — что особенно существенно — уже сложившиеся в ряде случаев институциональные политики в отношении ИИ.</w:t>
+        <w:t>Большинство рассмотренных исследований выполнено в университетах Китая, Тайваня, США, Великобритании, Южной Кореи и стран Ближнего Востока. При всём их разнообразии эти контексты разделяют несколько общих черт, в числе которых развитая технологическая инфраструктура, культура самостоятельного обучения и, что особенно существенно, уже сложившиеся в ряде случаев институциональные политики в отношении ИИ.</w:t>
       </w:r>
     </w:p>
     <w:p>
@@ -1282,7 +1296,7 @@
           <w:rFonts w:ascii="Times New Roman" w:hAnsi="Times New Roman" w:cs="Times New Roman"/>
           <w:sz w:val="24"/>
         </w:rPr>
-        <w:t>В нормативном плане ФГОС ВО по направлению «Педагогическое образование» закрепляет необходимость формирования цифровых компетенций, но прямых указаний на ИИ-инструменты не содержит. Педагогическая легитимизация ИИ пока во многом определяется позицией конкретного вуза.</w:t>
+        <w:t>В нормативном плане ФГОС ВО по направлению «Педагогическое образование» закрепляет необходимость формирования цифровых компетенций, но прямых указаний на ИИ-инструменты не содержит. Между тем международный опыт показывает, что внедрение ИИ в высшую школу сопровождается как реальными дидактическими возможностями, так и серьёзными институциональными и педагогическими вызовами, требующими осмысленной политики на уровне университета [4]. Педагогическая легитимизация ИИ в российском вузе пока во многом определяется позицией конкретной кафедры.</w:t>
       </w:r>
     </w:p>
     <w:p>
@@ -1380,7 +1394,7 @@
           <w:rFonts w:ascii="Times New Roman" w:hAnsi="Times New Roman" w:cs="Times New Roman"/>
           <w:sz w:val="24"/>
         </w:rPr>
-        <w:t xml:space="preserve"> представляет собой методически наиболее зрелое из рассмотренных направлений. Инструменты автоматизированной обратной связи органично встраиваются в существующие курсы академического письма, практического перевода и методики обучения письму, не требуя кардинальной перестройки дидактической системы. Педагогическое условие успешности здесь одно: студент должен работать с ИИ-обратной связью как с инструментом рефлексии, а не как с источником готовых формулировок.</w:t>
+        <w:t xml:space="preserve"> представляет собой методически наиболее зрелое из рассмотренных направлений. Инструменты автоматизированной обратной связи органично встраиваются в существующие курсы академического письма, практического перевода и методики обучения письму, не требуя кардинальной перестройки дидактической системы. Педагогическое условие успешности здесь одно. Студент должен работать с ИИ-обратной связью как с инструментом рефлексии, а не как с источником готовых формулировок.</w:t>
       </w:r>
     </w:p>
     <w:p>
@@ -1408,7 +1422,7 @@
           <w:rFonts w:ascii="Times New Roman" w:hAnsi="Times New Roman" w:cs="Times New Roman"/>
           <w:sz w:val="24"/>
         </w:rPr>
-        <w:t xml:space="preserve"> с помощью ИИ-чатботов адресует хроническую проблему педагогического вуза — нехватку аудиторного времени на говорение. Чатботы как инструменты внеаудиторной практики могут нарастить объём речевого взаимодействия. Нерешённым при этом остаётся вопрос о качестве: как показал обзор, существующие системы слабы в части дискурсивной и прагматической обратной связи.</w:t>
+        <w:t xml:space="preserve"> с помощью ИИ-чатботов адресует хроническую проблему педагогического вуза, а именно нехватку аудиторного времени на говорение. Чатботы как инструменты внеаудиторной практики могут нарастить объём речевого взаимодействия. Нерешённым при этом остаётся вопрос о качестве. Как показал обзор, существующие системы слабы в части дискурсивной и прагматической обратной связи.</w:t>
       </w:r>
     </w:p>
     <w:p>
@@ -1492,7 +1506,7 @@
           <w:rFonts w:ascii="Times New Roman" w:hAnsi="Times New Roman" w:cs="Times New Roman"/>
           <w:sz w:val="24"/>
         </w:rPr>
-        <w:t>Формирование у студентов рефлексивного отношения к ИИ-результатам представляет собой самостоятельную педагогическую задачу, не решающуюся сама собой. Li et al. [22] и Zhang et al. [17] независимо друг от друга зафиксировали устойчивую тенденцию к некритическому принятию ИИ-генерированного контента — тенденцию, которую нужно специально преодолевать.</w:t>
+        <w:t>Формирование у студентов рефлексивного отношения к ИИ-результатам представляет собой самостоятельную педагогическую задачу, не решающуюся сама собой. Li et al. [22] и Zhang et al. [17] независимо друг от друга зафиксировали устойчивую тенденцию к некритическому принятию ИИ-генерированного контента, и эту тенденцию нужно специально преодолевать.</w:t>
       </w:r>
     </w:p>
     <w:p>
@@ -1534,7 +1548,7 @@
           <w:rFonts w:ascii="Times New Roman" w:hAnsi="Times New Roman" w:cs="Times New Roman"/>
           <w:sz w:val="24"/>
         </w:rPr>
-        <w:t>Нормативная пропедевтика академической честности применительно к ИИ — работа, которую необходимо вести с первого курса и которая требует не запретов, а диалога о границах и ответственности.</w:t>
+        <w:t>Нормативная пропедевтика академической честности применительно к ИИ представляет собой работу, которую необходимо вести с первого курса и которая требует не запретов, а диалога о границах и ответственности.</w:t>
       </w:r>
     </w:p>
     <w:p>
@@ -1576,7 +1590,7 @@
           <w:rFonts w:ascii="Times New Roman" w:hAnsi="Times New Roman" w:cs="Times New Roman"/>
           <w:sz w:val="24"/>
         </w:rPr>
-        <w:t>Отбор 50 источников из более 180 потенциально релевантных неизбежно содержит элемент субъективности, несмотря на заданные критерии: без второго независимого рецензента нельзя гарантировать полную воспроизводимость результатов отбора. Все включённые источники публиковались на английском языке, что означает систематическое отсутствие исследований из незападных академических традиций, включая отечественные. Верификация полных текстов всех 50 источников была частичной, что не позволяет гарантировать стопроцентную точность передачи содержания каждой работы. Наконец, стремительность изменений в области генеративного ИИ означает, что часть приводимых данных может устаревать быстрее, чем обычно для педагогических систематических обзоров.</w:t>
+        <w:t>Отбор 50 источников из более 180 потенциально релевантных неизбежно содержит элемент субъективности, несмотря на заданные критерии. Без второго независимого рецензента нельзя гарантировать полную воспроизводимость результатов отбора. Все включённые источники публиковались на английском языке, что означает систематическое отсутствие исследований из незападных академических традиций, включая отечественные. Верификация полных текстов всех 50 источников была частичной, что не позволяет гарантировать стопроцентную точность передачи содержания каждой работы. Наконец, стремительность изменений в области генеративного ИИ означает, что часть приводимых данных может устаревать быстрее, чем обычно для педагогических систематических обзоров.</w:t>
       </w:r>
     </w:p>
     <w:p>
@@ -1660,7 +1674,7 @@
           <w:rFonts w:ascii="Times New Roman" w:hAnsi="Times New Roman" w:cs="Times New Roman"/>
           <w:sz w:val="24"/>
         </w:rPr>
-        <w:t>Перспективные направления дальнейших исследований связаны прежде всего с апробацией конкретных моделей интеграции ИИ в программы подготовки учителей английского языка в российских педагогических вузах, а также с педагогически ориентированным изучением возможностей отечественных ИИ-сервисов — ресурса, остающегося в значительной мере неисследованным.</w:t>
+        <w:t>Перспективные направления дальнейших исследований связаны прежде всего с апробацией конкретных моделей интеграции ИИ в программы подготовки учителей английского языка в российских педагогических вузах, а также с педагогически ориентированным изучением возможностей отечественных ИИ-сервисов, представляющих собой ресурс, остающийся в значительной мере неисследованным.</w:t>
       </w:r>
     </w:p>
     <w:p>
@@ -1730,7 +1744,7 @@
           <w:rFonts w:ascii="Times New Roman" w:hAnsi="Times New Roman" w:cs="Times New Roman"/>
           <w:sz w:val="24"/>
         </w:rPr>
-        <w:t>4. Crompton H., Burke D. AI and English language teaching: affordances and challenges // British Journal of Educational Technology. 2024. Vol. 55, No. 1. DOI: 10.1111/bjet.13460 (дата обращения: 22.06.2026).</w:t>
+        <w:t>4. AlBlooshi S. Artificial intelligence in higher education, opportunities, and challenges: a review // Frontiers in Education. 2025. DOI: 10.3389/feduc.2025.1683968 (дата обращения: 22.06.2026).</w:t>
       </w:r>
     </w:p>
     <w:p>
@@ -2220,7 +2234,7 @@
           <w:rFonts w:ascii="Times New Roman" w:hAnsi="Times New Roman" w:cs="Times New Roman"/>
           <w:sz w:val="24"/>
         </w:rPr>
-        <w:t>39. Wang Y. et al. Effects of teacher support and growth language mindset on learner well-being in AI environment. 2025. URL: https://pmc.ncbi.nlm.nih.gov/articles/PMC12481513/ (дата обращения: 22.06.2026).</w:t>
+        <w:t>39. Huang Y., Chen H., Hu C. L2 growth mindset in AI-mediated language learning: effects of perceived usability and presence of generative AI chatbots // Frontiers in Psychology. 2025. URL: https://pmc.ncbi.nlm.nih.gov/articles/PMC12634586/ (дата обращения: 22.06.2026).</w:t>
       </w:r>
     </w:p>
     <w:p>

--- a/статья_ИИ_в_преподавании_английского.docx
+++ b/статья_ИИ_в_преподавании_английского.docx
@@ -277,7 +277,7 @@
           <w:rFonts w:ascii="Times New Roman" w:hAnsi="Times New Roman" w:cs="Times New Roman"/>
           <w:sz w:val="24"/>
         </w:rPr>
-        <w:t>В научной литературе этот сдвиг зафиксирован количественно. Если в 2021 году рецензируемые публикации об ИИ в обучении языкам исчислялись единицами, то к 2024 году только в индексируемых базах данных их выходило более 150 в год [9]. Такой темп роста означает, что систематическое осмысление накопленного опыта само по себе превратилось в самостоятельную исследовательскую задачу.</w:t>
+        <w:t>В научной литературе этот сдвиг зафиксирован количественно. Если в 2021 году рецензируемые публикации об ИИ в обучении языкам исчислялись единицами, то к 2024 году только в индексируемых базах данных их выходило более 150 в год [9]. Такой темп роста означает, что систематическое осмысление накопленного опыта само по себе превратилось в самостоятельную исследовательскую задачу. В числе устойчивых тематических направлений, сложившихся в этой быстро растущей области, выделяются осмысление дидактических возможностей и ограничений ИИ в языковом образовании [6, 50], трансформация образовательных пространств в условиях распространения ИИ-агентов и диалоговых систем [7, 48], а также изучение установок и реальных практик студентов и преподавателей в отношении генеративного ИИ [11, 12, 15, 16].</w:t>
       </w:r>
     </w:p>
     <w:p>
@@ -487,7 +487,7 @@
           <w:rFonts w:ascii="Times New Roman" w:hAnsi="Times New Roman" w:cs="Times New Roman"/>
           <w:sz w:val="24"/>
         </w:rPr>
-        <w:t>Применялись следующие поисковые запросы на английском языке — «artificial intelligence English language teaching», «ChatGPT EFL OR ESL», «generative AI language learning higher education», «AI chatbot speaking EFL», «automated writing feedback EFL», «adaptive learning English university», «teacher education artificial intelligence EFL».</w:t>
+        <w:t>В качестве поисковых запросов на английском языке применялись формулировки «artificial intelligence English language teaching», «ChatGPT EFL OR ESL», «generative AI language learning higher education», «AI chatbot speaking EFL», «automated writing feedback EFL», «adaptive learning English university», «teacher education artificial intelligence EFL».</w:t>
       </w:r>
     </w:p>
     <w:p>
@@ -862,7 +862,7 @@
           <w:rFonts w:ascii="Times New Roman" w:hAnsi="Times New Roman" w:cs="Times New Roman"/>
           <w:sz w:val="24"/>
         </w:rPr>
-        <w:t>Обобщая данное направление, можно констатировать, что ИИ в письменной речи эффективен как вспомогательный, но не замещающий инструмент. Это, впрочем, повторяет логику любой успешной дидактической технологии.</w:t>
+        <w:t>Данные выводы находят подтверждение в более широких обзорах применения ChatGPT в обучении иноязычной письменной речи [18, 49], авторы которых подчёркивают, что педагогическое сопровождение является необходимым условием дидактической эффективности любого ИИ-инструмента, а параллельно в литературе активно обсуждаются принципы проектирования самих языковых ИИ-систем с учётом педагогических задач [19]. Обобщая данное направление, можно констатировать, что ИИ в письменной речи эффективен как вспомогательный, но не замещающий инструмент. Это, впрочем, повторяет логику любой успешной дидактической технологии.</w:t>
       </w:r>
     </w:p>
     <w:p>
@@ -904,7 +904,7 @@
           <w:rFonts w:ascii="Times New Roman" w:hAnsi="Times New Roman" w:cs="Times New Roman"/>
           <w:sz w:val="24"/>
         </w:rPr>
-        <w:t>Систематический обзор Du и Daniel [28] охватил эмпирические исследования ИИ-чатботов для практики устной речи и установил, что диалоговые системы положительно влияют на беглость речи и готовность к общению (willingness to communicate). При этом выявлен существенный пробел. Большинство существующих чатботов обеспечивают обратную связь по грамматике и лексике, но практически игнорируют дискурсивные и прагматические аспекты речи. Студент может научиться строить правильные предложения, не научившись строить разговор.</w:t>
+        <w:t>Систематический обзор Du и Daniel [28] охватил эмпирические исследования ИИ-чатботов для практики устной речи и установил, что диалоговые системы положительно влияют на беглость речи и готовность к общению (willingness to communicate). При этом выявлен существенный пробел. Большинство существующих чатботов обеспечивают обратную связь по грамматике и лексике, но практически игнорируют дискурсивные и прагматические аспекты речи. Студент может научиться строить правильные предложения, не научившись строить разговор. Более масштабный систематический обзор ИИ-чатботов в обучении второму языку, выполненный Wang et al. [31], подтвердил данную тенденцию и дополнительно указал на зависимость педагогического эффекта от уровня когнитивной вовлечённости студентов в диалог с системой.</w:t>
       </w:r>
     </w:p>
     <w:p>
@@ -932,7 +932,7 @@
           <w:rFonts w:ascii="Times New Roman" w:hAnsi="Times New Roman" w:cs="Times New Roman"/>
           <w:sz w:val="24"/>
         </w:rPr>
-        <w:t>Li et al. [30] сопоставили результаты подготовки с ИИ-чатботом и с преподавателем-фасилитатором. Студенты из обеих групп показали сопоставимые результаты в тестах, однако речь «чатботной» группы отличалась более бедным лексическим репертуаром. Авторы делают вывод о взаимодополнительности двух форматов, а не конкуренции между ними, что представляется более корректной интерпретацией.</w:t>
+        <w:t>Li et al. [30] сопоставили результаты подготовки с ИИ-чатботом и с преподавателем-фасилитатором. Студенты из обеих групп показали сопоставимые результаты в тестах, однако речь «чатботной» группы отличалась более бедным лексическим репертуаром. Авторы делают вывод о взаимодополнительности двух форматов, а не конкуренции между ними, что представляется более корректной интерпретацией. Смежные данные получены в исследованиях ИИ-опосредованного развития словарного запаса [33] и адаптивного чтения с биометрической обратной связью [32], что свидетельствует о постепенном расширении области применения ИИ-инструментов за пределы традиционной устноречевой практики.</w:t>
       </w:r>
     </w:p>
     <w:p>
@@ -1044,7 +1044,7 @@
           <w:rFonts w:ascii="Times New Roman" w:hAnsi="Times New Roman" w:cs="Times New Roman"/>
           <w:sz w:val="24"/>
         </w:rPr>
-        <w:t>Смежный результат получен Huang et al. [39] в исследовании L2-установки на рост (L2 growth mindset) в контексте ИИ-чатботов. Воспринимаемая удобность использования чатбота напрямую формировала у студентов установку на рост, которая, в свою очередь, стимулировала долгосрочную речевую вовлечённость. Иными словами, то, насколько органично ИИ-инструмент встроен в учебный процесс, влияет не только на немедленную результативность, но и на устойчивые установки студентов относительно собственного языкового развития.</w:t>
+        <w:t>Смежный результат получен Huang et al. [39] в исследовании L2-установки на рост (L2 growth mindset) в контексте ИИ-чатботов. Воспринимаемая удобность использования чатбота напрямую формировала у студентов установку на рост, которая, в свою очередь, стимулировала долгосрочную речевую вовлечённость. Иными словами, то, насколько органично ИИ-инструмент встроен в учебный процесс, влияет не только на немедленную результативность, но и на устойчивые установки студентов относительно собственного языкового развития. Перспективную теоретическую рамку для интерпретации описанных эффектов предлагают Chen et al. [37], рассматривающие взаимодействие студента с ИИ через призму «экологического сопряжения» (ecological coupling) и показывающие, что это взаимодействие встроено в более широкую учебную экологию, формирующую его исходы. Li et al. [45] эмпирически подтверждают эффективность ИИ-опосредованного скаффолдинга для академических достижений студентов в условиях высшей школы.</w:t>
       </w:r>
     </w:p>
     <w:p>
@@ -1114,7 +1114,7 @@
           <w:rFonts w:ascii="Times New Roman" w:hAnsi="Times New Roman" w:cs="Times New Roman"/>
           <w:sz w:val="24"/>
         </w:rPr>
-        <w:t>García-Díaz et al. [44] в систематическом обзоре по подготовке учителей иностранного языка к работе с ИИ констатировали, что большинство программ педагогического образования за рубежом до сих пор не включают систематической подготовки к деятельности в ИИ-насыщенной среде. Это, пожалуй, самый прямой сигнал для педагогического вуза. Такая подготовка не произойдёт сама собой.</w:t>
+        <w:t>García-Díaz et al. [44] в систематическом обзоре по подготовке учителей иностранного языка к работе с ИИ констатировали, что большинство программ педагогического образования за рубежом до сих пор не включают систематической подготовки к деятельности в ИИ-насыщенной среде. Это, пожалуй, самый прямой сигнал для педагогического вуза. Такая подготовка не произойдёт сама собой. Chen et al. [41] в этой связи показали, что вовлечение педагогов в рефлексивное освоение генеративного ИИ как инструмента профессионального развития связано с ростом их педагогической самоэффективности, что открывает конкретную точку входа для программ повышения квалификации.</w:t>
       </w:r>
     </w:p>
     <w:p>
@@ -1226,7 +1226,7 @@
           <w:rFonts w:ascii="Times New Roman" w:hAnsi="Times New Roman" w:cs="Times New Roman"/>
           <w:sz w:val="24"/>
         </w:rPr>
-        <w:t>Наконец, цифровое неравенство как фактор образовательного риска отмечается в нескольких обзорах [3, 5], при этом неравный доступ к качественным ИИ-инструментам углубляет существующее неравенство между студентами. Для России это означает дополнительный разрыв между столичными вузами с развитой инфраструктурой и периферийными педагогическими университетами.</w:t>
+        <w:t>Наконец, цифровое неравенство как фактор образовательного риска отмечается в нескольких обзорах [3, 5], при этом неравный доступ к качественным ИИ-инструментам углубляет существующее неравенство между студентами. Для России это означает дополнительный разрыв между столичными вузами с развитой инфраструктурой и периферийными педагогическими университетами. Xiao и Zhi [14], проанализировав YouTube-контент об использовании ChatGPT в обучении языкам, обнаружили, что при отсутствии институциональных ориентиров студенты активно обращаются к неформальным цифровым ресурсам для выработки стратегий работы с ИИ. Bekteshi [47] рассматривает это явление в контексте цифрового неравенства, указывая, что степень методической поддержки со стороны преподавателя во многом определяет, будет ли генеративный ИИ сокращать или углублять академический разрыв между студентами с разным уровнем цифровой грамотности.</w:t>
       </w:r>
     </w:p>
     <w:p>

--- a/статья_ИИ_в_преподавании_английского.docx
+++ b/статья_ИИ_в_преподавании_английского.docx
@@ -151,7 +151,7 @@
           <w:rFonts w:ascii="Times New Roman" w:hAnsi="Times New Roman" w:cs="Times New Roman"/>
           <w:sz w:val="24"/>
         </w:rPr>
-        <w:t>В статье представлен систематический обзор зарубежных исследований 2020–2025 годов по интеграции технологий искусственного интеллекта (ИИ) в методику преподавания английского языка в высшей школе. Анализ 50 источников открытого доступа, охватывавших базы данных PubMed Central, MDPI, Language Learning and Technology, TESL-EJ, Frontiers, ERIC, IRRODL и arXiv, проводился по пяти тематическим блокам. Среди них ИИ в развитии письменной речи, применение ИИ-чатботов в устноречевой практике, адаптивное обучение и персонализация образовательных траекторий, трансформация профессиональной роли преподавателя, этические риски и педагогические ограничения. Установлено, что дидактический потенциал ИИ-инструментов реализуется лишь при их методически обоснованной интеграции. Ни одно из рассмотренных исследований не подтверждает возможности или целесообразности замены преподавателя. Для российского педагогического вуза выделены три направления с наибольшим потенциалом адаптации, а именно ИИ-поддержка письменной речи, расширение внеаудиторной устноречевой практики и подготовка будущих учителей к работе в ИИ-насыщенной образовательной среде. Определены педагогические условия успешной адаптации и ограничения переносимости зарубежного опыта. Результаты могут применяться при проектировании учебных программ, разработке методических рекомендаций и программ повышения квалификации преподавателей английского языка педагогических вузов.</w:t>
+        <w:t>В статье представлен систематический обзор зарубежных исследований 2020–2025 годов по интеграции технологий искусственного интеллекта (ИИ) в методику преподавания английского языка в высшей школе. Анализ 50 источников открытого доступа, охватывавших базы данных PubMed Central, MDPI, Language Learning and Technology, TESL-EJ, Frontiers, ERIC, IRRODL и arXiv, проводился по пяти тематическим блокам. Среди них ИИ в развитии письменной речи, применение ИИ-чатботов в устноречевой практике, адаптивное обучение и мотивационные эффекты, трансформация профессиональной роли преподавателя, этические риски и педагогические ограничения. Установлено, что дидактический потенциал ИИ-инструментов реализуется лишь при их методически обоснованной интеграции. Среди рассмотренных исследований не обнаружено ни одной работы, подтверждающей возможность или целесообразность замены преподавателя. Для российского педагогического вуза выделены три направления с наибольшим потенциалом адаптации, а именно ИИ-поддержка письменной речи, расширение внеаудиторной устноречевой практики и подготовка будущих учителей к работе в ИИ-насыщенной образовательной среде. Определены педагогические условия успешной адаптации и ограничения переносимости зарубежного опыта. Результаты могут применяться при проектировании учебных программ, разработке методических рекомендаций и программ повышения квалификации преподавателей английского языка педагогических вузов.</w:t>
       </w:r>
     </w:p>
     <w:p>
@@ -207,7 +207,7 @@
           <w:rFonts w:ascii="Times New Roman" w:hAnsi="Times New Roman" w:cs="Times New Roman"/>
           <w:sz w:val="24"/>
         </w:rPr>
-        <w:t>The article presents a systematic review of foreign research (2020–2025) on the integration of artificial intelligence (AI) technologies into English language teaching methodology in higher education. Fifty open-access sources drawn from PubMed Central, MDPI, Language Learning and Technology, TESL-EJ, Frontiers, ERIC, IRRODL, and arXiv were analyzed across five thematic directions, namely AI in writing development, AI chatbots and oral speech practice, adaptive learning and personalization of educational trajectories, transformation of the teacher's professional role, and ethical risks and pedagogical limitations. The review establishes that the didactic potential of AI tools is realized only when their integration is methodologically grounded; none of the reviewed studies confirms either the feasibility or desirability of replacing the teacher. Three directions are identified as having the highest adaptation potential for Russian pedagogical universities, namely AI-supported writing instruction, expansion of out-of-class oral practice, and preparing future teachers to work in AI-saturated educational environments. Pedagogical conditions for successful adaptation and limitations on the transferability of foreign experience are identified. The findings may inform curriculum design, methodological guidelines, and professional development programs for English language teachers at pedagogical universities.</w:t>
+        <w:t>The article presents a systematic review of foreign research (2020–2025) on the integration of artificial intelligence (AI) technologies into English language teaching methodology in higher education. Fifty open-access sources drawn from PubMed Central, MDPI, Language Learning and Technology, TESL-EJ, Frontiers, ERIC, IRRODL, and arXiv were analyzed across five thematic directions, namely AI in writing development, AI chatbots and oral speech practice, adaptive learning and motivational effects, transformation of the teacher's professional role, and ethical risks and pedagogical limitations. The review establishes that the didactic potential of AI tools is realized only when their integration is methodologically grounded; no reviewed study was found confirming either the feasibility or desirability of replacing the teacher. Three directions are identified as having the highest adaptation potential for Russian pedagogical universities, namely AI-supported writing instruction, expansion of out-of-class oral practice, and preparing future teachers to work in AI-saturated educational environments. Pedagogical conditions for successful adaptation and limitations on the transferability of foreign experience are identified. The findings may inform curriculum design, methodological guidelines, and professional development programs for English language teachers at pedagogical universities.</w:t>
       </w:r>
     </w:p>
     <w:p>
@@ -291,7 +291,7 @@
           <w:rFonts w:ascii="Times New Roman" w:hAnsi="Times New Roman" w:cs="Times New Roman"/>
           <w:sz w:val="24"/>
         </w:rPr>
-        <w:t>Российская система педагогического образования сталкивается с этой ситуацией в специфических условиях. ФГОС ВО нового поколения закрепляет требование формирования цифровых компетенций, однако конкретных указаний на ИИ-инструменты не содержит, что порождает значительную неопределённость на уровне кафедр и учебных программ. При этом отечественных систематических обзоров, специально посвящённых зарубежному опыту интеграции ИИ именно в методику преподавания английского языка применительно к педагогическому вузу, до настоящего времени не появлялось. Это «белое пятно» и определяет актуальность настоящей работы.</w:t>
+        <w:t>Российская система педагогического образования сталкивается с этой ситуацией в специфических условиях. ФГОС ВО нового поколения закрепляет требование формирования цифровых компетенций, однако конкретных указаний на ИИ-инструменты не содержит, что порождает значительную неопределённость на уровне кафедр и учебных программ. При этом отечественных систематических обзоров, специально посвящённых зарубежному опыту интеграции ИИ именно в методику преподавания английского языка применительно к педагогическому вузу, насколько нам известно, до настоящего времени не появлялось. Это «белое пятно» и определяет актуальность настоящей работы.</w:t>
       </w:r>
     </w:p>
     <w:p>
@@ -333,7 +333,7 @@
           <w:rFonts w:ascii="Times New Roman" w:hAnsi="Times New Roman" w:cs="Times New Roman"/>
           <w:sz w:val="24"/>
         </w:rPr>
-        <w:t>Задачи исследования охватывают четыре аспекта. Первый предполагает систематизацию основных направлений применения ИИ в обучении английскому языку по данным зарубежных исследований 2020–2025 годов. Второй связан с анализом педагогических эффектов, условий и ограничений применения ИИ-инструментов. Третий касается характеристики трансформации роли преподавателя в ИИ-насыщенной образовательной среде. Четвёртый направлен на определение педагогических условий и барьеров адаптации зарубежного опыта в отечественном педагогическом образовании.</w:t>
+        <w:t>Задачи исследования выстраиваются в аналитическую цепочку, в которой каждое звено создаёт основу для последующего. Исходным шагом служит систематизация основных направлений применения ИИ в обучении английскому языку по материалам зарубежных публикаций 2020–2025 годов, поскольку именно эта картина позволяет судить о реальном масштабе и тематическом составе изучаемой предметной области. На этой основе становится возможным развёрнутый анализ педагогических эффектов, условий и ограничений зафиксированных практик, без которого любые прикладные рекомендации рискуют остаться поверхностными. Существенной частью этого анализа является характеристика трансформации роли преподавателя в ИИ-насыщенной образовательной среде, поскольку именно преподаватель остаётся центральным агентом любой педагогической адаптации. Всё это в совокупности создаёт аналитическую основу для финальной задачи, а именно определения педагогических условий и барьеров переноса зарубежного опыта в контекст российского педагогического вуза.</w:t>
       </w:r>
     </w:p>
     <w:p>
@@ -361,7 +361,7 @@
           <w:rFonts w:ascii="Times New Roman" w:hAnsi="Times New Roman" w:cs="Times New Roman"/>
           <w:sz w:val="24"/>
         </w:rPr>
-        <w:t xml:space="preserve"> работы определяется тем, что данное исследование впервые систематизирует зарубежный опыт интеграции ИИ в методику преподавания английского языка именно с позиций применимости в условиях российского педагогического вуза. В отличие от более широких обзоров по ИИ в языковом образовании [1, 2], здесь предметом специального анализа становятся нормативный, дидактический и институциональный контексты, определяющие как возможности, так и пределы переносимости зарубежного опыта.</w:t>
+        <w:t xml:space="preserve"> работы определяется тем, что исследование ставит перед собой двойную аналитическую задачу. Если обзоры общего плана [1, 2] рассматривают ИИ в языковом образовании применительно к широкому кругу контекстов, то здесь интерес сосредоточен на условиях переносимости зарубежного опыта в конкретный российский педагогический контекст. Это означает, что предметом специального анализа становятся не только педагогические эффекты и дидактические условия применения ИИ-инструментов, но и нормативный, институциональный и технологический контексты, которые в совокупности определяют, какой именно зарубежный опыт окажется переносимым и при каких условиях.</w:t>
       </w:r>
     </w:p>
     <w:p>
@@ -431,7 +431,7 @@
           <w:rFonts w:ascii="Times New Roman" w:hAnsi="Times New Roman" w:cs="Times New Roman"/>
           <w:sz w:val="24"/>
         </w:rPr>
-        <w:t>Включённые в обзор источники удовлетворяли пяти условиям. По периоду публикации в выборку входили работы 2020–2025 годов как наиболее релевантные для изучения современного состояния проблемы. По типу публикации учитывались рецензируемые научные статьи, систематические обзоры и метаанализы. По тематической направленности отбирались источники, посвящённые применению ИИ в обучении английскому языку как иностранному или второму (EFL/ESL) в контексте высшего образования. Обязательным условием служило наличие открытого доступа к полному тексту. Языком публикации выступал английский.</w:t>
+        <w:t>Выбор критериев включения и исключения определялся логикой исследовательского вопроса и необходимостью обеспечить сопоставимость анализируемых данных.</w:t>
       </w:r>
     </w:p>
     <w:p>
@@ -445,7 +445,21 @@
           <w:rFonts w:ascii="Times New Roman" w:hAnsi="Times New Roman" w:cs="Times New Roman"/>
           <w:sz w:val="24"/>
         </w:rPr>
-        <w:t>Из рассмотрения исключались материалы без научного рецензирования, в частности блоги и нерецензируемые конференционные тезисы. Не рассматривались исследования, ориентированные исключительно на школьный уровень (K-12), а также технические публикации об алгоритмах ИИ без педагогической составляющей. Источники, недоступные в открытом доступе, также не принимались.</w:t>
+        <w:t>Хронологические рамки 2020–2025 годов обусловлены тем, что именно в этот период генеративный ИИ перешёл из статуса экспериментального инструмента в категорию массово доступных образовательных технологий, а значит, более ранние исследования описывали принципиально иной технологический ландшафт. В выборку включались рецензируемые научные статьи, систематические обзоры и метаанализы как жанры, гарантирующие минимальный стандарт научной верификации результатов. Тематическим фокусом служило применение ИИ в обучении английскому языку как иностранному или второму (EFL/ESL) в контексте высшего образования, поскольку данные из принципиально иных контекстов, в частности школьного или корпоративного, требуют самостоятельного обоснования переносимости. Обязательным условием являлось наличие открытого доступа к полному тексту, что обеспечивало верифицируемость всех включённых источников. Публикации рассматривались на английском языке как доминирующем в международном педагогическом дискурсе.</w:t>
+      </w:r>
+    </w:p>
+    <w:p>
+      <w:pPr>
+        <w:spacing w:before="0" w:after="120"/>
+        <w:ind w:firstLine="709"/>
+        <w:jc w:val="both"/>
+      </w:pPr>
+      <w:r>
+        <w:rPr>
+          <w:rFonts w:ascii="Times New Roman" w:hAnsi="Times New Roman" w:cs="Times New Roman"/>
+          <w:sz w:val="24"/>
+        </w:rPr>
+        <w:t>Критерии исключения зеркально соответствовали перечисленным условиям. Нерецензируемые материалы, в частности блоги и конференционные тезисы, не обеспечивают необходимого уровня научной верификации. Исследования, ориентированные исключительно на школьный уровень (K-12), исключались ввиду принципиальных методических различий между языковым обучением в школе и вузе. Технические публикации об алгоритмах ИИ без педагогической составляющей находились за пределами предметного поля обзора. Источники, недоступные в открытом доступе, также не принимались.</w:t>
       </w:r>
     </w:p>
     <w:p>
@@ -658,7 +672,7 @@
                 <w:rFonts w:ascii="Times New Roman" w:hAnsi="Times New Roman" w:cs="Times New Roman"/>
                 <w:sz w:val="22"/>
               </w:rPr>
-              <w:t>Адаптивное обучение и персонализация</w:t>
+              <w:t>Мотивационные и адаптивные эффекты ИИ</w:t>
             </w:r>
           </w:p>
         </w:tc>
@@ -932,7 +946,7 @@
           <w:rFonts w:ascii="Times New Roman" w:hAnsi="Times New Roman" w:cs="Times New Roman"/>
           <w:sz w:val="24"/>
         </w:rPr>
-        <w:t>Li et al. [30] сопоставили результаты подготовки с ИИ-чатботом и с преподавателем-фасилитатором. Студенты из обеих групп показали сопоставимые результаты в тестах, однако речь «чатботной» группы отличалась более бедным лексическим репертуаром. Авторы делают вывод о взаимодополнительности двух форматов, а не конкуренции между ними, что представляется более корректной интерпретацией. Смежные данные получены в исследованиях ИИ-опосредованного развития словарного запаса [33] и адаптивного чтения с биометрической обратной связью [32], что свидетельствует о постепенном расширении области применения ИИ-инструментов за пределы традиционной устноречевой практики.</w:t>
+        <w:t>Li et al. [30] сопоставили результаты подготовки с ИИ-чатботом и с преподавателем-фасилитатором. Студенты из обеих групп показали сопоставимые результаты в тестах, однако речь «чатботной» группы отличалась более бедным лексическим репертуаром. Примечательно, что именно это ограничение ИИ-чатбота становится у авторов ключевым аргументом в пользу комбинированного формата, при котором чатбот берёт на себя обеспечение объёма и доступности практики, тогда как преподаватель отвечает за лексическое и дискурсивное обогащение. Смежные данные получены в исследованиях ИИ-опосредованного развития словарного запаса [33] и адаптивного чтения с биометрической обратной связью [32], что свидетельствует о постепенном расширении области применения ИИ-инструментов за пределы традиционной устноречевой практики.</w:t>
       </w:r>
     </w:p>
     <w:p>
@@ -960,7 +974,7 @@
           <w:b/>
           <w:sz w:val="24"/>
         </w:rPr>
-        <w:t>3.3. Адаптивное обучение и персонализация образовательных траекторий</w:t>
+        <w:t>3.3. Мотивационные и адаптивные эффекты ИИ в изучении иностранного языка</w:t>
       </w:r>
     </w:p>
     <w:p>
@@ -974,7 +988,7 @@
           <w:rFonts w:ascii="Times New Roman" w:hAnsi="Times New Roman" w:cs="Times New Roman"/>
           <w:sz w:val="24"/>
         </w:rPr>
-        <w:t>Адаптивные обучающие системы представляют собой наиболее технологически зрелую область применения ИИ в образовании. Применительно к иностранному языку их потенциал очевиден. Уровни владения языком и индивидуальные пробелы у студентов одной группы могут различаться разительно, и единый темп обучения неизбежно оказывается либо избыточным для одних, либо недостаточным для других.</w:t>
+        <w:t>Мотивационное и аффективное измерения оказались одними из наиболее активно исследуемых в контексте ИИ в иноязычном образовании, и это закономерно. Влияние технологии на учебную деятельность реализуется не только через непосредственный прирост знаний и умений, но и через изменение учебной мотивации, установок, готовности к самостоятельному труду и долгосрочного отношения студентов к собственному языковому развитию.</w:t>
       </w:r>
     </w:p>
     <w:p>
@@ -1016,7 +1030,7 @@
           <w:rFonts w:ascii="Times New Roman" w:hAnsi="Times New Roman" w:cs="Times New Roman"/>
           <w:sz w:val="24"/>
         </w:rPr>
-        <w:t>Теоретически важное разграничение предлагают Liu et al. [38], работающие в рамках теории самодетерминации. ИИ-поддержка усиливает автономию студента только при наличии педагогических «строительных лесов» (scaffolding) со стороны преподавателя. В противном случае та же ИИ-поддержка может автономию подавлять, формируя зависимость вместо самостоятельности. Это, на наш взгляд, принципиальный вывод для практики.</w:t>
+        <w:t>Теоретически важное разграничение предлагают Ma et al. [38], работающие в рамках теории самодетерминации. ИИ-поддержка усиливает автономию студента только при наличии педагогических «строительных лесов» (scaffolding) со стороны преподавателя. В противном случае та же ИИ-поддержка может автономию подавлять, формируя зависимость вместо самостоятельности. Это, на наш взгляд, принципиальный вывод для практики.</w:t>
       </w:r>
     </w:p>
     <w:p>
@@ -1030,7 +1044,7 @@
           <w:rFonts w:ascii="Times New Roman" w:hAnsi="Times New Roman" w:cs="Times New Roman"/>
           <w:sz w:val="24"/>
         </w:rPr>
-        <w:t>Wei et al. [36] на основе модели последовательной медиации показали, что путь от ИИ-грамотности студента к устойчивому использованию ИИ в обучении опосредован позитивными установками и удовольствием от взаимодействия с инструментом. Практический вывод прост, хотя и нетривиален. Простого внедрения ИИ-инструментов недостаточно. Необходимо целенаправленное формирование позитивного и одновременно критического отношения к ним.</w:t>
+        <w:t>Fan et al. [36] на основе модели последовательной медиации показали, что путь от ИИ-грамотности студента к устойчивому использованию ИИ в обучении опосредован позитивными установками и удовольствием от взаимодействия с инструментом. Практический вывод прост, хотя и нетривиален. Простого внедрения ИИ-инструментов недостаточно. Необходимо целенаправленное формирование позитивного и одновременно критического отношения к ним.</w:t>
       </w:r>
     </w:p>
     <w:p>
@@ -1044,7 +1058,7 @@
           <w:rFonts w:ascii="Times New Roman" w:hAnsi="Times New Roman" w:cs="Times New Roman"/>
           <w:sz w:val="24"/>
         </w:rPr>
-        <w:t>Смежный результат получен Huang et al. [39] в исследовании L2-установки на рост (L2 growth mindset) в контексте ИИ-чатботов. Воспринимаемая удобность использования чатбота напрямую формировала у студентов установку на рост, которая, в свою очередь, стимулировала долгосрочную речевую вовлечённость. Иными словами, то, насколько органично ИИ-инструмент встроен в учебный процесс, влияет не только на немедленную результативность, но и на устойчивые установки студентов относительно собственного языкового развития. Перспективную теоретическую рамку для интерпретации описанных эффектов предлагают Chen et al. [37], рассматривающие взаимодействие студента с ИИ через призму «экологического сопряжения» (ecological coupling) и показывающие, что это взаимодействие встроено в более широкую учебную экологию, формирующую его исходы. Li et al. [45] эмпирически подтверждают эффективность ИИ-опосредованного скаффолдинга для академических достижений студентов в условиях высшей школы.</w:t>
+        <w:t>Смежный результат получен Huang et al. [39] в исследовании L2-установки на рост (L2 growth mindset) в контексте ИИ-чатботов. Воспринимаемая удобность использования чатбота напрямую формировала у студентов установку на рост, которая, в свою очередь, стимулировала долгосрочную речевую вовлечённость. Иными словами, то, насколько органично ИИ-инструмент встроен в учебный процесс, влияет не только на немедленную результативность, но и на устойчивые установки студентов относительно собственного языкового развития. Перспективную теоретическую рамку для интерпретации описанных эффектов предлагают Ge et al. [37], рассматривающие взаимодействие студента с ИИ через призму «экологического сопряжения» (ecological coupling) и показывающие, что это взаимодействие встроено в более широкую учебную экологию, формирующую его исходы. Li et al. [45] эмпирически подтверждают эффективность ИИ-опосредованного скаффолдинга для академических достижений студентов в условиях высшей школы.</w:t>
       </w:r>
     </w:p>
     <w:p>
@@ -1086,7 +1100,7 @@
           <w:rFonts w:ascii="Times New Roman" w:hAnsi="Times New Roman" w:cs="Times New Roman"/>
           <w:sz w:val="24"/>
         </w:rPr>
-        <w:t>Zhao et al. [42] выделили четыре трансформированные роли, которые приобретает преподаватель английского языка в ИИ-насыщенной среде. Первая из них представляет собой роль эволюционирующего фасилитатора, задачей которого становится организация учебного опыта, а не передача информации. Вторая соответствует специалисту по смешанному обучению, осознанно интегрирующему ИИ в дидактическую систему. Третья связана с позицией гибкого дизайнера учебных материалов, использующего ИИ для быстрой адаптации контента. Четвёртая роль предполагает владение навыками промпт-инжиниринга для получения педагогически ценных результатов от ИИ-систем. Важно, что ни одна из этих ролей не предполагает снижения профессиональной нагрузки, напротив, все они требуют более глубокой педагогической рефлексии.</w:t>
+        <w:t>Almegren et al. [42] выделили четыре трансформированные роли преподавателя английского языка в ИИ-насыщенной среде, которые в совокупности указывают на усложнение, а не упрощение педагогического труда. Согласно авторам, преподаватель приобретает функции фасилитатора учебного опыта, ориентированного на организацию взаимодействия вместо трансляции знания; специалиста по смешанному обучению, осознанно соединяющего ИИ-компоненты с живой дидактикой; гибкого дизайнера учебных материалов, способного оперативно адаптировать контент с помощью ИИ; а также владельца навыков промпт-инжиниринга, позволяющих извлекать педагогически ценные результаты из языковых моделей. Ни одна из этих ролей не предполагает снижения профессиональной нагрузки, все они требуют более глубокой методической рефлексии.</w:t>
       </w:r>
     </w:p>
     <w:p>
@@ -1100,7 +1114,7 @@
           <w:rFonts w:ascii="Times New Roman" w:hAnsi="Times New Roman" w:cs="Times New Roman"/>
           <w:sz w:val="24"/>
         </w:rPr>
-        <w:t>Качественное исследование Sun et al. [43] зафиксировало значительную вариативность в реальных практиках преподавателей. Педагоги с развитыми рефлексивными практиками применяли ИИ для создания дифференцированных заданий. Педагоги с меньшим опытом использовали его преимущественно для генерации стандартных упражнений, что давало предсказуемо скромный дидактический эффект. Вывод авторов принципиален. Педагогическое мышление является более значимой переменной, чем технологический инструментарий.</w:t>
+        <w:t>Качественное исследование Zaimoğlu et al. [43] зафиксировало значительную вариативность в реальных практиках преподавателей. Педагоги с развитыми рефлексивными практиками применяли ИИ для создания дифференцированных заданий. Педагоги с меньшим опытом использовали его преимущественно для генерации стандартных упражнений, что давало предсказуемо скромный дидактический эффект. Вывод авторов принципиален. Педагогическое мышление является более значимой переменной, чем технологический инструментарий.</w:t>
       </w:r>
     </w:p>
     <w:p>
@@ -1142,7 +1156,7 @@
           <w:rFonts w:ascii="Times New Roman" w:hAnsi="Times New Roman" w:cs="Times New Roman"/>
           <w:sz w:val="24"/>
         </w:rPr>
-        <w:t>Wang et al. [40] обнаружили, что воспринимаемая поддержка преподавателя значимо связана с субъективным благополучием студентов даже в высокотехнологичных образовательных средах. Иными словами, человеческий педагогический компонент сохраняет свою незаменимость независимо от уровня технологизации обучения.</w:t>
+        <w:t>Pan et al. [40] обнаружили, что воспринимаемая поддержка преподавателя значимо связана с субъективным благополучием студентов даже в высокотехнологичных образовательных средах. Иными словами, человеческий педагогический компонент сохраняет свою незаменимость независимо от уровня технологизации обучения.</w:t>
       </w:r>
     </w:p>
     <w:p>
@@ -1282,7 +1296,7 @@
           <w:rFonts w:ascii="Times New Roman" w:hAnsi="Times New Roman" w:cs="Times New Roman"/>
           <w:sz w:val="24"/>
         </w:rPr>
-        <w:t>Российский педагогический вуз образует отличный контекст по четырём измерениям.</w:t>
+        <w:t>Российский педагогический вуз образует качественно иной контекст, понять который невозможно без рассмотрения нескольких взаимосвязанных факторов.</w:t>
       </w:r>
     </w:p>
     <w:p>
@@ -1296,49 +1310,7 @@
           <w:rFonts w:ascii="Times New Roman" w:hAnsi="Times New Roman" w:cs="Times New Roman"/>
           <w:sz w:val="24"/>
         </w:rPr>
-        <w:t>В нормативном плане ФГОС ВО по направлению «Педагогическое образование» закрепляет необходимость формирования цифровых компетенций, но прямых указаний на ИИ-инструменты не содержит. Между тем международный опыт показывает, что внедрение ИИ в высшую школу сопровождается как реальными дидактическими возможностями, так и серьёзными институциональными и педагогическими вызовами, требующими осмысленной политики на уровне университета [4]. Педагогическая легитимизация ИИ в российском вузе пока во многом определяется позицией конкретной кафедры.</w:t>
-      </w:r>
-    </w:p>
-    <w:p>
-      <w:pPr>
-        <w:spacing w:before="0" w:after="120"/>
-        <w:ind w:firstLine="709"/>
-        <w:jc w:val="both"/>
-      </w:pPr>
-      <w:r>
-        <w:rPr>
-          <w:rFonts w:ascii="Times New Roman" w:hAnsi="Times New Roman" w:cs="Times New Roman"/>
-          <w:sz w:val="24"/>
-        </w:rPr>
-        <w:t>В дидактическом плане отечественная методика преподавания иностранных языков опирается на развитую традицию коммуникативно-деятельностного подхода, в которой роль преподавателя как организатора живого иноязычного взаимодействия является центральной. Это создаёт ресурс в виде высокого уровня методической рефлексии преподавателей, но одновременно порождает потенциальный барьер в виде сопротивления технологической замене.</w:t>
-      </w:r>
-    </w:p>
-    <w:p>
-      <w:pPr>
-        <w:spacing w:before="0" w:after="120"/>
-        <w:ind w:firstLine="709"/>
-        <w:jc w:val="both"/>
-      </w:pPr>
-      <w:r>
-        <w:rPr>
-          <w:rFonts w:ascii="Times New Roman" w:hAnsi="Times New Roman" w:cs="Times New Roman"/>
-          <w:sz w:val="24"/>
-        </w:rPr>
-        <w:t>В языковом плане российские студенты педагогических вузов изучают английский как иностранный (EFL), что совпадает с преобладающим контекстом рассмотренных исследований и обеспечивает достаточно высокую переносимость результатов.</w:t>
-      </w:r>
-    </w:p>
-    <w:p>
-      <w:pPr>
-        <w:spacing w:before="0" w:after="120"/>
-        <w:ind w:firstLine="709"/>
-        <w:jc w:val="both"/>
-      </w:pPr>
-      <w:r>
-        <w:rPr>
-          <w:rFonts w:ascii="Times New Roman" w:hAnsi="Times New Roman" w:cs="Times New Roman"/>
-          <w:sz w:val="24"/>
-        </w:rPr>
-        <w:t>В технологическом плане доступность ряда зарубежных ИИ-инструментов в России имеет нормативные и технические ограничения. Это актуализирует вопрос об отечественных аналогах, педагогический потенциал которых пока остаётся неизученным.</w:t>
+        <w:t>ФГОС ВО по направлению «Педагогическое образование» закрепляет необходимость формирования цифровых компетенций, однако конкретных указаний на ИИ-инструменты не содержит, что порождает значительную неопределённость на уровне кафедр и учебных программ; педагогическая легитимизация ИИ пока во многом определяется позицией конкретной кафедры, тогда как международный опыт показывает необходимость осмысленной политики на уровне всего университета [4]. Дидактически отечественная методика преподавания иностранных языков опирается на развитую традицию коммуникативно-деятельностного подхода, в которой роль преподавателя как организатора живого иноязычного взаимодействия является центральной. Это, с одной стороны, задаёт высокий уровень методической рефлексии и тем самым создаёт ресурс для критического освоения ИИ, а с другой стороны, может формировать сопротивление тем моделям, где технологический компонент замещает непосредственный педагогический контакт. Языковой контекст оказывается наиболее благоприятным с точки зрения переносимости, поскольку российские студенты педагогических вузов изучают английский как иностранный (EFL), что принципиально совпадает с преобладающим контекстом рассмотренных исследований. Вместе с тем ограниченная доступность ряда зарубежных ИИ-инструментов актуализирует вопрос об отечественных аналогах, педагогический потенциал которых пока остаётся практически неизученным.</w:t>
       </w:r>
     </w:p>
     <w:p>
@@ -1478,7 +1450,7 @@
           <w:rFonts w:ascii="Times New Roman" w:hAnsi="Times New Roman" w:cs="Times New Roman"/>
           <w:sz w:val="24"/>
         </w:rPr>
-        <w:t>Синтез данных обзора позволяет обозначить условия, необходимые для успешной адаптации зарубежного опыта.</w:t>
+        <w:t>Синтез данных обзора позволяет обозначить условия, необходимые для успешной адаптации зарубежного опыта, и показательно, что все они оказываются не технологическими, а педагогическими по своей природе.</w:t>
       </w:r>
     </w:p>
     <w:p>
@@ -1492,7 +1464,7 @@
           <w:rFonts w:ascii="Times New Roman" w:hAnsi="Times New Roman" w:cs="Times New Roman"/>
           <w:sz w:val="24"/>
         </w:rPr>
-        <w:t>Методическое сопровождение значит больше, чем выбор инструмента. Исследование Sun et al. [43] убедительно показало, что педагогическое мышление преподавателя является более значимой переменной, чем технология как таковая. Стихийное внедрение без методической рамки, как правило, воспроизводит недостатки традиционного обучения в новой технологической оболочке.</w:t>
+        <w:t>Центральным из этих условий является качество методического сопровождения. Исследование Zaimoğlu et al. [43] убедительно показало, что педагогическое мышление преподавателя является более значимой переменной, чем выбор конкретного ИИ-инструмента, а это означает, что стихийное внедрение без методической рамки, как правило, воспроизводит ограничения традиционного обучения в новой технологической оболочке, а не преодолевает их.</w:t>
       </w:r>
     </w:p>
     <w:p>
@@ -1506,7 +1478,7 @@
           <w:rFonts w:ascii="Times New Roman" w:hAnsi="Times New Roman" w:cs="Times New Roman"/>
           <w:sz w:val="24"/>
         </w:rPr>
-        <w:t>Формирование у студентов рефлексивного отношения к ИИ-результатам представляет собой самостоятельную педагогическую задачу, не решающуюся сама собой. Li et al. [22] и Zhang et al. [17] независимо друг от друга зафиксировали устойчивую тенденцию к некритическому принятию ИИ-генерированного контента, и эту тенденцию нужно специально преодолевать.</w:t>
+        <w:t>Не менее существенным условием является целенаправленное формирование у студентов рефлексивного отношения к ИИ-контенту, которое не возникает само собой. Li et al. [22] и Zhang et al. [17] независимо друг от друга зафиксировали устойчивую тенденцию к некритическому принятию ИИ-генерированных результатов, и преодоление этой тенденции требует специальной педагогической работы, начиная с первых занятий.</w:t>
       </w:r>
     </w:p>
     <w:p>
@@ -1520,7 +1492,7 @@
           <w:rFonts w:ascii="Times New Roman" w:hAnsi="Times New Roman" w:cs="Times New Roman"/>
           <w:sz w:val="24"/>
         </w:rPr>
-        <w:t>Сохранение коммуникативного ядра обучения означает, что ИИ должен расширять возможности иноязычного взаимодействия, а не вытеснять его. Wang et al. [40] показали, что воспринимаемая поддержка преподавателя остаётся значимым фактором субъективного благополучия студентов даже в высокотехнологичных образовательных средах.</w:t>
+        <w:t>Оба названных условия предполагают более общий принцип, суть которого сводится к сохранению коммуникативного ядра обучения. Данные Pan et al. [40] показали, что воспринимаемая поддержка преподавателя остаётся значимым фактором субъективного благополучия студентов даже в высокотехнологичных образовательных средах, что указывает на неустранимость человеческого педагогического компонента независимо от уровня технологизации.</w:t>
       </w:r>
     </w:p>
     <w:p>
@@ -1534,21 +1506,7 @@
           <w:rFonts w:ascii="Times New Roman" w:hAnsi="Times New Roman" w:cs="Times New Roman"/>
           <w:sz w:val="24"/>
         </w:rPr>
-        <w:t>Институциональная поддержка создаёт необходимую, но недостаточную основу. Чёткая политика вуза в отношении ИИ, программы повышения квалификации преподавателей и соответствующая технологическая инфраструктура задают рамку; но без педагогической культуры рефлексии эта рамка рискует остаться невостребованной.</w:t>
-      </w:r>
-    </w:p>
-    <w:p>
-      <w:pPr>
-        <w:spacing w:before="0" w:after="120"/>
-        <w:ind w:firstLine="709"/>
-        <w:jc w:val="both"/>
-      </w:pPr>
-      <w:r>
-        <w:rPr>
-          <w:rFonts w:ascii="Times New Roman" w:hAnsi="Times New Roman" w:cs="Times New Roman"/>
-          <w:sz w:val="24"/>
-        </w:rPr>
-        <w:t>Нормативная пропедевтика академической честности применительно к ИИ представляет собой работу, которую необходимо вести с первого курса и которая требует не запретов, а диалога о границах и ответственности.</w:t>
+        <w:t>Наряду с педагогическими условиями необходима институциональная рамка, складывающаяся из чёткой политики вуза в отношении ИИ, программ повышения квалификации преподавателей и соответствующей технологической инфраструктуры. Вместе с тем институциональная поддержка является необходимым, но не достаточным условием, и без устойчивой педагогической культуры рефлексии она рискует остаться невостребованной. Отдельной задачей является нормативная пропедевтика академической честности применительно к ИИ, которую необходимо выстраивать с первого курса как диалог о границах и ответственности, а не как перечень запретов.</w:t>
       </w:r>
     </w:p>
     <w:p>
@@ -1618,7 +1576,7 @@
           <w:rFonts w:ascii="Times New Roman" w:hAnsi="Times New Roman" w:cs="Times New Roman"/>
           <w:sz w:val="24"/>
         </w:rPr>
-        <w:t>Систематический обзор 50 зарубежных источников 2020–2025 годов позволяет сформулировать несколько выводов, выходящих за рамки общего тезиса об «ИИ как полезном инструменте».</w:t>
+        <w:t>Систематический обзор 50 зарубежных источников 2020–2025 годов позволяет сформулировать выводы в соответствии с каждой из поставленных задач, и в совокупности эти выводы складываются в картину, выходящую за рамки общего тезиса об «ИИ как полезном инструменте».</w:t>
       </w:r>
     </w:p>
     <w:p>
@@ -1632,7 +1590,7 @@
           <w:rFonts w:ascii="Times New Roman" w:hAnsi="Times New Roman" w:cs="Times New Roman"/>
           <w:sz w:val="24"/>
         </w:rPr>
-        <w:t>Педагогическая эффективность ИИ в иноязычном образовании определяется не характеристиками самих инструментов, а качеством педагогического контекста, в который они встроены. Ни одно из рассмотренных исследований не подтверждает ни возможности, ни целесообразности замены преподавателя. Напротив, данные последовательно указывают на возрастание требований к педагогическому мастерству по мере того, как технологическая составляющая обучения усложняется.</w:t>
+        <w:t>Применительно к первой задаче, связанной с систематизацией направлений, установлено, что зарубежные исследования охватывают пять тематических блоков. Наибольший массив эмпирических данных накоплен по применению ИИ в письменной речи, тогда как устноречевая практика с ИИ-чатботами и особенно подготовка преподавателей к ИИ-насыщенной среде остаются относительно менее исследованными. Это распределение само по себе является педагогически значимым результатом обзора.</w:t>
       </w:r>
     </w:p>
     <w:p>
@@ -1646,7 +1604,7 @@
           <w:rFonts w:ascii="Times New Roman" w:hAnsi="Times New Roman" w:cs="Times New Roman"/>
           <w:sz w:val="24"/>
         </w:rPr>
-        <w:t>Российский педагогический вуз располагает собственным ресурсом для этой работы. Развитая традиция коммуникативно-деятельностной методики и высокий уровень методической рефлексии преподавательского сообщества создают прочную основу. Вопрос в том, будет ли этот ресурс задействован системно, а не стихийно.</w:t>
+        <w:t>Второй вывод, отвечающий на вопрос о педагогических эффектах и условиях, прослеживается во всех рассмотренных направлениях как сквозная закономерность. Педагогическая эффективность ИИ-инструментов определяется не их технологическими характеристиками, а качеством дидактического контекста, в который они встроены. Среди рассмотренных исследований нами не обнаружено ни одной работы, которая подтверждала бы возможность или целесообразность замены преподавателя; напротив, данные последовательно указывают на возрастание требований к педагогическому мастерству по мере усложнения технологической составляющей обучения.</w:t>
       </w:r>
     </w:p>
     <w:p>
@@ -1660,7 +1618,7 @@
           <w:rFonts w:ascii="Times New Roman" w:hAnsi="Times New Roman" w:cs="Times New Roman"/>
           <w:sz w:val="24"/>
         </w:rPr>
-        <w:t>Три направления, обозначенные как приоритетные, объединены общей логикой. Во всех трёх случаях ИИ выступает инструментом расширения возможностей иноязычного образования, а не их замещения.</w:t>
+        <w:t>Трансформация роли преподавателя, которой посвящена третья задача, разворачивается в направлении, которое можно охарактеризовать как профессиональное усложнение без упрощения. Преподаватель приобретает функции фасилитатора учебного опыта, критического посредника между студентом и ИИ-инструментом и проектировщика педагогических сред с генеративными технологиями, что требует более глубокой методической рефлексии, нежели традиционная модель передачи знания.</w:t>
       </w:r>
     </w:p>
     <w:p>
@@ -1674,7 +1632,21 @@
           <w:rFonts w:ascii="Times New Roman" w:hAnsi="Times New Roman" w:cs="Times New Roman"/>
           <w:sz w:val="24"/>
         </w:rPr>
-        <w:t>Перспективные направления дальнейших исследований связаны прежде всего с апробацией конкретных моделей интеграции ИИ в программы подготовки учителей английского языка в российских педагогических вузах, а также с педагогически ориентированным изучением возможностей отечественных ИИ-сервисов, представляющих собой ресурс, остающийся в значительной мере неисследованным.</w:t>
+        <w:t>Четвёртый вывод, соответствующий финальной задаче, связан с условиями и барьерами адаптации. Российский педагогический вуз располагает собственным ресурсом в виде развитой коммуникативно-деятельностной традиции и высокого уровня методической рефлексии. Три направления с наибольшим потенциалом адаптации, а именно ИИ-поддержка письменной речи, расширение внеаудиторной устноречевой практики и подготовка будущих учителей к работе в ИИ-насыщенной среде, объединены общей логикой, согласно которой ИИ выступает инструментом расширения образовательных возможностей, а не их замещения.</w:t>
+      </w:r>
+    </w:p>
+    <w:p>
+      <w:pPr>
+        <w:spacing w:before="0" w:after="120"/>
+        <w:ind w:firstLine="709"/>
+        <w:jc w:val="both"/>
+      </w:pPr>
+      <w:r>
+        <w:rPr>
+          <w:rFonts w:ascii="Times New Roman" w:hAnsi="Times New Roman" w:cs="Times New Roman"/>
+          <w:sz w:val="24"/>
+        </w:rPr>
+        <w:t>Ограничения настоящего обзора, прежде всего частичная воспроизводимость отбора, языковая избирательность корпуса и высокая скорость изменений в области генеративного ИИ, определяют направления дальнейших исследований. Приоритетными среди них представляются апробация конкретных моделей интеграции ИИ в программы подготовки учителей английского языка в российских педагогических вузах и педагогически ориентированное изучение возможностей отечественных ИИ-сервисов, потенциал которых пока фактически не исследован.</w:t>
       </w:r>
     </w:p>
     <w:p>
@@ -1786,7 +1758,7 @@
           <w:rFonts w:ascii="Times New Roman" w:hAnsi="Times New Roman" w:cs="Times New Roman"/>
           <w:sz w:val="24"/>
         </w:rPr>
-        <w:t>7. Godwin-Jones R. Emerging spaces for language learning: AI bots, ambient intelligence, and the metaverse // Language Learning and Technology. 2023. Vol. 27, No. 2. P. 6–27.</w:t>
+        <w:t>7. Godwin-Jones R. Emerging spaces for language learning: AI bots, ambient intelligence, and the metaverse // Language Learning and Technology. 2023. Vol. 27, No. 2. P. 6–27. URL: https://www.lltjournal.org/item/10125-73501/ (дата обращения: 22.06.2026).</w:t>
       </w:r>
     </w:p>
     <w:p>
@@ -1912,7 +1884,7 @@
           <w:rFonts w:ascii="Times New Roman" w:hAnsi="Times New Roman" w:cs="Times New Roman"/>
           <w:sz w:val="24"/>
         </w:rPr>
-        <w:t>16. Sallam M. et al. Higher education students' perceptions of ChatGPT: a global study of early reactions. 2025. URL: https://pmc.ncbi.nlm.nih.gov/articles/PMC11798494/ (дата обращения: 22.06.2026).</w:t>
+        <w:t>16. Sallam M. et al. Higher education students' perceptions of ChatGPT: a global study of early reactions // PLOS ONE. 2025. DOI: 10.1371/journal.pone.0315011 (дата обращения: 22.06.2026).</w:t>
       </w:r>
     </w:p>
     <w:p>
@@ -1926,7 +1898,7 @@
           <w:rFonts w:ascii="Times New Roman" w:hAnsi="Times New Roman" w:cs="Times New Roman"/>
           <w:sz w:val="24"/>
         </w:rPr>
-        <w:t>17. Zhang Y. et al. Perceptions vs. practices: academic integrity and actual ChatGPT use among EFL students. 2025. URL: https://pmc.ncbi.nlm.nih.gov/articles/PMC13044046/ (дата обращения: 22.06.2026).</w:t>
+        <w:t>17. Zhang Y. et al. Perceptions vs. practices: academic integrity and actual ChatGPT use among EFL students // Frontiers in Psychology. 2025. URL: https://pmc.ncbi.nlm.nih.gov/articles/PMC13044046/ (дата обращения: 22.06.2026).</w:t>
       </w:r>
     </w:p>
     <w:p>
@@ -2178,7 +2150,7 @@
           <w:rFonts w:ascii="Times New Roman" w:hAnsi="Times New Roman" w:cs="Times New Roman"/>
           <w:sz w:val="24"/>
         </w:rPr>
-        <w:t>35. Lin C. et al. AI-empowered applications effects on EFL learners' engagement and academic procrastination. 2024. URL: https://pmc.ncbi.nlm.nih.gov/articles/PMC11656581/ (дата обращения: 22.06.2026).</w:t>
+        <w:t>35. Lin C. et al. AI-empowered applications effects on EFL learners' engagement in the classroom and academic procrastination // BMC Psychology. 2024. Vol. 12. Art. 739. URL: https://pmc.ncbi.nlm.nih.gov/articles/PMC11656581/ (дата обращения: 22.06.2026).</w:t>
       </w:r>
     </w:p>
     <w:p>
@@ -2192,7 +2164,7 @@
           <w:rFonts w:ascii="Times New Roman" w:hAnsi="Times New Roman" w:cs="Times New Roman"/>
           <w:sz w:val="24"/>
         </w:rPr>
-        <w:t>36. Wei X. et al. From literacy to learning: sequential mediation of attitudes and enjoyment in AI-assisted EFL education. 2024. URL: https://pmc.ncbi.nlm.nih.gov/articles/PMC11402731/ (дата обращения: 22.06.2026).</w:t>
+        <w:t>36. Fan J. et al. From literacy to learning: sequential mediation of attitudes and enjoyment in AI-assisted EFL education // Heliyon. 2024. DOI: 10.1016/j.heliyon.2024.e37158 (дата обращения: 22.06.2026).</w:t>
       </w:r>
     </w:p>
     <w:p>
@@ -2206,7 +2178,7 @@
           <w:rFonts w:ascii="Times New Roman" w:hAnsi="Times New Roman" w:cs="Times New Roman"/>
           <w:sz w:val="24"/>
         </w:rPr>
-        <w:t>37. Chen S. et al. Beyond tool use: how ecological coupling configures AI's empowerment for language learning. 2025. URL: https://pmc.ncbi.nlm.nih.gov/articles/PMC12872916/ (дата обращения: 22.06.2026).</w:t>
+        <w:t>37. Ge L. et al. Beyond tool use: how ecological coupling configures AI's empowerment for language learning engagement // Frontiers in Psychology. 2026. DOI: 10.3389/fpsyg.2026.1747355 (дата обращения: 22.06.2026).</w:t>
       </w:r>
     </w:p>
     <w:p>
@@ -2220,7 +2192,7 @@
           <w:rFonts w:ascii="Times New Roman" w:hAnsi="Times New Roman" w:cs="Times New Roman"/>
           <w:sz w:val="24"/>
         </w:rPr>
-        <w:t>38. Liu J. et al. The human touch in AI: self-determination theory and teacher scaffolding. 2025. URL: https://pmc.ncbi.nlm.nih.gov/articles/PMC12268064/ (дата обращения: 22.06.2026).</w:t>
+        <w:t>38. Ma Y. et al. The human touch in AI: optimizing language learning through self-determination theory and teacher scaffolding // Frontiers in Psychology. 2025. DOI: 10.3389/fpsyg.2025.1568239 (дата обращения: 22.06.2026).</w:t>
       </w:r>
     </w:p>
     <w:p>
@@ -2248,7 +2220,7 @@
           <w:rFonts w:ascii="Times New Roman" w:hAnsi="Times New Roman" w:cs="Times New Roman"/>
           <w:sz w:val="24"/>
         </w:rPr>
-        <w:t>40. Wang Y. et al. Effects of perceived teacher support on learner well-being in AI-integrated environment. 2025. URL: https://pmc.ncbi.nlm.nih.gov/articles/PMC12481513/ (дата обращения: 22.06.2026).</w:t>
+        <w:t>40. Pan Y. et al. Effects of perceived teacher support and growth language mindset on learner well-being in AI-integrated environment // Frontiers in Psychology. 2025. DOI: 10.3389/fpsyg.2025.1660462 (дата обращения: 22.06.2026).</w:t>
       </w:r>
     </w:p>
     <w:p>
@@ -2262,7 +2234,7 @@
           <w:rFonts w:ascii="Times New Roman" w:hAnsi="Times New Roman" w:cs="Times New Roman"/>
           <w:sz w:val="24"/>
         </w:rPr>
-        <w:t>41. Chen H. et al. Empowering EFL teachers' perceptions of generative AI-mediated self-professionalism. 2025. URL: https://pmc.ncbi.nlm.nih.gov/articles/PMC12185028/ (дата обращения: 22.06.2026).</w:t>
+        <w:t>41. Chen H. et al. Empowering EFL teachers' perceptions of generative AI-mediated self-professionalism // PLOS ONE. 2025. DOI: 10.1371/journal.pone.0326735 (дата обращения: 22.06.2026).</w:t>
       </w:r>
     </w:p>
     <w:p>
@@ -2276,7 +2248,7 @@
           <w:rFonts w:ascii="Times New Roman" w:hAnsi="Times New Roman" w:cs="Times New Roman"/>
           <w:sz w:val="24"/>
         </w:rPr>
-        <w:t>42. Zhao L. et al. AI powered ELT: instructors' transformative roles and opportunities. 2025. URL: https://pmc.ncbi.nlm.nih.gov/articles/PMC12121750/ (дата обращения: 22.06.2026).</w:t>
+        <w:t>42. Almegren A. et al. AI powered ELT: instructors' transformative roles and opportunities // PLOS ONE. 2025. DOI: 10.1371/journal.pone.0324910 (дата обращения: 22.06.2026).</w:t>
       </w:r>
     </w:p>
     <w:p>
@@ -2290,7 +2262,7 @@
           <w:rFonts w:ascii="Times New Roman" w:hAnsi="Times New Roman" w:cs="Times New Roman"/>
           <w:sz w:val="24"/>
         </w:rPr>
-        <w:t>43. Sun Z. et al. Teacher cognition and practices in using generative AI in EFL higher education. 2025. URL: https://pmc.ncbi.nlm.nih.gov/articles/PMC12466831/ (дата обращения: 22.06.2026).</w:t>
+        <w:t>43. Zaimoğlu S. et al. Teacher cognition and practices in using generative AI tools to support student engagement in EFL higher-education contexts // Behavioural Sciences. 2025. DOI: 10.3390/bs15091202 (дата обращения: 22.06.2026).</w:t>
       </w:r>
     </w:p>
     <w:p>
@@ -2318,7 +2290,7 @@
           <w:rFonts w:ascii="Times New Roman" w:hAnsi="Times New Roman" w:cs="Times New Roman"/>
           <w:sz w:val="24"/>
         </w:rPr>
-        <w:t>45. Li X. et al. The efficacy of AI-powered scaffolding in EFL acquisition in tertiary education. 2025. URL: https://pmc.ncbi.nlm.nih.gov/articles/PMC12836060/ (дата обращения: 22.06.2026).</w:t>
+        <w:t>45. Li X. et al. The efficacy of AI-powered scaffolding in individual EFL acquisition efficiency in tertiary educational context // Frontiers in Psychology. 2025. DOI: 10.3389/fpsyg.2025.1613285 (дата обращения: 22.06.2026).</w:t>
       </w:r>
     </w:p>
     <w:p>
